--- a/УЧПРАКТИКА_4345_ГАВРИЛОВ_ЕВ.docx
+++ b/УЧПРАКТИКА_4345_ГАВРИЛОВ_ЕВ.docx
@@ -1775,7 +1775,7 @@
         <w:pStyle w:val="BodyText"/>
         <w:numPr>
           <w:ilvl w:val="0"/>
-          <w:numId w:val="6"/>
+          <w:numId w:val="5"/>
         </w:numPr>
         <w:ind w:firstLine="709" w:start="0"/>
         <w:rPr/>
@@ -1790,7 +1790,7 @@
         <w:pStyle w:val="BodyText"/>
         <w:numPr>
           <w:ilvl w:val="0"/>
-          <w:numId w:val="6"/>
+          <w:numId w:val="5"/>
         </w:numPr>
         <w:ind w:firstLine="709" w:start="0"/>
         <w:rPr/>
@@ -1805,7 +1805,7 @@
         <w:pStyle w:val="BodyText"/>
         <w:numPr>
           <w:ilvl w:val="0"/>
-          <w:numId w:val="6"/>
+          <w:numId w:val="5"/>
         </w:numPr>
         <w:ind w:firstLine="709" w:start="0"/>
         <w:rPr/>
@@ -1820,26 +1820,14 @@
         <w:pStyle w:val="BodyText"/>
         <w:numPr>
           <w:ilvl w:val="0"/>
-          <w:numId w:val="6"/>
+          <w:numId w:val="5"/>
         </w:numPr>
         <w:ind w:firstLine="709" w:start="0"/>
         <w:rPr/>
       </w:pPr>
       <w:r>
         <w:rPr/>
-        <w:t xml:space="preserve">Разработать GUI с возможностью ввода данных вручную, загрузки из файла и случайной генерации, </w:t>
-      </w:r>
-      <w:r>
-        <w:rPr/>
-        <w:t>о</w:t>
-      </w:r>
-      <w:r>
-        <w:rPr/>
-        <w:t>беспечить настройку параметров алгоритма пользователем, возможность пропуска шагов и перехода к конечному результат</w:t>
-      </w:r>
-      <w:r>
-        <w:rPr/>
-        <w:t>у и откат назад</w:t>
+        <w:t>Разработать GUI с возможностью ввода данных вручную, загрузки из файла и случайной генерации, обеспечить настройку параметров алгоритма пользователем, возможность пропуска шагов и перехода к конечному результату и откат назад</w:t>
       </w:r>
     </w:p>
     <w:p>
@@ -1847,26 +1835,14 @@
         <w:pStyle w:val="BodyText"/>
         <w:numPr>
           <w:ilvl w:val="0"/>
-          <w:numId w:val="6"/>
+          <w:numId w:val="5"/>
         </w:numPr>
         <w:ind w:firstLine="709" w:start="0"/>
         <w:rPr/>
       </w:pPr>
       <w:r>
         <w:rPr/>
-        <w:t>Реализовать п</w:t>
-      </w:r>
-      <w:r>
-        <w:rPr/>
-        <w:t xml:space="preserve">ошаговую визуализацию: текущая аппроксимация, </w:t>
-      </w:r>
-      <w:r>
-        <w:rPr/>
-        <w:t>оптимальное</w:t>
-      </w:r>
-      <w:r>
-        <w:rPr/>
-        <w:t xml:space="preserve"> решение, график функции качества от поколения</w:t>
+        <w:t>Реализовать пошаговую визуализацию: текущая аппроксимация, оптимальное решение, график функции качества от поколения</w:t>
       </w:r>
       <w:bookmarkEnd w:id="3"/>
       <w:r>
@@ -1879,7 +1855,7 @@
         <w:pStyle w:val="BodyText"/>
         <w:numPr>
           <w:ilvl w:val="0"/>
-          <w:numId w:val="6"/>
+          <w:numId w:val="5"/>
         </w:numPr>
         <w:ind w:firstLine="709" w:start="0"/>
         <w:rPr/>
@@ -1931,7 +1907,7 @@
       </w:pPr>
       <w:r>
         <w:rPr>
-          <w:rFonts w:eastAsia="Noto Serif CJK SC" w:ascii="Times New Roman" w:hAnsi="Times New Roman"/>
+          <w:rFonts w:eastAsia="Noto Serif CJK SC"/>
           <w:color w:val="auto"/>
           <w:sz w:val="28"/>
           <w:lang w:val="ru-RU" w:eastAsia="zh-CN" w:bidi="hi-IN"/>
@@ -1940,7 +1916,7 @@
       </w:r>
       <w:r>
         <w:rPr>
-          <w:rFonts w:eastAsia="Noto Serif CJK SC" w:ascii="Times New Roman" w:hAnsi="Times New Roman"/>
+          <w:rFonts w:eastAsia="Noto Serif CJK SC"/>
           <w:color w:val="auto"/>
           <w:sz w:val="28"/>
           <w:lang w:val="ru-RU" w:eastAsia="zh-CN" w:bidi="hi-IN"/>
@@ -1965,7 +1941,7 @@
       </w:pPr>
       <w:r>
         <w:rPr>
-          <w:rFonts w:eastAsia="Noto Serif CJK SC" w:ascii="Times New Roman" w:hAnsi="Times New Roman"/>
+          <w:rFonts w:eastAsia="Noto Serif CJK SC"/>
           <w:color w:val="auto"/>
           <w:sz w:val="28"/>
           <w:lang w:val="ru-RU" w:eastAsia="zh-CN" w:bidi="hi-IN"/>
@@ -1981,16 +1957,35 @@
         </w:rPr>
       </w:pPr>
       <w:r>
+        <w:rPr/>
+        <w:t>Реализуемый генетический алгоритм решает задачу минимизации числа скалярных умножений при перемножении цепочки матриц.</w:t>
+      </w:r>
+    </w:p>
+    <w:p>
+      <w:pPr>
+        <w:pStyle w:val="BodyText"/>
         <w:rPr>
           <w:rFonts w:ascii="Times New Roman" w:hAnsi="Times New Roman"/>
         </w:rPr>
-        <w:t>Реализуемый г</w:t>
-      </w:r>
-      <w:r>
+      </w:pPr>
+      <w:r>
+        <w:rPr/>
+        <w:t>Решение (особь) кодируется как список целых чисел — на каждом шаге умножения ген указывает индекс матрицы в текущем списке размерностей, которая будет перемножена со следующей. Длина хромосомы равна N−2, где N — количество матриц. Такой способ гарантирует корректность любого случайно сгенерированного решения без дополнительной валидации.</w:t>
+      </w:r>
+    </w:p>
+    <w:p>
+      <w:pPr>
+        <w:pStyle w:val="BodyText"/>
         <w:rPr>
           <w:rFonts w:ascii="Times New Roman" w:hAnsi="Times New Roman"/>
         </w:rPr>
-        <w:t>енетический алгоритм решает задачу минимизации числа скалярных умножений при перемножении цепочки матриц.</w:t>
+      </w:pPr>
+      <w:r>
+        <w:rPr>
+          <w:b/>
+          <w:bCs/>
+        </w:rPr>
+        <w:t>Кодировка индивида:</w:t>
       </w:r>
     </w:p>
     <w:p>
@@ -2001,10 +1996,23 @@
         </w:rPr>
       </w:pPr>
       <w:r>
+        <w:rPr/>
+        <w:t>Решение (особь) кодируется последовательностью целых чисел длиной N−2. Каждый ген определяет индекс матрицы в текущем списке размерностей, которая будет перемножена со следующей матрицей. После выполнения умножения список размерностей обновляется, поэтому одинаковое значение гена на разных этапах может соответствовать различным матрицам. Такая кодировка гарантирует корректность любого случайно сгенерированного решения и не требует дополнительной проверки допустимости.</w:t>
+      </w:r>
+    </w:p>
+    <w:p>
+      <w:pPr>
+        <w:pStyle w:val="BodyText"/>
         <w:rPr>
           <w:rFonts w:ascii="Times New Roman" w:hAnsi="Times New Roman"/>
         </w:rPr>
-        <w:t>Решение (особь) кодируется как список целых чисел — на каждом шаге умножения ген указывает индекс матрицы в текущем списке размерностей, которая будет перемножена со следующей. Длина хромосомы равна N−2, где N — количество матриц. Такой способ гарантирует корректность любого случайно сгенерированного решения без дополнительной валидации.</w:t>
+      </w:pPr>
+      <w:r>
+        <w:rPr>
+          <w:b/>
+          <w:bCs/>
+        </w:rPr>
+        <w:t>Функция приспособленности:</w:t>
       </w:r>
     </w:p>
     <w:p>
@@ -2015,147 +2023,500 @@
         </w:rPr>
       </w:pPr>
       <w:r>
+        <w:rPr/>
+        <w:t>Подсчет количества операций необходимых для перемножения матриц в порядке, заданном хромосомами индивида.</w:t>
+      </w:r>
+    </w:p>
+    <w:p>
+      <w:pPr>
+        <w:pStyle w:val="BodyText"/>
+        <w:rPr>
+          <w:rFonts w:ascii="Times New Roman" w:hAnsi="Times New Roman"/>
+        </w:rPr>
+      </w:pPr>
+      <w:r>
+        <w:rPr>
+          <w:b/>
+          <w:bCs/>
+        </w:rPr>
+        <w:t>Целевая функция:</w:t>
+      </w:r>
+    </w:p>
+    <w:p>
+      <w:pPr>
+        <w:pStyle w:val="BodyText"/>
+        <w:rPr>
+          <w:rFonts w:ascii="Times New Roman" w:hAnsi="Times New Roman"/>
+        </w:rPr>
+      </w:pPr>
+      <w:r>
+        <w:rPr/>
+        <w:t>Если N &lt;= 30, тогда целевой функцией является фактическое значение минимального количества операций для перемножения матриц (min_cost) полученное за O(n^3) и является глобальным минимумом, для N = 30, количество операций потраченное на целевую функцию 27000 &lt;&lt; 300000 операций алгоритма с популяцией в 100 особей и 100 поколениями, для меньших N — аналогично. Поэтому оценка оправдана. На практике генетический алгоритм может не достигнуть глобального оптимума, однако в большинстве проведённых экспериментов получаемое решение отличалось от оптимального не более чем на 10-20%.</w:t>
+      </w:r>
+    </w:p>
+    <w:p>
+      <w:pPr>
+        <w:pStyle w:val="BodyText"/>
+        <w:rPr>
+          <w:rFonts w:ascii="Times New Roman" w:hAnsi="Times New Roman"/>
+        </w:rPr>
+      </w:pPr>
+      <w:r>
+        <w:rPr/>
+        <w:t>Далее, при росте N, из-за сложности O(N^3) количество операций, потраченное на расчет перебором будет стремительно расти, быстрее чем количество операций алгоритма. Поэтому:</w:t>
+      </w:r>
+    </w:p>
+    <w:p>
+      <w:pPr>
+        <w:pStyle w:val="BodyText"/>
+        <w:rPr>
+          <w:rFonts w:ascii="Times New Roman" w:hAnsi="Times New Roman"/>
+        </w:rPr>
+      </w:pPr>
+      <w:r>
+        <w:rPr/>
+        <w:t>Для N&gt;30 точное решение вычислять нецелесообразно. В качестве верхней оценки используется результат жадного алгоритма со сложностью O(n^2). Полученное генетическим алгоритмом решение сравнивается с этой оценкой. Если стоимость решения меньше стоимости, полученной жадным алгоритмом, то генетический алгоритм показал более качественный результат. Отношение стоимости решения генетического алгоритма к верхней оценке используется как показатель качества полученного решения.</w:t>
+      </w:r>
+    </w:p>
+    <w:p>
+      <w:pPr>
+        <w:pStyle w:val="Heading3"/>
+        <w:ind w:hanging="0" w:start="0"/>
+        <w:rPr/>
+      </w:pPr>
+      <w:r>
+        <w:rPr/>
+        <w:t>2.2. Выбор технологий, распределение ролей</w:t>
+      </w:r>
+    </w:p>
+    <w:p>
+      <w:pPr>
+        <w:pStyle w:val="BodyText"/>
+        <w:ind w:hanging="0" w:start="0"/>
+        <w:rPr/>
+      </w:pPr>
+      <w:r>
+        <w:rPr/>
+        <w:tab/>
+        <w:t>Для написания программы выбран язык Python3, поскольку с этим инструментом знакомы все члены команды и для него существует большое количество библиотек для создания графического интерфейса. Для GUI выбрана библиотека PySide6, так как она является портом библиотеки Qt на Python3, наиболее портируема среди аналогов и подробно документирована.</w:t>
+      </w:r>
+    </w:p>
+    <w:p>
+      <w:pPr>
+        <w:pStyle w:val="BodyText"/>
+        <w:rPr/>
+      </w:pPr>
+      <w:r>
+        <w:rPr/>
+        <w:t>Роли в команде распределены следующим образом:</w:t>
+      </w:r>
+    </w:p>
+    <w:p>
+      <w:pPr>
+        <w:pStyle w:val="BodyText"/>
+        <w:numPr>
+          <w:ilvl w:val="0"/>
+          <w:numId w:val="6"/>
+        </w:numPr>
+        <w:rPr/>
+      </w:pPr>
+      <w:r>
+        <w:rPr/>
+        <w:t>Степан Кравцов — реализация генетического алгоритма</w:t>
+      </w:r>
+    </w:p>
+    <w:p>
+      <w:pPr>
+        <w:pStyle w:val="BodyText"/>
+        <w:numPr>
+          <w:ilvl w:val="0"/>
+          <w:numId w:val="6"/>
+        </w:numPr>
+        <w:rPr/>
+      </w:pPr>
+      <w:r>
+        <w:rPr/>
+        <w:t>Евгений Гаврилов — графический интерфейс</w:t>
+      </w:r>
+    </w:p>
+    <w:p>
+      <w:pPr>
+        <w:pStyle w:val="BodyText"/>
+        <w:numPr>
+          <w:ilvl w:val="0"/>
+          <w:numId w:val="6"/>
+        </w:numPr>
+        <w:rPr/>
+      </w:pPr>
+      <w:r>
+        <w:rPr/>
+        <w:t>Дмитрий Бабий — связь графического интерфейса и алгоритма, инфографика</w:t>
+      </w:r>
+    </w:p>
+    <w:p>
+      <w:pPr>
+        <w:pStyle w:val="Heading3"/>
+        <w:ind w:hanging="0" w:start="0"/>
+        <w:rPr/>
+      </w:pPr>
+      <w:r>
+        <w:rPr/>
+        <w:t>2.3. Реализация генетического алгоритма</w:t>
+      </w:r>
+    </w:p>
+    <w:p>
+      <w:pPr>
+        <w:pStyle w:val="BodyText"/>
+        <w:rPr/>
+      </w:pPr>
+      <w:r>
+        <w:rPr/>
+        <w:t xml:space="preserve">Реализован класс </w:t>
+      </w:r>
+      <w:r>
+        <w:rPr>
+          <w:b/>
+          <w:bCs/>
+        </w:rPr>
+        <w:t>GeneticAlgorithm</w:t>
+      </w:r>
+      <w:r>
+        <w:rPr/>
+        <w:t>, инкапсулирующий размерности матриц, текущую популяцию и историю поколений.</w:t>
+      </w:r>
+    </w:p>
+    <w:p>
+      <w:pPr>
+        <w:pStyle w:val="BodyText"/>
+        <w:rPr>
+          <w:b/>
+          <w:bCs/>
+        </w:rPr>
+      </w:pPr>
+      <w:r>
+        <w:rPr>
+          <w:b/>
+          <w:bCs/>
+        </w:rPr>
+        <w:t>Основные компоненты:</w:t>
+      </w:r>
+    </w:p>
+    <w:p>
+      <w:pPr>
+        <w:pStyle w:val="BodyText"/>
+        <w:rPr/>
+      </w:pPr>
+      <w:r>
+        <w:rPr/>
+      </w:r>
+    </w:p>
+    <w:p>
+      <w:pPr>
+        <w:pStyle w:val="BodyText"/>
+        <w:numPr>
+          <w:ilvl w:val="0"/>
+          <w:numId w:val="8"/>
+        </w:numPr>
+        <w:rPr/>
+      </w:pPr>
+      <w:r>
+        <w:rPr/>
+        <w:t>_generate_individual — создаёт случайную особь, где каждый ген gᵢ лежит в диапазоне [0, ind_size−1−i], ind_size = N−2.</w:t>
+      </w:r>
+    </w:p>
+    <w:p>
+      <w:pPr>
+        <w:pStyle w:val="BodyText"/>
+        <w:numPr>
+          <w:ilvl w:val="0"/>
+          <w:numId w:val="8"/>
+        </w:numPr>
+        <w:rPr/>
+      </w:pPr>
+      <w:r>
+        <w:rPr/>
+        <w:t>_calculate_cost — вычисляет функцию приспособленности: последовательно перемножает матрицы согласно порядку, заданному хромосомой, суммируя затраты pₐ·p_b·p_c на каждом шаге.</w:t>
+      </w:r>
+    </w:p>
+    <w:p>
+      <w:pPr>
+        <w:pStyle w:val="BodyText"/>
+        <w:numPr>
+          <w:ilvl w:val="0"/>
+          <w:numId w:val="8"/>
+        </w:numPr>
+        <w:rPr/>
+      </w:pPr>
+      <w:r>
+        <w:rPr/>
+        <w:t>get_min_cost / get_greedy_cost — обёртки над функциями calculate_min_cost (динамическое программирование, эталонный глобальный минимум) и greedy_cost (жадный алгоритм, на каждом шаге выбирающий пару соседних матриц с минимальным числом операций) из модуля helpers.</w:t>
+      </w:r>
+    </w:p>
+    <w:p>
+      <w:pPr>
+        <w:pStyle w:val="BodyText"/>
+        <w:numPr>
+          <w:ilvl w:val="0"/>
+          <w:numId w:val="8"/>
+        </w:numPr>
+        <w:rPr/>
+      </w:pPr>
+      <w:r>
+        <w:rPr/>
+        <w:t>_tournament — турнирная селекция: из tournament_size случайно выбранных особей (по умолчанию 3, настраивается через set_tournament_size) побеждает особь с наименьшей стоимостью.</w:t>
+      </w:r>
+    </w:p>
+    <w:p>
+      <w:pPr>
+        <w:pStyle w:val="BodyText"/>
+        <w:numPr>
+          <w:ilvl w:val="0"/>
+          <w:numId w:val="8"/>
+        </w:numPr>
+        <w:rPr/>
+      </w:pPr>
+      <w:r>
+        <w:rPr/>
+        <w:t>_crossover — одноточечное скрещивание, порождающее двух детей; корректность потомков обеспечивается одинаковой структурой допустимых значений генов на соответствующих позициях.</w:t>
+      </w:r>
+    </w:p>
+    <w:p>
+      <w:pPr>
+        <w:pStyle w:val="BodyText"/>
+        <w:numPr>
+          <w:ilvl w:val="0"/>
+          <w:numId w:val="8"/>
+        </w:numPr>
+        <w:rPr/>
+      </w:pPr>
+      <w:r>
+        <w:rPr/>
+        <w:t>_mutate — независимая мутация каждого гена с вероятностью p_m, заменяющая ген на случайное допустимое значение. По умолчанию p_m = 1/(N−2), то есть в среднем на особь приходится одна мутация; значение может быть переопределено пользователем через панель параметров.</w:t>
+      </w:r>
+    </w:p>
+    <w:p>
+      <w:pPr>
+        <w:pStyle w:val="BodyText"/>
+        <w:numPr>
+          <w:ilvl w:val="0"/>
+          <w:numId w:val="8"/>
+        </w:numPr>
+        <w:rPr/>
+      </w:pPr>
+      <w:r>
+        <w:rPr/>
+        <w:t>_selection — формирует новое поколение: попарно отбирает родителей турниром, с вероятностью p_c скрещивает их, к потомкам применяет мутацию.</w:t>
+      </w:r>
+    </w:p>
+    <w:p>
+      <w:pPr>
+        <w:pStyle w:val="BodyText"/>
+        <w:numPr>
+          <w:ilvl w:val="0"/>
+          <w:numId w:val="8"/>
+        </w:numPr>
+        <w:rPr/>
+      </w:pPr>
+      <w:r>
+        <w:rPr/>
+        <w:t xml:space="preserve">evolution(steps) — при пустой популяции генерирует стартовую популяцию, затем на каждом шаге вычисляет стоимости всех особей, фиксирует наименьшую и среднюю стоимость поколения, сохраняет снимок в history, выполняет селекцию и применяет элитизм — принудительно возвращает в новую популяцию </w:t>
+      </w:r>
+      <w:r>
+        <w:rPr/>
+        <w:t>оптимальную</w:t>
+      </w:r>
+      <w:r>
+        <w:rPr/>
+        <w:t xml:space="preserve"> особь предыдущего поколения на случайную позицию, что гарантирует немонотонное неухудшение найденного решения.</w:t>
+      </w:r>
+    </w:p>
+    <w:p>
+      <w:pPr>
+        <w:pStyle w:val="BodyText"/>
+        <w:numPr>
+          <w:ilvl w:val="0"/>
+          <w:numId w:val="7"/>
+        </w:numPr>
+        <w:rPr/>
+      </w:pPr>
+      <w:r>
+        <w:rPr/>
+        <w:t>go_next_generate — выполняет одну итерацию вперёд;</w:t>
+      </w:r>
+    </w:p>
+    <w:p>
+      <w:pPr>
+        <w:pStyle w:val="BodyText"/>
+        <w:numPr>
+          <w:ilvl w:val="0"/>
+          <w:numId w:val="7"/>
+        </w:numPr>
+        <w:bidi w:val="0"/>
+        <w:rPr/>
+      </w:pPr>
+      <w:r>
+        <w:rPr/>
+        <w:t>degradation(steps) / go_prev_generate — уменьшает номер текущего поколения и восстанавливает популяцию из сохранённого снимка history[cur_generation], не пересчитывая эволюцию заново;</w:t>
+      </w:r>
+    </w:p>
+    <w:p>
+      <w:pPr>
+        <w:pStyle w:val="BodyText"/>
+        <w:numPr>
+          <w:ilvl w:val="0"/>
+          <w:numId w:val="7"/>
+        </w:numPr>
+        <w:rPr/>
+      </w:pPr>
+      <w:r>
+        <w:rPr/>
+        <w:t>go_first_generate — откатывает к первому сохранённому поколению;</w:t>
+      </w:r>
+    </w:p>
+    <w:p>
+      <w:pPr>
+        <w:pStyle w:val="BodyText"/>
+        <w:numPr>
+          <w:ilvl w:val="0"/>
+          <w:numId w:val="7"/>
+        </w:numPr>
+        <w:rPr/>
+      </w:pPr>
+      <w:r>
+        <w:rPr/>
+        <w:t>go_last_generate(n) — доводит эволюцию до заданного номера поколения n, довычисляя недостающие шаги через evolution.</w:t>
+      </w:r>
+    </w:p>
+    <w:p>
+      <w:pPr>
+        <w:pStyle w:val="BodyText"/>
+        <w:rPr>
+          <w:b/>
+          <w:bCs/>
+        </w:rPr>
+      </w:pPr>
+      <w:r>
+        <w:rPr>
+          <w:b/>
+          <w:bCs/>
+        </w:rPr>
+        <w:t>Связь с GUI</w:t>
+      </w:r>
+    </w:p>
+    <w:p>
+      <w:pPr>
+        <w:pStyle w:val="BodyText"/>
+        <w:rPr/>
+      </w:pPr>
+      <w:r>
+        <w:rPr/>
+        <w:t xml:space="preserve">Интерфейс получает от пользователя размерности матриц одним из трёх способов (случайная генерация, загрузка из файла, ручной ввод) и параметры алгоритма (размер популяции, число поколений, вероятности мутации и скрещивания). Список пар размерностей приводится к единому списку dimensions функцией pairs_to_dimensions и передаётся в GeneticAlgorithm. Далее объект алгоритма настраивается методом set_params и запускается методом evolution. Результат для отображения формируется методом get_plot_data, который собирает накопленную историю в структуру PlottingData (номера поколений, целевая и жадная оценки, </w:t>
+      </w:r>
+      <w:r>
+        <w:rPr/>
+        <w:t>наименьшая</w:t>
+      </w:r>
+      <w:r>
+        <w:rPr/>
+        <w:t xml:space="preserve">/средняя стоимость по поколениям, порядок умножения </w:t>
+      </w:r>
+      <w:r>
+        <w:rPr/>
+        <w:t>оптимального</w:t>
+      </w:r>
+      <w:r>
+        <w:rPr/>
+        <w:t xml:space="preserve"> решения).</w:t>
+      </w:r>
+    </w:p>
+    <w:p>
+      <w:pPr>
+        <w:pStyle w:val="BodyText"/>
+        <w:rPr/>
+      </w:pPr>
+      <w:r>
+        <w:rPr/>
+        <w:t>Структура компонентов алгоритма и связи алгоритма с графическим интерфейсом изображены на рис. 1 и рис. 2 в Приложении А.</w:t>
+      </w:r>
+      <w:bookmarkStart w:id="7" w:name="_Toc230206152"/>
+    </w:p>
+    <w:p>
+      <w:pPr>
+        <w:pStyle w:val="Heading3"/>
+        <w:ind w:hanging="0" w:start="0"/>
+        <w:rPr>
+          <w:rFonts w:ascii="Times New Roman" w:hAnsi="Times New Roman"/>
+        </w:rPr>
+      </w:pPr>
+      <w:r>
+        <w:rPr/>
+        <w:t>2.4. Реализация GUI</w:t>
+      </w:r>
+    </w:p>
+    <w:p>
+      <w:pPr>
+        <w:pStyle w:val="BodyText"/>
+        <w:rPr>
+          <w:rFonts w:ascii="Times New Roman" w:hAnsi="Times New Roman"/>
+        </w:rPr>
+      </w:pPr>
+      <w:r>
+        <w:rPr/>
+        <w:t>Графический интерфейс реализован с использованием библиотеки PySide6.</w:t>
+      </w:r>
+      <w:bookmarkEnd w:id="7"/>
+      <w:r>
+        <w:rPr/>
+        <w:t xml:space="preserve"> Главное окно MainWindow задаёт заголовок и минимальный размер окна и устанавливает центральным виджетом DashboardPage. Диаграмма классов главного окна приведена на рис. 4.</w:t>
+      </w:r>
+    </w:p>
+    <w:p>
+      <w:pPr>
+        <w:pStyle w:val="BodyText"/>
+        <w:rPr>
+          <w:rFonts w:ascii="Times New Roman" w:hAnsi="Times New Roman"/>
+        </w:rPr>
+      </w:pPr>
+      <w:r>
+        <w:rPr/>
+        <w:t>Центральный виджет DashboardPage разбит сплиттером на левую и правую панель.</w:t>
+      </w:r>
+    </w:p>
+    <w:p>
+      <w:pPr>
+        <w:pStyle w:val="BodyText"/>
         <w:rPr>
           <w:rFonts w:ascii="Times New Roman" w:hAnsi="Times New Roman"/>
           <w:b/>
           <w:bCs/>
         </w:rPr>
-        <w:t>Кодировка индивида:</w:t>
-      </w:r>
-    </w:p>
-    <w:p>
-      <w:pPr>
-        <w:pStyle w:val="BodyText"/>
-        <w:rPr>
-          <w:rFonts w:ascii="Times New Roman" w:hAnsi="Times New Roman"/>
-        </w:rPr>
-      </w:pPr>
-      <w:r>
-        <w:rPr>
-          <w:rFonts w:ascii="Times New Roman" w:hAnsi="Times New Roman"/>
-        </w:rPr>
-        <w:t>Решение (особь) кодируется последовательностью целых чисел длиной N−2. Каждый ген определяет индекс матрицы в текущем списке размерностей, которая будет перемножена со следующей матрицей. После выполнения умножения список размерностей обновляется, поэтому одинаковое значение гена на разных этапах может соответствовать различным матрицам. Такая кодировка гарантирует корректность любого случайно сгенерированного решения и не требует дополнительной проверки допустимости.</w:t>
-      </w:r>
-    </w:p>
-    <w:p>
-      <w:pPr>
-        <w:pStyle w:val="BodyText"/>
-        <w:rPr>
-          <w:rFonts w:ascii="Times New Roman" w:hAnsi="Times New Roman"/>
-        </w:rPr>
-      </w:pPr>
-      <w:r>
+      </w:pPr>
+      <w:r>
+        <w:rPr>
+          <w:b/>
+          <w:bCs/>
+        </w:rPr>
+      </w:r>
+      <w:r>
+        <w:br w:type="page"/>
+      </w:r>
+    </w:p>
+    <w:p>
+      <w:pPr>
+        <w:pStyle w:val="BodyText"/>
+        <w:spacing w:before="0" w:after="0"/>
         <w:rPr>
           <w:rFonts w:ascii="Times New Roman" w:hAnsi="Times New Roman"/>
           <w:b/>
           <w:bCs/>
         </w:rPr>
-        <w:t>Функция приспособленности:</w:t>
-      </w:r>
-    </w:p>
-    <w:p>
-      <w:pPr>
-        <w:pStyle w:val="BodyText"/>
-        <w:rPr>
-          <w:rFonts w:ascii="Times New Roman" w:hAnsi="Times New Roman"/>
-        </w:rPr>
-      </w:pPr>
-      <w:r>
-        <w:rPr>
-          <w:rFonts w:ascii="Times New Roman" w:hAnsi="Times New Roman"/>
-        </w:rPr>
-        <w:t>Подсчет количества операций необходимых для перемножения матриц в порядке, заданном хромосомами индивида.</w:t>
-      </w:r>
-    </w:p>
-    <w:p>
-      <w:pPr>
-        <w:pStyle w:val="BodyText"/>
-        <w:rPr>
-          <w:rFonts w:ascii="Times New Roman" w:hAnsi="Times New Roman"/>
-        </w:rPr>
-      </w:pPr>
-      <w:r>
-        <w:rPr>
-          <w:rFonts w:ascii="Times New Roman" w:hAnsi="Times New Roman"/>
+      </w:pPr>
+      <w:r>
+        <w:rPr>
           <w:b/>
           <w:bCs/>
         </w:rPr>
-        <w:t>Целевая функция:</w:t>
-      </w:r>
-    </w:p>
-    <w:p>
-      <w:pPr>
-        <w:pStyle w:val="BodyText"/>
-        <w:rPr>
-          <w:rFonts w:ascii="Times New Roman" w:hAnsi="Times New Roman"/>
-        </w:rPr>
-      </w:pPr>
-      <w:r>
-        <w:rPr>
-          <w:rFonts w:ascii="Times New Roman" w:hAnsi="Times New Roman"/>
-        </w:rPr>
-        <w:t>Если N &lt;= 30, тогда целевой функцией является фактическое значение минимального количества операций для перемножения матриц (min_cost) полученное за O(n^3) и является глобальным минимумом, для N = 30, количество операций потраченное на целевую функцию 27000 &lt;&lt; 300000 операций алгоритма с популяцией в 100 особей и 100 поколениями, для меньших N - аналогично. Поэтому оценка оправдана. На практике генетический алгоритм может не достигнуть глобального оптимума, однако в большинстве проведённых экспериментов получаемое решение отличалось от оптимального не более чем на 10-20%.</w:t>
-      </w:r>
-    </w:p>
-    <w:p>
-      <w:pPr>
-        <w:pStyle w:val="BodyText"/>
-        <w:rPr>
-          <w:rFonts w:ascii="Times New Roman" w:hAnsi="Times New Roman"/>
-        </w:rPr>
-      </w:pPr>
-      <w:r>
-        <w:rPr>
-          <w:rFonts w:ascii="Times New Roman" w:hAnsi="Times New Roman"/>
-        </w:rPr>
-        <w:t>Далее, при росте N, из-за сложности O(N^3) количество операций, потраченное на расчет перебором будет стремительно расти, быстрее чем количество операций алгоритма. Поэтому:</w:t>
-      </w:r>
-    </w:p>
-    <w:p>
-      <w:pPr>
-        <w:pStyle w:val="BodyText"/>
-        <w:rPr>
-          <w:rFonts w:ascii="Times New Roman" w:hAnsi="Times New Roman"/>
-        </w:rPr>
-      </w:pPr>
-      <w:r>
-        <w:rPr>
-          <w:rFonts w:ascii="Times New Roman" w:hAnsi="Times New Roman"/>
-        </w:rPr>
-        <w:t>Для N&gt;30 точное решение вычислять нецелесообразно. В качестве верхней оценки используется результат жадного алгоритма со сложностью O(n^2). Полученное генетическим алгоритмом решение сравнивается с этой оценкой. Если стоимость решения меньше стоимости, полученной жадным алгоритмом, то генетический алгоритм показал более качественный результат. Отношение стоимости решения генетического алгоритма к верхней оценке используется как показатель качества полученного решения.</w:t>
-      </w:r>
-    </w:p>
-    <w:p>
-      <w:pPr>
-        <w:pStyle w:val="Heading3"/>
-        <w:ind w:hanging="0" w:start="0"/>
-        <w:rPr/>
-      </w:pPr>
-      <w:r>
-        <w:rPr/>
-        <w:t>2.2. Выбор технологий, распределение ролей</w:t>
-      </w:r>
-    </w:p>
-    <w:p>
-      <w:pPr>
-        <w:pStyle w:val="BodyText"/>
-        <w:ind w:hanging="0" w:start="0"/>
-        <w:rPr/>
-      </w:pPr>
-      <w:r>
-        <w:rPr/>
-        <w:tab/>
-        <w:t>Для написания программы выбран язык Python3, поскольку с этим инструментом знакомы все члены команды и для него существует большое количество библиотек для создания графического интерфейса. Для GUI выбрана библиотека PySide6, так как она является портом библиотеки Qt на Python3, наиболее портируема среди аналогов и подробно документирована.</w:t>
-      </w:r>
-    </w:p>
-    <w:p>
-      <w:pPr>
-        <w:pStyle w:val="BodyText"/>
-        <w:rPr/>
-      </w:pPr>
-      <w:r>
-        <w:rPr/>
-        <w:t>Роли в команде распределены следующим образом:</w:t>
+        <w:t>Компоненты левой панели:</w:t>
       </w:r>
     </w:p>
     <w:p>
@@ -2165,11 +2526,13 @@
           <w:ilvl w:val="0"/>
           <w:numId w:val="10"/>
         </w:numPr>
-        <w:rPr/>
-      </w:pPr>
-      <w:r>
-        <w:rPr/>
-        <w:t>Степан Кравцов — реализация генетического алгоритма</w:t>
+        <w:rPr>
+          <w:rFonts w:ascii="Times New Roman" w:hAnsi="Times New Roman"/>
+        </w:rPr>
+      </w:pPr>
+      <w:r>
+        <w:rPr/>
+        <w:t>ChoiceBoard — выбор источника матриц через QButtonGroup с тремя вариантами (Source.RANDOM, Source.FILE, Source.MANUAL): случайная генерация заданного количества матриц (QSpinBox, диапазон 3–1000) через get_random_matrices; загрузка из текстового файла через QFileDialog и get_data_from_file с валидацией согласованности размерностей (несовпадение вызывает ValueError и выводится в статус-строку красным); ручной ввод через отдельный диалог ManualInputDialog. Полученный набор матриц выводится в QListWidget и транслируется сигналом matrices_changed.</w:t>
       </w:r>
     </w:p>
     <w:p>
@@ -2179,11 +2542,13 @@
           <w:ilvl w:val="0"/>
           <w:numId w:val="10"/>
         </w:numPr>
-        <w:rPr/>
-      </w:pPr>
-      <w:r>
-        <w:rPr/>
-        <w:t>Евгений Гаврилов — графический интерфейс</w:t>
+        <w:rPr>
+          <w:rFonts w:ascii="Times New Roman" w:hAnsi="Times New Roman"/>
+        </w:rPr>
+      </w:pPr>
+      <w:r>
+        <w:rPr/>
+        <w:t>ManualInputDialog — модальный диалог пошагового добавления матриц: пользователь вводит высоту и ширину, кнопка «+» активна только при валидных значениях (QIntValidator), при добавлении проверяется совместимость с последней (или первой) матрицей цепочки, кнопка «Готово» доступна только при наличии не менее двух матриц.</w:t>
       </w:r>
     </w:p>
     <w:p>
@@ -2193,38 +2558,63 @@
           <w:ilvl w:val="0"/>
           <w:numId w:val="10"/>
         </w:numPr>
-        <w:rPr/>
-      </w:pPr>
-      <w:r>
-        <w:rPr/>
-        <w:t>Дмитрий Бабий — связь графического интерфейса и алгоритма, инфографика</w:t>
-      </w:r>
-    </w:p>
-    <w:p>
-      <w:pPr>
-        <w:pStyle w:val="Heading3"/>
-        <w:ind w:hanging="0" w:start="0"/>
-        <w:rPr/>
-      </w:pPr>
-      <w:r>
-        <w:rPr/>
-        <w:t>2.3. Реализация генетического алгоритма</w:t>
-      </w:r>
-    </w:p>
-    <w:p>
-      <w:pPr>
-        <w:pStyle w:val="BodyText"/>
         <w:rPr>
           <w:rFonts w:ascii="Times New Roman" w:hAnsi="Times New Roman"/>
         </w:rPr>
       </w:pPr>
       <w:r>
+        <w:rPr/>
+        <w:t>GAParamsPanel — форма (QFormLayout) с параметрами алгоритма (размер популяции, число поколений, вероятности мутации и скрещивания), возвращаемыми в виде датакласса Params. Подписи полей реализованы через HintLabel с подсказкой (toolTip) и пунктирным подчёркиванием, отрисовываемым в paintEvent.</w:t>
+      </w:r>
+    </w:p>
+    <w:p>
+      <w:pPr>
+        <w:pStyle w:val="BodyText"/>
+        <w:numPr>
+          <w:ilvl w:val="0"/>
+          <w:numId w:val="10"/>
+        </w:numPr>
+        <w:rPr>
+          <w:rFonts w:ascii="Times New Roman" w:hAnsi="Times New Roman"/>
+        </w:rPr>
+      </w:pPr>
+      <w:r>
+        <w:rPr/>
+        <w:t>Управляющие кнопки: «Запустить алгоритм» (запуск/дозапуск эволюции с текущими параметрами), «Значения по умолчанию» (сброс параметров).</w:t>
+      </w:r>
+    </w:p>
+    <w:p>
+      <w:pPr>
+        <w:pStyle w:val="BodyText"/>
+        <w:numPr>
+          <w:ilvl w:val="0"/>
+          <w:numId w:val="0"/>
+        </w:numPr>
+        <w:ind w:hanging="0" w:start="720"/>
+        <w:rPr>
+          <w:rFonts w:ascii="Times New Roman" w:hAnsi="Times New Roman"/>
+        </w:rPr>
+      </w:pPr>
+      <w:r>
+        <w:rPr/>
+        <w:t>Диаграмма классов ввода приведена на рис. 3.</w:t>
+      </w:r>
+    </w:p>
+    <w:p>
+      <w:pPr>
+        <w:pStyle w:val="BodyText"/>
         <w:rPr>
           <w:rFonts w:ascii="Times New Roman" w:hAnsi="Times New Roman"/>
           <w:b/>
           <w:bCs/>
         </w:rPr>
-        <w:t>Основные компоненты:</w:t>
+      </w:pPr>
+      <w:r>
+        <w:rPr>
+          <w:b/>
+          <w:bCs/>
+        </w:rPr>
+        <w:t>Компоненты правой панели:</w:t>
       </w:r>
     </w:p>
     <w:p>
@@ -2234,16 +2624,13 @@
           <w:ilvl w:val="0"/>
           <w:numId w:val="9"/>
         </w:numPr>
-        <w:ind w:hanging="0" w:start="709"/>
         <w:rPr>
           <w:rFonts w:ascii="Times New Roman" w:hAnsi="Times New Roman"/>
         </w:rPr>
       </w:pPr>
       <w:r>
-        <w:rPr>
-          <w:rFonts w:ascii="Times New Roman" w:hAnsi="Times New Roman"/>
-        </w:rPr>
-        <w:t>generate_individual — создаёт случайную особь, где каждый ген gi лежит в диапазоне [0,  len−3−i].</w:t>
+        <w:rPr/>
+        <w:t>график сходимости на основе pyqtgraph.PlotWidget;</w:t>
       </w:r>
     </w:p>
     <w:p>
@@ -2253,40 +2640,13 @@
           <w:ilvl w:val="0"/>
           <w:numId w:val="9"/>
         </w:numPr>
-        <w:ind w:hanging="0" w:start="709"/>
         <w:rPr>
           <w:rFonts w:ascii="Times New Roman" w:hAnsi="Times New Roman"/>
         </w:rPr>
       </w:pPr>
       <w:r>
-        <w:rPr>
-          <w:rFonts w:ascii="Times New Roman" w:hAnsi="Times New Roman"/>
-        </w:rPr>
-        <w:t>calculate_cost — вычисляет функцию приспособленности: последовательно перемножает матрицы согласно порядку, заданному хромосомой, и суммирует затраты pa​</w:t>
-      </w:r>
-      <w:r>
-        <w:rPr>
-          <w:rFonts w:cs="Cambria Math" w:ascii="Times New Roman" w:hAnsi="Times New Roman"/>
-        </w:rPr>
-        <w:t>⋅</w:t>
-      </w:r>
-      <w:r>
-        <w:rPr>
-          <w:rFonts w:ascii="Times New Roman" w:hAnsi="Times New Roman"/>
-        </w:rPr>
-        <w:t>pb​</w:t>
-      </w:r>
-      <w:r>
-        <w:rPr>
-          <w:rFonts w:cs="Cambria Math" w:ascii="Times New Roman" w:hAnsi="Times New Roman"/>
-        </w:rPr>
-        <w:t>⋅</w:t>
-      </w:r>
-      <w:r>
-        <w:rPr>
-          <w:rFonts w:ascii="Times New Roman" w:hAnsi="Times New Roman"/>
-        </w:rPr>
-        <w:t>pc​ на каждом шаге.</w:t>
+        <w:rPr/>
+        <w:t>панель навигации по поколениям (первое / предыдущее / следующее / последнее поколение);</w:t>
       </w:r>
     </w:p>
     <w:p>
@@ -2296,1285 +2656,121 @@
           <w:ilvl w:val="0"/>
           <w:numId w:val="9"/>
         </w:numPr>
-        <w:ind w:hanging="0" w:start="709"/>
-        <w:rPr>
-          <w:rFonts w:ascii="Times New Roman" w:hAnsi="Times New Roman"/>
-        </w:rPr>
-      </w:pPr>
-      <w:r>
-        <w:rPr>
-          <w:rFonts w:ascii="Times New Roman" w:hAnsi="Times New Roman"/>
-        </w:rPr>
-        <w:t>calculate_min_cost — эталонный метод динамического программирования для верификации, возвращает глобальный минимум.</w:t>
-      </w:r>
-    </w:p>
-    <w:p>
-      <w:pPr>
-        <w:pStyle w:val="BodyText"/>
-        <w:numPr>
-          <w:ilvl w:val="0"/>
-          <w:numId w:val="9"/>
-        </w:numPr>
-        <w:ind w:hanging="0" w:start="709"/>
-        <w:rPr>
-          <w:rFonts w:ascii="Times New Roman" w:hAnsi="Times New Roman"/>
-        </w:rPr>
-      </w:pPr>
-      <w:r>
-        <w:rPr>
-          <w:rFonts w:ascii="Times New Roman" w:hAnsi="Times New Roman"/>
-          <w:lang w:val="en-US"/>
-        </w:rPr>
-        <w:t>greedy</w:t>
-      </w:r>
-      <w:r>
-        <w:rPr>
-          <w:rFonts w:ascii="Times New Roman" w:hAnsi="Times New Roman"/>
-        </w:rPr>
-        <w:t>_</w:t>
-      </w:r>
-      <w:r>
-        <w:rPr>
-          <w:rFonts w:ascii="Times New Roman" w:hAnsi="Times New Roman"/>
-          <w:lang w:val="en-US"/>
-        </w:rPr>
-        <w:t>cost</w:t>
-      </w:r>
-      <w:r>
-        <w:rPr>
-          <w:rFonts w:ascii="Times New Roman" w:hAnsi="Times New Roman"/>
-        </w:rPr>
-        <w:t xml:space="preserve"> — жадный алгоритм, выбирающий на каждом шаге 2 матрицы с минимальным количеством операций и перемножает, возвращает суммарное количество операций для заданных размерностей.</w:t>
-      </w:r>
-    </w:p>
-    <w:p>
-      <w:pPr>
-        <w:pStyle w:val="BodyText"/>
-        <w:numPr>
-          <w:ilvl w:val="0"/>
-          <w:numId w:val="9"/>
-        </w:numPr>
-        <w:ind w:hanging="0" w:start="709"/>
-        <w:rPr>
-          <w:rFonts w:ascii="Times New Roman" w:hAnsi="Times New Roman"/>
-        </w:rPr>
-      </w:pPr>
-      <w:r>
-        <w:rPr>
-          <w:rFonts w:ascii="Times New Roman" w:hAnsi="Times New Roman"/>
-        </w:rPr>
-        <w:t>tournament — турнирная селекция: из трёх случайно выбранных особей побеждает особь с наименьшей стоимостью.</w:t>
-      </w:r>
-    </w:p>
-    <w:p>
-      <w:pPr>
-        <w:pStyle w:val="BodyText"/>
-        <w:numPr>
-          <w:ilvl w:val="0"/>
-          <w:numId w:val="9"/>
-        </w:numPr>
-        <w:ind w:hanging="0" w:start="709"/>
-        <w:rPr>
-          <w:rFonts w:ascii="Times New Roman" w:hAnsi="Times New Roman"/>
-        </w:rPr>
-      </w:pPr>
-      <w:r>
-        <w:rPr>
-          <w:rFonts w:ascii="Times New Roman" w:hAnsi="Times New Roman"/>
-        </w:rPr>
-        <w:t>crossover — одноточечное скрещивание, порождающее двух детей; корректность потомков обеспечивается одинаковой структурой допустимых значений генов на соответствующих позициях.</w:t>
-      </w:r>
-    </w:p>
-    <w:p>
-      <w:pPr>
-        <w:pStyle w:val="BodyText"/>
-        <w:numPr>
-          <w:ilvl w:val="0"/>
-          <w:numId w:val="9"/>
-        </w:numPr>
-        <w:ind w:hanging="0" w:start="709"/>
-        <w:rPr>
-          <w:rFonts w:ascii="Times New Roman" w:hAnsi="Times New Roman"/>
-        </w:rPr>
-      </w:pPr>
-      <w:r>
-        <w:rPr>
-          <w:rFonts w:ascii="Times New Roman" w:hAnsi="Times New Roman"/>
-        </w:rPr>
-        <w:t>mutate — независимая мутация каждого гена с вероятностью pm​, заменяющая ген на случайное допустимое значение.</w:t>
-      </w:r>
-    </w:p>
-    <w:p>
-      <w:pPr>
-        <w:pStyle w:val="BodyText"/>
-        <w:numPr>
-          <w:ilvl w:val="0"/>
-          <w:numId w:val="9"/>
-        </w:numPr>
-        <w:ind w:hanging="0" w:start="709"/>
-        <w:rPr>
-          <w:rFonts w:ascii="Times New Roman" w:hAnsi="Times New Roman"/>
-        </w:rPr>
-      </w:pPr>
-      <w:r>
-        <w:rPr>
-          <w:rFonts w:ascii="Times New Roman" w:hAnsi="Times New Roman"/>
-        </w:rPr>
-        <w:t>selection — формирует новое поколение: попарно отбирает родителей, с вероятностью pc​ скрещивает, применяет мутацию.</w:t>
-      </w:r>
-    </w:p>
-    <w:p>
-      <w:pPr>
-        <w:pStyle w:val="BodyText"/>
-        <w:numPr>
-          <w:ilvl w:val="0"/>
-          <w:numId w:val="9"/>
-        </w:numPr>
-        <w:ind w:hanging="0" w:start="709"/>
-        <w:rPr>
-          <w:rFonts w:ascii="Times New Roman" w:hAnsi="Times New Roman"/>
-        </w:rPr>
-      </w:pPr>
-      <w:r>
-        <w:rPr>
-          <w:rFonts w:ascii="Times New Roman" w:hAnsi="Times New Roman"/>
-        </w:rPr>
-        <w:t>genetic_algorithm — управляющая функция, принимает параметры (размер популяции, число поколений, вероятности операторов, начальную популяцию и размерности) и возвращает историю поколений в виде списка GenerationSnapshot вместе с глобальным минимумом.</w:t>
-      </w:r>
-    </w:p>
-    <w:p>
-      <w:pPr>
-        <w:pStyle w:val="BodyText"/>
-        <w:numPr>
-          <w:ilvl w:val="0"/>
-          <w:numId w:val="9"/>
-        </w:numPr>
-        <w:ind w:hanging="0" w:start="709"/>
-        <w:rPr>
-          <w:rFonts w:ascii="Times New Roman" w:hAnsi="Times New Roman"/>
-        </w:rPr>
-      </w:pPr>
-      <w:r>
-        <w:rPr>
-          <w:rFonts w:ascii="Times New Roman" w:hAnsi="Times New Roman"/>
-        </w:rPr>
-        <w:t xml:space="preserve">Датакласс GenerationSnapshot фиксирует состояние популяции на каждом поколении: номер поколения, </w:t>
-      </w:r>
-      <w:r>
-        <w:rPr>
-          <w:rFonts w:ascii="Times New Roman" w:hAnsi="Times New Roman"/>
-        </w:rPr>
-        <w:t>наименьшую</w:t>
-      </w:r>
-      <w:r>
-        <w:rPr>
-          <w:rFonts w:ascii="Times New Roman" w:hAnsi="Times New Roman"/>
-        </w:rPr>
-        <w:t xml:space="preserve"> и среднюю стоимость, хромосому </w:t>
-      </w:r>
-      <w:r>
-        <w:rPr>
-          <w:rFonts w:ascii="Times New Roman" w:hAnsi="Times New Roman"/>
-        </w:rPr>
-        <w:t>оптимального</w:t>
-      </w:r>
-      <w:r>
-        <w:rPr>
-          <w:rFonts w:ascii="Times New Roman" w:hAnsi="Times New Roman"/>
-        </w:rPr>
-        <w:t xml:space="preserve"> решения и полную популяцию (глубокая копия). Эти данные являются связующим звеном между вычислительным ядром и графическим интерфейсом.</w:t>
-      </w:r>
-      <w:bookmarkStart w:id="7" w:name="_Toc230206152"/>
-    </w:p>
-    <w:p>
-      <w:pPr>
-        <w:pStyle w:val="Heading4"/>
-        <w:rPr>
-          <w:rFonts w:ascii="Times New Roman" w:hAnsi="Times New Roman"/>
-        </w:rPr>
-      </w:pPr>
-      <w:r>
-        <w:rPr>
-          <w:rFonts w:ascii="Times New Roman" w:hAnsi="Times New Roman"/>
-        </w:rPr>
-        <w:t>Связь с GUI</w:t>
-      </w:r>
-    </w:p>
-    <w:p>
-      <w:pPr>
-        <w:pStyle w:val="BodyText"/>
-        <w:rPr>
-          <w:rFonts w:ascii="Times New Roman" w:hAnsi="Times New Roman"/>
-        </w:rPr>
-      </w:pPr>
-      <w:r>
-        <w:rPr>
-          <w:rFonts w:ascii="Times New Roman" w:hAnsi="Times New Roman"/>
-        </w:rPr>
-        <w:t>Интерфейс получает от пользователя два вида входных параметров:</w:t>
-      </w:r>
-    </w:p>
-    <w:p>
-      <w:pPr>
-        <w:pStyle w:val="BodyText"/>
-        <w:rPr>
-          <w:rFonts w:ascii="Times New Roman" w:hAnsi="Times New Roman"/>
-        </w:rPr>
-      </w:pPr>
-      <w:r>
-        <w:rPr>
-          <w:rFonts w:ascii="Times New Roman" w:hAnsi="Times New Roman"/>
-        </w:rPr>
-        <w:t>1) размерности матриц заданные вручную(вида rows x cols)</w:t>
-      </w:r>
-    </w:p>
-    <w:p>
-      <w:pPr>
-        <w:pStyle w:val="BodyText"/>
-        <w:rPr>
-          <w:rFonts w:ascii="Times New Roman" w:hAnsi="Times New Roman"/>
-        </w:rPr>
-      </w:pPr>
-      <w:r>
-        <w:rPr>
-          <w:rFonts w:ascii="Times New Roman" w:hAnsi="Times New Roman"/>
-        </w:rPr>
-        <w:t>2) путь к файлу, содержащие размерности</w:t>
-      </w:r>
-    </w:p>
-    <w:p>
-      <w:pPr>
-        <w:pStyle w:val="BodyText"/>
-        <w:rPr>
-          <w:rFonts w:ascii="Times New Roman" w:hAnsi="Times New Roman"/>
-        </w:rPr>
-      </w:pPr>
-      <w:r>
-        <w:rPr>
-          <w:rFonts w:ascii="Times New Roman" w:hAnsi="Times New Roman"/>
-        </w:rPr>
-        <w:t>3) Количество случайно заданных матриц. После ввода данные передаются в genetic_algorithm.</w:t>
-      </w:r>
-    </w:p>
-    <w:p>
-      <w:pPr>
-        <w:pStyle w:val="BodyText"/>
-        <w:rPr>
-          <w:rFonts w:ascii="Times New Roman" w:hAnsi="Times New Roman"/>
-        </w:rPr>
-      </w:pPr>
-      <w:r>
-        <w:rPr>
-          <w:rFonts w:ascii="Times New Roman" w:hAnsi="Times New Roman"/>
-        </w:rPr>
-        <w:t>Результатом вызова является список снимков поколений.</w:t>
-      </w:r>
-    </w:p>
-    <w:p>
-      <w:pPr>
-        <w:pStyle w:val="Heading4"/>
-        <w:rPr>
-          <w:rFonts w:ascii="Times New Roman" w:hAnsi="Times New Roman"/>
-        </w:rPr>
-      </w:pPr>
-      <w:r>
-        <w:rPr>
-          <w:rFonts w:ascii="Times New Roman" w:hAnsi="Times New Roman"/>
-        </w:rPr>
-        <w:t>GUI использует GenerationSnapshot для:</w:t>
-      </w:r>
-    </w:p>
-    <w:p>
-      <w:pPr>
-        <w:pStyle w:val="BodyText"/>
-        <w:numPr>
-          <w:ilvl w:val="0"/>
-          <w:numId w:val="5"/>
-        </w:numPr>
-        <w:ind w:hanging="0" w:start="709"/>
-        <w:rPr>
-          <w:rFonts w:ascii="Times New Roman" w:hAnsi="Times New Roman"/>
-        </w:rPr>
-      </w:pPr>
-      <w:r>
-        <w:rPr>
-          <w:rFonts w:ascii="Times New Roman" w:hAnsi="Times New Roman"/>
-        </w:rPr>
-        <w:t xml:space="preserve">отображения текущего </w:t>
-      </w:r>
-      <w:r>
-        <w:rPr>
-          <w:rFonts w:ascii="Times New Roman" w:hAnsi="Times New Roman"/>
-        </w:rPr>
-        <w:t>оптимального</w:t>
-      </w:r>
-      <w:r>
-        <w:rPr>
-          <w:rFonts w:ascii="Times New Roman" w:hAnsi="Times New Roman"/>
-        </w:rPr>
-        <w:t xml:space="preserve"> решения и его стоимости;</w:t>
-      </w:r>
-    </w:p>
-    <w:p>
-      <w:pPr>
-        <w:pStyle w:val="BodyText"/>
-        <w:numPr>
-          <w:ilvl w:val="0"/>
-          <w:numId w:val="5"/>
-        </w:numPr>
-        <w:ind w:hanging="0" w:start="709"/>
-        <w:rPr>
-          <w:rFonts w:ascii="Times New Roman" w:hAnsi="Times New Roman"/>
-        </w:rPr>
-      </w:pPr>
-      <w:r>
-        <w:rPr>
-          <w:rFonts w:ascii="Times New Roman" w:hAnsi="Times New Roman"/>
-        </w:rPr>
-        <w:t>визуализации порядка перемножения (дерево или последовательность скобок);</w:t>
-      </w:r>
-    </w:p>
-    <w:p>
-      <w:pPr>
-        <w:pStyle w:val="BodyText"/>
-        <w:numPr>
-          <w:ilvl w:val="0"/>
-          <w:numId w:val="5"/>
-        </w:numPr>
-        <w:ind w:hanging="0" w:start="709"/>
-        <w:rPr>
-          <w:rFonts w:ascii="Times New Roman" w:hAnsi="Times New Roman"/>
-        </w:rPr>
-      </w:pPr>
-      <w:r>
-        <w:rPr>
-          <w:rFonts w:ascii="Times New Roman" w:hAnsi="Times New Roman"/>
-        </w:rPr>
-        <w:t xml:space="preserve">построения графика изменения </w:t>
-      </w:r>
-      <w:r>
-        <w:rPr>
-          <w:rFonts w:ascii="Times New Roman" w:hAnsi="Times New Roman"/>
-        </w:rPr>
-        <w:t>наименьшей</w:t>
-      </w:r>
-      <w:r>
-        <w:rPr>
-          <w:rFonts w:ascii="Times New Roman" w:hAnsi="Times New Roman"/>
-        </w:rPr>
-        <w:t xml:space="preserve"> и средней стоимости от поколения;</w:t>
-      </w:r>
-    </w:p>
-    <w:p>
-      <w:pPr>
-        <w:pStyle w:val="BodyText"/>
-        <w:numPr>
-          <w:ilvl w:val="0"/>
-          <w:numId w:val="5"/>
-        </w:numPr>
-        <w:ind w:hanging="0" w:start="709"/>
-        <w:rPr>
-          <w:rFonts w:ascii="Times New Roman" w:hAnsi="Times New Roman"/>
-        </w:rPr>
-      </w:pPr>
-      <w:r>
-        <w:rPr>
-          <w:rFonts w:ascii="Times New Roman" w:hAnsi="Times New Roman"/>
-        </w:rPr>
-        <w:t>пошаговой навигации по истории (вперёд, назад, переход к последнему шагу).</w:t>
-      </w:r>
-    </w:p>
-    <w:p>
-      <w:pPr>
-        <w:pStyle w:val="BodyText"/>
-        <w:rPr>
-          <w:rFonts w:ascii="Times New Roman" w:hAnsi="Times New Roman"/>
-        </w:rPr>
-      </w:pPr>
-      <w:r>
-        <w:rPr>
-          <w:rFonts w:ascii="Times New Roman" w:hAnsi="Times New Roman"/>
-        </w:rPr>
-        <w:t>Возможность отката на несколько шагов реализуется за счёт сохранения полной популяции в каждом снимке и вызова genetic_algorithm с параметром population, равным сохранённой популяции требуемого поколения. Это позволяет продолжить эволюцию с любой предыдущей точки без пересчёта всей истории.</w:t>
-      </w:r>
-    </w:p>
-    <w:p>
-      <w:pPr>
-        <w:pStyle w:val="BodyText"/>
-        <w:rPr>
-          <w:rFonts w:ascii="Times New Roman" w:hAnsi="Times New Roman"/>
-        </w:rPr>
-      </w:pPr>
-      <w:r>
-        <w:rPr>
-          <w:rFonts w:ascii="Times New Roman" w:hAnsi="Times New Roman"/>
-        </w:rPr>
-        <w:t xml:space="preserve">Структура компонентов алгоритма и связи алгоритма с графическим интерфейсом приведена на рис. 1 и </w:t>
-      </w:r>
-      <w:r>
-        <w:rPr>
-          <w:rFonts w:ascii="Times New Roman" w:hAnsi="Times New Roman"/>
-        </w:rPr>
-        <w:t xml:space="preserve">рис. </w:t>
-      </w:r>
-      <w:r>
-        <w:rPr>
-          <w:rFonts w:ascii="Times New Roman" w:hAnsi="Times New Roman"/>
-        </w:rPr>
-        <w:t>2.</w:t>
+        <w:rPr/>
+      </w:pPr>
+      <w:r>
+        <w:rPr/>
+        <w:t xml:space="preserve">ResultsPanel — сводка результатов (наименьшая стоимость, отношение к целевому значению, номер поколения, на котором достигнут </w:t>
+      </w:r>
+      <w:r>
+        <w:rPr/>
+        <w:t>наименьший</w:t>
+      </w:r>
+      <w:r>
+        <w:rPr/>
+        <w:t xml:space="preserve"> результат, порядок умножения) с возможностью выделения текста и кнопкой «Показать дерево умножения», открывающей диалог визуализации.</w:t>
       </w:r>
     </w:p>
     <w:p>
       <w:pPr>
         <w:pStyle w:val="Heading3"/>
-        <w:rPr>
-          <w:rFonts w:ascii="Times New Roman" w:hAnsi="Times New Roman"/>
-        </w:rPr>
-      </w:pPr>
-      <w:r>
-        <w:rPr>
-          <w:rFonts w:ascii="Times New Roman" w:hAnsi="Times New Roman"/>
-        </w:rPr>
-        <w:t>2.</w:t>
-      </w:r>
-      <w:r>
-        <w:rPr>
-          <w:rFonts w:ascii="Times New Roman" w:hAnsi="Times New Roman"/>
-        </w:rPr>
-        <w:t>4</w:t>
-      </w:r>
-      <w:r>
-        <w:rPr>
-          <w:rFonts w:ascii="Times New Roman" w:hAnsi="Times New Roman"/>
-        </w:rPr>
-        <w:t>. GUI</w:t>
-      </w:r>
-    </w:p>
-    <w:p>
-      <w:pPr>
-        <w:pStyle w:val="BodyText"/>
-        <w:rPr/>
-      </w:pPr>
-      <w:r>
-        <w:rPr>
-          <w:rFonts w:ascii="Times New Roman" w:hAnsi="Times New Roman"/>
-        </w:rPr>
-        <w:t xml:space="preserve">Графический интерфейс реализован с использованием библиотеки PySide6. Навигация между основными экранами осуществляется с помощью контейнера </w:t>
-      </w:r>
-      <w:r>
-        <w:rPr>
-          <w:rStyle w:val="SourceText"/>
-          <w:rFonts w:ascii="Times New Roman" w:hAnsi="Times New Roman"/>
-        </w:rPr>
-        <w:t>QStackedWidget</w:t>
-      </w:r>
-      <w:r>
-        <w:rPr>
-          <w:rFonts w:ascii="Times New Roman" w:hAnsi="Times New Roman"/>
-        </w:rPr>
-        <w:t xml:space="preserve">, а управление переходами выполняется из </w:t>
-      </w:r>
-      <w:r>
-        <w:rPr>
-          <w:rStyle w:val="SourceText"/>
-          <w:rFonts w:ascii="Times New Roman" w:hAnsi="Times New Roman"/>
-          <w:color w:val="auto"/>
-          <w:kern w:val="0"/>
-          <w:sz w:val="28"/>
-          <w:szCs w:val="28"/>
-          <w:lang w:val="ru-RU" w:eastAsia="zh-CN" w:bidi="hi-IN"/>
-        </w:rPr>
-        <w:t>MainWindow</w:t>
-      </w:r>
-      <w:r>
-        <w:rPr>
-          <w:rFonts w:ascii="Times New Roman" w:hAnsi="Times New Roman"/>
-        </w:rPr>
-        <w:t xml:space="preserve">. Каждая страница и виджет представляют собой независимый класс-наследник </w:t>
-      </w:r>
-      <w:r>
-        <w:rPr>
-          <w:rStyle w:val="SourceText"/>
-          <w:rFonts w:ascii="Times New Roman" w:hAnsi="Times New Roman"/>
-        </w:rPr>
-        <w:t>QWidget</w:t>
-      </w:r>
-      <w:r>
-        <w:rPr>
-          <w:rFonts w:ascii="Times New Roman" w:hAnsi="Times New Roman"/>
-        </w:rPr>
-        <w:t>/</w:t>
-      </w:r>
-      <w:r>
-        <w:rPr>
-          <w:rStyle w:val="SourceText"/>
-          <w:rFonts w:ascii="Times New Roman" w:hAnsi="Times New Roman"/>
-        </w:rPr>
-        <w:t>QGroupBox</w:t>
-      </w:r>
-      <w:r>
-        <w:rPr>
-          <w:rFonts w:ascii="Times New Roman" w:hAnsi="Times New Roman"/>
-        </w:rPr>
-        <w:t>/</w:t>
-      </w:r>
-      <w:r>
-        <w:rPr>
-          <w:rStyle w:val="SourceText"/>
-          <w:rFonts w:ascii="Times New Roman" w:hAnsi="Times New Roman"/>
-        </w:rPr>
-        <w:t>QDialog</w:t>
-      </w:r>
-      <w:r>
-        <w:rPr>
-          <w:rFonts w:ascii="Times New Roman" w:hAnsi="Times New Roman"/>
-        </w:rPr>
-        <w:t>, взаимодействующий с остальной системой посредством механизма сигналов и слотов.</w:t>
-      </w:r>
-    </w:p>
-    <w:p>
-      <w:pPr>
-        <w:pStyle w:val="BodyText"/>
-        <w:rPr>
-          <w:rFonts w:ascii="Times New Roman" w:hAnsi="Times New Roman"/>
+        <w:ind w:hanging="0" w:start="0"/>
+        <w:rPr/>
+      </w:pPr>
+      <w:r>
+        <w:rPr/>
+        <w:t>2.5. Визуализация работы алгоритма</w:t>
+      </w:r>
+    </w:p>
+    <w:p>
+      <w:pPr>
+        <w:pStyle w:val="BodyText"/>
+        <w:rPr/>
+      </w:pPr>
+      <w:r>
+        <w:rPr/>
+        <w:t>Разработаны две формы визуализации результатов работы алгоритма: график сходимости и дерево найденного порядка перемножения цепочки матриц. Диаграмма классов визуализации приведена на рис. 1.</w:t>
+      </w:r>
+    </w:p>
+    <w:p>
+      <w:pPr>
+        <w:pStyle w:val="BodyText"/>
+        <w:rPr>
           <w:b/>
           <w:bCs/>
         </w:rPr>
       </w:pPr>
       <w:r>
         <w:rPr>
-          <w:rFonts w:ascii="Times New Roman" w:hAnsi="Times New Roman"/>
           <w:b/>
           <w:bCs/>
         </w:rPr>
-        <w:t>Основные компоненты:</w:t>
-      </w:r>
-    </w:p>
-    <w:p>
-      <w:pPr>
-        <w:pStyle w:val="BodyText"/>
-        <w:rPr/>
-      </w:pPr>
-      <w:r>
-        <w:rPr>
-          <w:rStyle w:val="Strong"/>
-          <w:rFonts w:ascii="Times New Roman" w:hAnsi="Times New Roman"/>
-        </w:rPr>
-        <w:t xml:space="preserve">WelcomePage — </w:t>
-      </w:r>
-      <w:r>
-        <w:rPr>
-          <w:rFonts w:ascii="Times New Roman" w:hAnsi="Times New Roman"/>
-        </w:rPr>
-        <w:t>стартовая страница приложения. Отображает краткое описание назначения программы и предоставляет пользователю возможность п</w:t>
-      </w:r>
-      <w:r>
-        <w:rPr>
-          <w:rFonts w:eastAsia="Noto Serif CJK SC" w:cs="Times New Roman" w:ascii="Times New Roman" w:hAnsi="Times New Roman"/>
-          <w:color w:val="auto"/>
-          <w:kern w:val="0"/>
-          <w:sz w:val="28"/>
-          <w:szCs w:val="28"/>
-          <w:lang w:val="ru-RU" w:eastAsia="zh-CN" w:bidi="hi-IN"/>
-        </w:rPr>
-        <w:t>ерейти к дашборду (</w:t>
-      </w:r>
-      <w:r>
-        <w:rPr>
-          <w:rStyle w:val="SourceText"/>
-          <w:rFonts w:eastAsia="Noto Serif CJK SC" w:cs="Times New Roman" w:ascii="Times New Roman" w:hAnsi="Times New Roman"/>
-          <w:color w:val="auto"/>
-          <w:kern w:val="0"/>
-          <w:sz w:val="28"/>
-          <w:szCs w:val="28"/>
-          <w:lang w:val="ru-RU" w:eastAsia="zh-CN" w:bidi="hi-IN"/>
-        </w:rPr>
-        <w:t>next_clicked</w:t>
-      </w:r>
-      <w:r>
-        <w:rPr>
-          <w:rFonts w:eastAsia="Noto Serif CJK SC" w:cs="Times New Roman" w:ascii="Times New Roman" w:hAnsi="Times New Roman"/>
-          <w:color w:val="auto"/>
-          <w:kern w:val="0"/>
-          <w:sz w:val="28"/>
-          <w:szCs w:val="28"/>
-          <w:lang w:val="ru-RU" w:eastAsia="zh-CN" w:bidi="hi-IN"/>
-        </w:rPr>
-        <w:t>) или завершить работу приложения (</w:t>
-      </w:r>
-      <w:r>
-        <w:rPr>
-          <w:rStyle w:val="SourceText"/>
-          <w:rFonts w:eastAsia="Noto Serif CJK SC" w:cs="Times New Roman" w:ascii="Times New Roman" w:hAnsi="Times New Roman"/>
-          <w:color w:val="auto"/>
-          <w:kern w:val="0"/>
-          <w:sz w:val="28"/>
-          <w:szCs w:val="28"/>
-          <w:lang w:val="ru-RU" w:eastAsia="zh-CN" w:bidi="hi-IN"/>
-        </w:rPr>
-        <w:t>quit_clicked</w:t>
-      </w:r>
-      <w:r>
-        <w:rPr>
-          <w:rFonts w:eastAsia="Noto Serif CJK SC" w:cs="Times New Roman" w:ascii="Times New Roman" w:hAnsi="Times New Roman"/>
-          <w:color w:val="auto"/>
-          <w:kern w:val="0"/>
-          <w:sz w:val="28"/>
-          <w:szCs w:val="28"/>
-          <w:lang w:val="ru-RU" w:eastAsia="zh-CN" w:bidi="hi-IN"/>
-        </w:rPr>
-        <w:t>).</w:t>
-      </w:r>
-    </w:p>
-    <w:p>
-      <w:pPr>
-        <w:pStyle w:val="BodyText"/>
-        <w:rPr/>
-      </w:pPr>
-      <w:r>
-        <w:rPr>
-          <w:rStyle w:val="Strong"/>
-          <w:rFonts w:ascii="Times New Roman" w:hAnsi="Times New Roman"/>
-        </w:rPr>
-        <w:t xml:space="preserve">DashboardPage — </w:t>
-      </w:r>
-      <w:r>
-        <w:rPr>
-          <w:rFonts w:ascii="Times New Roman" w:hAnsi="Times New Roman"/>
-        </w:rPr>
-        <w:t>главная страница приложения, в которой осуществляется ввод данных, настройка параметров алгоритма и отображение результатов. На левую панель вынесены источник данных, параметры генетического алгоритма и кнопки управления, на правую панель — график сходимости и результаты текущего шага алгоритма. Содержит кнопки «Запустить алгоритм» и «Значения по умолчанию»; по нажатию первой собирает матрицы и параметр</w:t>
-      </w:r>
-      <w:r>
-        <w:rPr>
-          <w:rFonts w:eastAsia="Noto Serif CJK SC" w:cs="Times New Roman" w:ascii="Times New Roman" w:hAnsi="Times New Roman"/>
-          <w:color w:val="auto"/>
-          <w:kern w:val="0"/>
-          <w:sz w:val="28"/>
-          <w:szCs w:val="28"/>
-          <w:lang w:val="ru-RU" w:eastAsia="zh-CN" w:bidi="hi-IN"/>
-        </w:rPr>
-        <w:t>ы, проверяет их валидность (</w:t>
-      </w:r>
-      <w:r>
-        <w:rPr>
-          <w:rStyle w:val="SourceText"/>
-          <w:rFonts w:eastAsia="Noto Serif CJK SC" w:cs="Times New Roman" w:ascii="Times New Roman" w:hAnsi="Times New Roman"/>
-          <w:color w:val="auto"/>
-          <w:kern w:val="0"/>
-          <w:sz w:val="28"/>
-          <w:szCs w:val="28"/>
-          <w:lang w:val="ru-RU" w:eastAsia="zh-CN" w:bidi="hi-IN"/>
-        </w:rPr>
-        <w:t>_validate_input</w:t>
-      </w:r>
-      <w:r>
-        <w:rPr>
-          <w:rFonts w:eastAsia="Noto Serif CJK SC" w:cs="Times New Roman" w:ascii="Times New Roman" w:hAnsi="Times New Roman"/>
-          <w:color w:val="auto"/>
-          <w:kern w:val="0"/>
-          <w:sz w:val="28"/>
-          <w:szCs w:val="28"/>
-          <w:lang w:val="ru-RU" w:eastAsia="zh-CN" w:bidi="hi-IN"/>
-        </w:rPr>
-        <w:t xml:space="preserve">) и запускает расчёт через </w:t>
-      </w:r>
-      <w:r>
-        <w:rPr>
-          <w:rStyle w:val="SourceText"/>
-          <w:rFonts w:eastAsia="Noto Serif CJK SC" w:cs="Times New Roman" w:ascii="Times New Roman" w:hAnsi="Times New Roman"/>
-          <w:color w:val="auto"/>
-          <w:kern w:val="0"/>
-          <w:sz w:val="28"/>
-          <w:szCs w:val="28"/>
-          <w:lang w:val="ru-RU" w:eastAsia="zh-CN" w:bidi="hi-IN"/>
-        </w:rPr>
-        <w:t>get_plot_data</w:t>
-      </w:r>
-      <w:r>
-        <w:rPr>
-          <w:rFonts w:eastAsia="Noto Serif CJK SC" w:cs="Times New Roman" w:ascii="Times New Roman" w:hAnsi="Times New Roman"/>
-          <w:color w:val="auto"/>
-          <w:kern w:val="0"/>
-          <w:sz w:val="28"/>
-          <w:szCs w:val="28"/>
-          <w:lang w:val="ru-RU" w:eastAsia="zh-CN" w:bidi="hi-IN"/>
-        </w:rPr>
-        <w:t>, после чего обновляет график и результаты.</w:t>
-      </w:r>
-    </w:p>
-    <w:p>
-      <w:pPr>
-        <w:pStyle w:val="BodyText"/>
-        <w:rPr/>
-      </w:pPr>
-      <w:r>
-        <w:rPr>
-          <w:rStyle w:val="Strong"/>
-          <w:rFonts w:ascii="Times New Roman" w:hAnsi="Times New Roman"/>
-        </w:rPr>
-        <w:t xml:space="preserve">ChoiceBoard </w:t>
-      </w:r>
-      <w:r>
-        <w:rPr>
-          <w:rFonts w:ascii="Times New Roman" w:hAnsi="Times New Roman"/>
-        </w:rPr>
-        <w:t>— виджет выбора способа ввода матриц. Пользователь может выбрать один из трёх режимов, переключаемых кнопками:</w:t>
-      </w:r>
-    </w:p>
-    <w:p>
-      <w:pPr>
-        <w:pStyle w:val="BodyText"/>
-        <w:numPr>
-          <w:ilvl w:val="0"/>
-          <w:numId w:val="7"/>
-        </w:numPr>
-        <w:tabs>
-          <w:tab w:val="clear" w:pos="709"/>
-          <w:tab w:val="left" w:pos="0" w:leader="none"/>
-        </w:tabs>
-        <w:ind w:firstLine="426"/>
-        <w:rPr>
-          <w:rFonts w:ascii="Times New Roman" w:hAnsi="Times New Roman"/>
-        </w:rPr>
-      </w:pPr>
-      <w:r>
-        <w:rPr>
-          <w:rFonts w:ascii="Times New Roman" w:hAnsi="Times New Roman"/>
-        </w:rPr>
-        <w:t>случайная генерация заданного количества матриц;</w:t>
-      </w:r>
-    </w:p>
-    <w:p>
-      <w:pPr>
-        <w:pStyle w:val="BodyText"/>
-        <w:numPr>
-          <w:ilvl w:val="0"/>
-          <w:numId w:val="7"/>
-        </w:numPr>
-        <w:tabs>
-          <w:tab w:val="clear" w:pos="709"/>
-          <w:tab w:val="left" w:pos="0" w:leader="none"/>
-        </w:tabs>
-        <w:ind w:firstLine="426"/>
-        <w:rPr/>
-      </w:pPr>
-      <w:r>
-        <w:rPr>
-          <w:rFonts w:ascii="Times New Roman" w:hAnsi="Times New Roman"/>
-        </w:rPr>
-        <w:t>загрузка данных из текстового файла чере</w:t>
-      </w:r>
-      <w:r>
-        <w:rPr>
-          <w:rStyle w:val="SourceText"/>
-          <w:rFonts w:eastAsia="Noto Serif CJK SC" w:cs="Times New Roman" w:ascii="Times New Roman" w:hAnsi="Times New Roman"/>
-          <w:color w:val="auto"/>
-          <w:kern w:val="0"/>
-          <w:sz w:val="28"/>
-          <w:szCs w:val="28"/>
-          <w:lang w:val="ru-RU" w:eastAsia="zh-CN" w:bidi="hi-IN"/>
-        </w:rPr>
-        <w:t>з QFileDialog</w:t>
-      </w:r>
-      <w:r>
-        <w:rPr>
-          <w:rFonts w:eastAsia="Noto Serif CJK SC" w:cs="Times New Roman" w:ascii="Times New Roman" w:hAnsi="Times New Roman"/>
-          <w:color w:val="auto"/>
-          <w:kern w:val="0"/>
-          <w:sz w:val="28"/>
-          <w:szCs w:val="28"/>
-          <w:lang w:val="ru-RU" w:eastAsia="zh-CN" w:bidi="hi-IN"/>
-        </w:rPr>
-        <w:t xml:space="preserve">; </w:t>
-      </w:r>
-    </w:p>
-    <w:p>
-      <w:pPr>
-        <w:pStyle w:val="BodyText"/>
-        <w:numPr>
-          <w:ilvl w:val="0"/>
-          <w:numId w:val="7"/>
-        </w:numPr>
-        <w:tabs>
-          <w:tab w:val="clear" w:pos="709"/>
-          <w:tab w:val="left" w:pos="0" w:leader="none"/>
-        </w:tabs>
-        <w:ind w:firstLine="426"/>
-        <w:rPr/>
-      </w:pPr>
-      <w:r>
-        <w:rPr>
-          <w:rFonts w:ascii="Times New Roman" w:hAnsi="Times New Roman"/>
-        </w:rPr>
-        <w:t xml:space="preserve">ручной ввод размеров матриц через диалоговое окно </w:t>
-      </w:r>
-      <w:r>
-        <w:rPr>
-          <w:rStyle w:val="SourceText"/>
-          <w:rFonts w:eastAsia="Noto Serif CJK SC" w:cs="Times New Roman" w:ascii="Times New Roman" w:hAnsi="Times New Roman"/>
-          <w:color w:val="auto"/>
-          <w:kern w:val="0"/>
-          <w:sz w:val="28"/>
-          <w:szCs w:val="28"/>
-          <w:lang w:val="ru-RU" w:eastAsia="zh-CN" w:bidi="hi-IN"/>
-        </w:rPr>
-        <w:t>ManualInputDialog</w:t>
-      </w:r>
-      <w:r>
-        <w:rPr>
-          <w:rFonts w:eastAsia="Noto Serif CJK SC" w:cs="Times New Roman" w:ascii="Times New Roman" w:hAnsi="Times New Roman"/>
-          <w:color w:val="auto"/>
-          <w:kern w:val="0"/>
-          <w:sz w:val="28"/>
-          <w:szCs w:val="28"/>
-          <w:lang w:val="ru-RU" w:eastAsia="zh-CN" w:bidi="hi-IN"/>
-        </w:rPr>
-        <w:t>.</w:t>
-      </w:r>
-    </w:p>
-    <w:p>
-      <w:pPr>
-        <w:pStyle w:val="BodyText"/>
-        <w:rPr/>
-      </w:pPr>
-      <w:r>
-        <w:rPr>
-          <w:rFonts w:ascii="Times New Roman" w:hAnsi="Times New Roman"/>
-        </w:rPr>
-        <w:t xml:space="preserve">При смене источника интерфейс перестраивается </w:t>
-      </w:r>
-      <w:r>
-        <w:rPr>
-          <w:rFonts w:eastAsia="Noto Serif CJK SC" w:cs="Times New Roman" w:ascii="Times New Roman" w:hAnsi="Times New Roman"/>
-          <w:color w:val="auto"/>
-          <w:kern w:val="0"/>
-          <w:sz w:val="28"/>
-          <w:szCs w:val="28"/>
-          <w:lang w:val="ru-RU" w:eastAsia="zh-CN" w:bidi="hi-IN"/>
-        </w:rPr>
-        <w:t>(</w:t>
-      </w:r>
-      <w:r>
-        <w:rPr>
-          <w:rStyle w:val="SourceText"/>
-          <w:rFonts w:eastAsia="Noto Serif CJK SC" w:cs="Times New Roman" w:ascii="Times New Roman" w:hAnsi="Times New Roman"/>
-          <w:color w:val="auto"/>
-          <w:kern w:val="0"/>
-          <w:sz w:val="28"/>
-          <w:szCs w:val="28"/>
-          <w:lang w:val="ru-RU" w:eastAsia="zh-CN" w:bidi="hi-IN"/>
-        </w:rPr>
-        <w:t>_on_source_changed):</w:t>
-      </w:r>
-      <w:r>
-        <w:rPr>
-          <w:rFonts w:ascii="Times New Roman" w:hAnsi="Times New Roman"/>
-        </w:rPr>
-        <w:t xml:space="preserve"> активными становятся только элементы управления, относящиеся к выбранному режиму, а список ранее полученных матриц и статус сбрасываются. Список сформированных матриц отображается в </w:t>
-      </w:r>
-      <w:r>
-        <w:rPr>
-          <w:rStyle w:val="SourceText"/>
-          <w:rFonts w:eastAsia="Noto Serif CJK SC" w:cs="Times New Roman" w:ascii="Times New Roman" w:hAnsi="Times New Roman"/>
-          <w:color w:val="auto"/>
-          <w:kern w:val="0"/>
-          <w:sz w:val="28"/>
-          <w:szCs w:val="28"/>
-          <w:lang w:val="ru-RU" w:eastAsia="zh-CN" w:bidi="hi-IN"/>
-        </w:rPr>
-        <w:t>QListWidget, а статус операции (успех/ошибка) — в текстовой метке с цветовой индикацией. При изменении набора матриц испускается сигнал matrices_changed.</w:t>
-      </w:r>
-    </w:p>
-    <w:p>
-      <w:pPr>
-        <w:pStyle w:val="BodyText"/>
-        <w:rPr/>
-      </w:pPr>
-      <w:r>
-        <w:rPr>
-          <w:rStyle w:val="Strong"/>
-          <w:rFonts w:ascii="Times New Roman" w:hAnsi="Times New Roman"/>
-        </w:rPr>
-        <w:t xml:space="preserve">ManualInputDialog — </w:t>
-      </w:r>
-      <w:r>
-        <w:rPr>
-          <w:rFonts w:ascii="Times New Roman" w:hAnsi="Times New Roman"/>
-        </w:rPr>
-        <w:t>диалог ручного ввода цепочки матриц. Позволяет последовательно добавлять размеры (высоту и ширину) очередной матрицы и автоматически проверяет совместимость цепочки на каждом шаге (совпадение соседних размерностей). Предусмотрена возможность удаления последней добавленной матрицы. Кнопка подтверждения («Готово») становится доступна только после добавления не менее двух совместимых матриц; статус-метка подсказывает пользователю текущее состояние («Добавьте матрицы», «Можно считать», «Данные матрицы невозможно перемножить» и т.д.).</w:t>
-      </w:r>
-    </w:p>
-    <w:p>
-      <w:pPr>
-        <w:pStyle w:val="BodyText"/>
-        <w:rPr/>
-      </w:pPr>
-      <w:r>
-        <w:rPr>
-          <w:rStyle w:val="Strong"/>
-          <w:rFonts w:ascii="Times New Roman" w:hAnsi="Times New Roman"/>
-        </w:rPr>
-        <w:t>GAParamsPanel</w:t>
-      </w:r>
-      <w:r>
-        <w:rPr>
-          <w:rFonts w:ascii="Times New Roman" w:hAnsi="Times New Roman"/>
-        </w:rPr>
-        <w:t xml:space="preserve"> — панель настройки параметров генетического алгоритма: размер популяции, число поколений, вероятность мутации и вероятность скрещивания. Каждый параметр снабжён подсказкой </w:t>
-      </w:r>
-      <w:r>
-        <w:rPr>
-          <w:rFonts w:eastAsia="Noto Serif CJK SC" w:cs="Times New Roman" w:ascii="Times New Roman" w:hAnsi="Times New Roman"/>
-          <w:color w:val="auto"/>
-          <w:kern w:val="0"/>
-          <w:sz w:val="28"/>
-          <w:szCs w:val="28"/>
-          <w:lang w:val="ru-RU" w:eastAsia="zh-CN" w:bidi="hi-IN"/>
-        </w:rPr>
-        <w:t>(</w:t>
-      </w:r>
-      <w:r>
-        <w:rPr>
-          <w:rStyle w:val="SourceText"/>
-          <w:rFonts w:eastAsia="Noto Serif CJK SC" w:cs="Times New Roman" w:ascii="Times New Roman" w:hAnsi="Times New Roman"/>
-          <w:color w:val="auto"/>
-          <w:kern w:val="0"/>
-          <w:sz w:val="28"/>
-          <w:szCs w:val="28"/>
-          <w:lang w:val="ru-RU" w:eastAsia="zh-CN" w:bidi="hi-IN"/>
-        </w:rPr>
-        <w:t>HintLabel</w:t>
-      </w:r>
-      <w:r>
-        <w:rPr>
-          <w:rFonts w:eastAsia="Noto Serif CJK SC" w:cs="Times New Roman" w:ascii="Times New Roman" w:hAnsi="Times New Roman"/>
-          <w:color w:val="auto"/>
-          <w:kern w:val="0"/>
-          <w:sz w:val="28"/>
-          <w:szCs w:val="28"/>
-          <w:lang w:val="ru-RU" w:eastAsia="zh-CN" w:bidi="hi-IN"/>
-        </w:rPr>
-        <w:t xml:space="preserve">) </w:t>
-      </w:r>
-      <w:r>
-        <w:rPr>
-          <w:rFonts w:ascii="Times New Roman" w:hAnsi="Times New Roman"/>
-        </w:rPr>
-        <w:t>с всплывающей информацией об его влиянии на работу алгоритма. Предусмотрена кнопка сброса к значениям по умолчанию.</w:t>
-      </w:r>
-    </w:p>
-    <w:p>
-      <w:pPr>
-        <w:pStyle w:val="BodyText"/>
-        <w:rPr/>
-      </w:pPr>
-      <w:r>
-        <w:rPr>
-          <w:rFonts w:ascii="Times New Roman" w:hAnsi="Times New Roman"/>
-        </w:rPr>
-        <w:t xml:space="preserve">Справа с помощью </w:t>
-      </w:r>
-      <w:r>
-        <w:rPr>
-          <w:rStyle w:val="SourceText"/>
-          <w:rFonts w:eastAsia="Noto Serif CJK SC" w:cs="Times New Roman" w:ascii="Times New Roman" w:hAnsi="Times New Roman"/>
-          <w:color w:val="auto"/>
-          <w:kern w:val="0"/>
-          <w:sz w:val="28"/>
-          <w:szCs w:val="28"/>
-          <w:lang w:val="ru-RU" w:eastAsia="zh-CN" w:bidi="hi-IN"/>
-        </w:rPr>
-        <w:t>pyqtgraph</w:t>
-      </w:r>
-      <w:r>
-        <w:rPr>
-          <w:rStyle w:val="SourceText"/>
-          <w:rFonts w:ascii="Times New Roman" w:hAnsi="Times New Roman"/>
-        </w:rPr>
-        <w:t xml:space="preserve"> </w:t>
-      </w:r>
-      <w:r>
-        <w:rPr>
-          <w:rFonts w:ascii="Times New Roman" w:hAnsi="Times New Roman"/>
-        </w:rPr>
-        <w:t xml:space="preserve">рисуется график динамики сходимости алгоритма с тремя кривыми: динамика </w:t>
-      </w:r>
-      <w:r>
-        <w:rPr>
-          <w:rFonts w:ascii="Times New Roman" w:hAnsi="Times New Roman"/>
-        </w:rPr>
-        <w:t>наименьшего</w:t>
-      </w:r>
-      <w:r>
-        <w:rPr>
-          <w:rFonts w:ascii="Times New Roman" w:hAnsi="Times New Roman"/>
-        </w:rPr>
-        <w:t xml:space="preserve"> значения поколения, динамика среднего значения поколения и линия целевого отношения.</w:t>
-      </w:r>
-    </w:p>
-    <w:p>
-      <w:pPr>
-        <w:pStyle w:val="BodyText"/>
-        <w:rPr/>
-      </w:pPr>
-      <w:r>
-        <w:rPr>
-          <w:rStyle w:val="Strong"/>
-          <w:rFonts w:ascii="Times New Roman" w:hAnsi="Times New Roman"/>
-        </w:rPr>
-        <w:t xml:space="preserve">ResultsPanel </w:t>
-      </w:r>
-      <w:r>
-        <w:rPr>
-          <w:rFonts w:ascii="Times New Roman" w:hAnsi="Times New Roman"/>
-        </w:rPr>
-        <w:t xml:space="preserve">— панель отображения итоговых результатов работы алгоритма: </w:t>
-      </w:r>
-      <w:r>
-        <w:rPr>
-          <w:rFonts w:ascii="Times New Roman" w:hAnsi="Times New Roman"/>
-        </w:rPr>
+        <w:t>График сходимости</w:t>
+      </w:r>
+    </w:p>
+    <w:p>
+      <w:pPr>
+        <w:pStyle w:val="BodyText"/>
+        <w:rPr/>
+      </w:pPr>
+      <w:r>
+        <w:rPr/>
+        <w:t xml:space="preserve">pyqtgraph.PlotWidget строит четыре кривые в относительных координатах «отношение к целевой стоимости» от номера поколения: </w:t>
+      </w:r>
+      <w:r>
+        <w:rPr/>
         <w:t>наименьшая</w:t>
       </w:r>
       <w:r>
-        <w:rPr>
-          <w:rFonts w:ascii="Times New Roman" w:hAnsi="Times New Roman"/>
-        </w:rPr>
-        <w:t xml:space="preserve"> найденная стоимость, отношение к целевому значению, номер поколения, на котором достигнут </w:t>
-      </w:r>
-      <w:r>
-        <w:rPr>
-          <w:rFonts w:ascii="Times New Roman" w:hAnsi="Times New Roman"/>
-        </w:rPr>
-        <w:t>оптимальный</w:t>
-      </w:r>
-      <w:r>
-        <w:rPr>
-          <w:rFonts w:ascii="Times New Roman" w:hAnsi="Times New Roman"/>
-        </w:rPr>
-        <w:t xml:space="preserve"> результат, и найденный порядок умножения матриц. До получения данных все поля отображают «-».</w:t>
-      </w:r>
-    </w:p>
-    <w:p>
-      <w:pPr>
-        <w:pStyle w:val="BodyText"/>
-        <w:rPr/>
-      </w:pPr>
-      <w:r>
-        <w:rPr>
-          <w:rStyle w:val="Strong"/>
-          <w:rFonts w:ascii="Times New Roman" w:hAnsi="Times New Roman"/>
-        </w:rPr>
-        <w:t>MainWindow</w:t>
-      </w:r>
-      <w:r>
-        <w:rPr>
-          <w:rFonts w:ascii="Times New Roman" w:hAnsi="Times New Roman"/>
-        </w:rPr>
-        <w:t xml:space="preserve"> — главное окно приложения.</w:t>
-      </w:r>
-    </w:p>
-    <w:p>
-      <w:pPr>
-        <w:pStyle w:val="BodyText"/>
-        <w:numPr>
-          <w:ilvl w:val="0"/>
-          <w:numId w:val="8"/>
-        </w:numPr>
-        <w:tabs>
-          <w:tab w:val="clear" w:pos="709"/>
-          <w:tab w:val="left" w:pos="0" w:leader="none"/>
-        </w:tabs>
-        <w:ind w:firstLine="426"/>
-        <w:rPr/>
-      </w:pPr>
-      <w:r>
-        <w:rPr>
-          <w:rFonts w:ascii="Times New Roman" w:hAnsi="Times New Roman"/>
-        </w:rPr>
-        <w:t>создаёт экземпляры</w:t>
-      </w:r>
-      <w:r>
-        <w:rPr>
-          <w:rFonts w:eastAsia="Noto Serif CJK SC" w:cs="Times New Roman" w:ascii="Times New Roman" w:hAnsi="Times New Roman"/>
-          <w:color w:val="auto"/>
-          <w:kern w:val="0"/>
-          <w:sz w:val="28"/>
-          <w:szCs w:val="28"/>
-          <w:lang w:val="ru-RU" w:eastAsia="zh-CN" w:bidi="hi-IN"/>
-        </w:rPr>
-        <w:t xml:space="preserve"> </w:t>
-      </w:r>
-      <w:r>
-        <w:rPr>
-          <w:rStyle w:val="SourceText"/>
-          <w:rFonts w:eastAsia="Noto Serif CJK SC" w:cs="Times New Roman" w:ascii="Times New Roman" w:hAnsi="Times New Roman"/>
-          <w:color w:val="auto"/>
-          <w:kern w:val="0"/>
-          <w:sz w:val="28"/>
-          <w:szCs w:val="28"/>
-          <w:lang w:val="ru-RU" w:eastAsia="zh-CN" w:bidi="hi-IN"/>
-        </w:rPr>
-        <w:t>WelcomePage</w:t>
-      </w:r>
-      <w:r>
-        <w:rPr>
-          <w:rFonts w:eastAsia="Noto Serif CJK SC" w:cs="Times New Roman" w:ascii="Times New Roman" w:hAnsi="Times New Roman"/>
-          <w:color w:val="auto"/>
-          <w:kern w:val="0"/>
-          <w:sz w:val="28"/>
-          <w:szCs w:val="28"/>
-          <w:lang w:val="ru-RU" w:eastAsia="zh-CN" w:bidi="hi-IN"/>
-        </w:rPr>
-        <w:t xml:space="preserve"> и </w:t>
-      </w:r>
-      <w:r>
-        <w:rPr>
-          <w:rStyle w:val="SourceText"/>
-          <w:rFonts w:eastAsia="Noto Serif CJK SC" w:cs="Times New Roman" w:ascii="Times New Roman" w:hAnsi="Times New Roman"/>
-          <w:color w:val="auto"/>
-          <w:kern w:val="0"/>
-          <w:sz w:val="28"/>
-          <w:szCs w:val="28"/>
-          <w:lang w:val="ru-RU" w:eastAsia="zh-CN" w:bidi="hi-IN"/>
-        </w:rPr>
-        <w:t>DashboardPage</w:t>
-      </w:r>
-      <w:r>
-        <w:rPr>
-          <w:rFonts w:eastAsia="Noto Serif CJK SC" w:cs="Times New Roman" w:ascii="Times New Roman" w:hAnsi="Times New Roman"/>
-          <w:color w:val="auto"/>
-          <w:kern w:val="0"/>
-          <w:sz w:val="28"/>
-          <w:szCs w:val="28"/>
-          <w:lang w:val="ru-RU" w:eastAsia="zh-CN" w:bidi="hi-IN"/>
-        </w:rPr>
-        <w:t>;</w:t>
-      </w:r>
-      <w:r>
-        <w:rPr>
-          <w:rFonts w:ascii="Times New Roman" w:hAnsi="Times New Roman"/>
-        </w:rPr>
-        <w:t xml:space="preserve"> </w:t>
-      </w:r>
-    </w:p>
-    <w:p>
-      <w:pPr>
-        <w:pStyle w:val="BodyText"/>
-        <w:numPr>
-          <w:ilvl w:val="0"/>
-          <w:numId w:val="8"/>
-        </w:numPr>
-        <w:tabs>
-          <w:tab w:val="clear" w:pos="709"/>
-          <w:tab w:val="left" w:pos="0" w:leader="none"/>
-        </w:tabs>
-        <w:ind w:firstLine="426"/>
-        <w:rPr/>
-      </w:pPr>
-      <w:r>
-        <w:rPr>
-          <w:rFonts w:ascii="Times New Roman" w:hAnsi="Times New Roman"/>
-        </w:rPr>
-        <w:t>размещает их в</w:t>
-      </w:r>
-      <w:r>
-        <w:rPr>
-          <w:rFonts w:eastAsia="Noto Serif CJK SC" w:cs="Times New Roman" w:ascii="Times New Roman" w:hAnsi="Times New Roman"/>
-          <w:color w:val="auto"/>
-          <w:kern w:val="0"/>
-          <w:sz w:val="28"/>
-          <w:szCs w:val="28"/>
-          <w:lang w:val="ru-RU" w:eastAsia="zh-CN" w:bidi="hi-IN"/>
-        </w:rPr>
-        <w:t xml:space="preserve"> </w:t>
-      </w:r>
-      <w:r>
-        <w:rPr>
-          <w:rStyle w:val="SourceText"/>
-          <w:rFonts w:eastAsia="Noto Serif CJK SC" w:cs="Times New Roman" w:ascii="Times New Roman" w:hAnsi="Times New Roman"/>
-          <w:color w:val="auto"/>
-          <w:kern w:val="0"/>
-          <w:sz w:val="28"/>
-          <w:szCs w:val="28"/>
-          <w:lang w:val="ru-RU" w:eastAsia="zh-CN" w:bidi="hi-IN"/>
-        </w:rPr>
-        <w:t>QStackedWidget</w:t>
-      </w:r>
-      <w:r>
-        <w:rPr>
-          <w:rFonts w:eastAsia="Noto Serif CJK SC" w:cs="Times New Roman" w:ascii="Times New Roman" w:hAnsi="Times New Roman"/>
-          <w:color w:val="auto"/>
-          <w:kern w:val="0"/>
-          <w:sz w:val="28"/>
-          <w:szCs w:val="28"/>
-          <w:lang w:val="ru-RU" w:eastAsia="zh-CN" w:bidi="hi-IN"/>
-        </w:rPr>
-        <w:t xml:space="preserve">; </w:t>
-      </w:r>
-    </w:p>
-    <w:p>
-      <w:pPr>
-        <w:pStyle w:val="BodyText"/>
-        <w:numPr>
-          <w:ilvl w:val="0"/>
-          <w:numId w:val="8"/>
-        </w:numPr>
-        <w:tabs>
-          <w:tab w:val="clear" w:pos="709"/>
-          <w:tab w:val="left" w:pos="0" w:leader="none"/>
-        </w:tabs>
-        <w:ind w:firstLine="426"/>
-        <w:rPr/>
-      </w:pPr>
-      <w:r>
-        <w:rPr>
-          <w:rFonts w:ascii="Times New Roman" w:hAnsi="Times New Roman"/>
-        </w:rPr>
-        <w:t xml:space="preserve">обрабатывает сигналы навигации </w:t>
-      </w:r>
-      <w:r>
-        <w:rPr>
-          <w:rStyle w:val="SourceText"/>
-          <w:rFonts w:eastAsia="Noto Serif CJK SC" w:cs="Times New Roman" w:ascii="Times New Roman" w:hAnsi="Times New Roman"/>
-          <w:color w:val="auto"/>
-          <w:kern w:val="0"/>
-          <w:sz w:val="28"/>
-          <w:szCs w:val="28"/>
-          <w:lang w:val="ru-RU" w:eastAsia="zh-CN" w:bidi="hi-IN"/>
-        </w:rPr>
-        <w:t>(next_clicked, quit_clicked)</w:t>
-      </w:r>
-      <w:r>
-        <w:rPr>
-          <w:rFonts w:ascii="Times New Roman" w:hAnsi="Times New Roman"/>
-        </w:rPr>
-        <w:t xml:space="preserve">, определяя переход между приветственной страницей и дашбордом; </w:t>
-      </w:r>
-    </w:p>
-    <w:p>
-      <w:pPr>
-        <w:pStyle w:val="BodyText"/>
-        <w:numPr>
-          <w:ilvl w:val="0"/>
-          <w:numId w:val="8"/>
-        </w:numPr>
-        <w:tabs>
-          <w:tab w:val="clear" w:pos="709"/>
-          <w:tab w:val="left" w:pos="0" w:leader="none"/>
-        </w:tabs>
-        <w:ind w:firstLine="426"/>
-        <w:rPr>
-          <w:rFonts w:ascii="Times New Roman" w:hAnsi="Times New Roman"/>
-        </w:rPr>
-      </w:pPr>
-      <w:r>
-        <w:rPr>
-          <w:rFonts w:ascii="Times New Roman" w:hAnsi="Times New Roman"/>
-        </w:rPr>
-        <w:t>устанавливает стартовую страницу и общие параметры окна (заголовок, размер).</w:t>
-      </w:r>
-      <w:bookmarkEnd w:id="7"/>
+        <w:rPr/>
+        <w:t xml:space="preserve"> стоимость поколения и средняя стоимость поколения (обе — как отношение точного минимума target_cost к текущему значению), горизонтальная линия целевого отношения, равная 1 (соответствует достижению точного минимума), и горизонтальная линия верхней оценки, полученной жадным алгоритмом (target_cost / greedy_cost), что показывает, насколько решение генетического алгоритма приближается к оптимуму и превосходит ли оно жадную эвристику.</w:t>
+      </w:r>
+    </w:p>
+    <w:p>
+      <w:pPr>
+        <w:pStyle w:val="BodyText"/>
+        <w:rPr/>
+      </w:pPr>
+      <w:r>
+        <w:rPr/>
+        <w:t>С помощью механизма навигации реализовано пошаговое представление алгоритма: каждое переключение шага вызывает соответствующий метод GeneticAlgorithm (go_first_generate, go_prev_generate, go_next_generate, go_last_generate) и перерисовывает график и панель результатов актуальными данными из get_plot_data.</w:t>
+      </w:r>
+    </w:p>
+    <w:p>
+      <w:pPr>
+        <w:pStyle w:val="BodyText"/>
+        <w:rPr>
+          <w:b/>
+          <w:bCs/>
+        </w:rPr>
+      </w:pPr>
+      <w:r>
+        <w:rPr>
+          <w:b/>
+          <w:bCs/>
+        </w:rPr>
+        <w:t>Визуализация порядка умножения</w:t>
+      </w:r>
+    </w:p>
+    <w:p>
+      <w:pPr>
+        <w:pStyle w:val="BodyText"/>
+        <w:rPr/>
+      </w:pPr>
+      <w:r>
+        <w:rPr/>
+        <w:t>Диалог MultOrder строит дерево умножения на основе QGraphicsScene/QGraphicsView. Исходные матрицы отображаются в один ряд как листовые узлы (TreeNode, синий цвет), затем для каждого шага хромосомы создаётся узел слияния (оранжевый), соединенный кривыми Безье с двумя узлами; последний шаг помечается как корень дерева (зелёный). Метод get_perf_point вычисляет точку пересечения линии с границей эллипса узла, так что соединительные кривые подходят точно к контуру узла, а не к его центру.</w:t>
+      </w:r>
+    </w:p>
+    <w:p>
+      <w:pPr>
+        <w:pStyle w:val="BodyText"/>
+        <w:rPr/>
+      </w:pPr>
+      <w:r>
+        <w:rPr/>
+        <w:t>Диаграмма классов реализованной программы приведена на рис. 5.</w:t>
+      </w:r>
       <w:r>
         <w:br w:type="page"/>
       </w:r>
@@ -3604,11 +2800,7 @@
       </w:pPr>
       <w:r>
         <w:rPr/>
-        <w:t xml:space="preserve">В качестве языка проекта использован Python3. В проекте использована стандартная библиотека Python. Для реализации графического интерфейса использована библиотека PySide6. </w:t>
-      </w:r>
-      <w:r>
-        <w:rPr/>
-        <w:t>Диаграммы классов построены с помощью plantuml. Разработка программы проведена с использованием системы контроля версий git, репозиторий размещен на сайте github.com [3].</w:t>
+        <w:t>В качестве языка проекта использован Python3. В проекте использована стандартная библиотека Python. Для реализации графического интерфейса использована библиотека PySide6. Диаграммы классов построены с помощью plantuml. Разработка программы проведена с использованием системы контроля версий git, репозиторий размещен на сайте github.com [3].</w:t>
       </w:r>
       <w:r>
         <w:br w:type="page"/>
@@ -3671,7 +2863,75 @@
       </w:pPr>
       <w:r>
         <w:rPr/>
-        <w:t>Заключение содержит краткое описание результатов по каждой задаче, обозначенной в разделе «Постановка задачи», результаты работы в целом, согласно обозначенной цели и пр.</w:t>
+        <w:t>В ходе выполнения практики была разработана программа для решения задачи об оптимальном порядке перемножения цепочки матриц с использованием генетического алгоритма.</w:t>
+      </w:r>
+    </w:p>
+    <w:p>
+      <w:pPr>
+        <w:pStyle w:val="BodyText"/>
+        <w:rPr/>
+      </w:pPr>
+      <w:r>
+        <w:rPr/>
+        <w:t>Изучена математическая постановка задачи о порядке перемножения матриц и её классическое решение методом динамического программирования, основные принципы работы генетических алгоритмов — кодирование решений, операторы селекции, кроссовера и мутации, механизм элитизма. Выбран способ кодирования особи и обоснования целевой функции для разных диапазонов N.</w:t>
+      </w:r>
+    </w:p>
+    <w:p>
+      <w:pPr>
+        <w:pStyle w:val="BodyText"/>
+        <w:rPr/>
+      </w:pPr>
+      <w:r>
+        <w:rPr/>
+        <w:t>Выбран язык программирования Python 3 и библиотека PySide6 для реализации графического интерфейса как наиболее документированная и переносимая. Сформирована бригада из трёх человек, распределены роли.</w:t>
+      </w:r>
+    </w:p>
+    <w:p>
+      <w:pPr>
+        <w:pStyle w:val="BodyText"/>
+        <w:rPr/>
+      </w:pPr>
+      <w:r>
+        <w:rPr/>
+        <w:t>Разработан класс GeneticAlgorithm, реализующий эволюционный алгоритм. Для оценки качества получаемых решений реализованы точный метод динамического программирования (используется при N ≤ 30 как глобальный минимум) и жадный алгоритм (используется как верхняя оценка при N &gt; 30, когда точный расчёт становится вычислительно нецелесообразным).</w:t>
+      </w:r>
+    </w:p>
+    <w:p>
+      <w:pPr>
+        <w:pStyle w:val="BodyText"/>
+        <w:rPr/>
+      </w:pPr>
+      <w:r>
+        <w:rPr/>
+        <w:t>Разработан интерфейс, позволяющий вводить данные тремя способами: вручную (с пошаговой проверкой согласованности размерностей), из текстового файла и путём случайной генерации. Реализована настройка ключевых параметров алгоритма пользователем (размер популяции, число поколений, вероятности мутации и скрещивания). Реализована возможность пошагового перехода между поколениями в обе стороны, а также переход к конечному результату без пересчёта всей истории.</w:t>
+      </w:r>
+    </w:p>
+    <w:p>
+      <w:pPr>
+        <w:pStyle w:val="BodyText"/>
+        <w:rPr/>
+      </w:pPr>
+      <w:r>
+        <w:rPr/>
+        <w:t xml:space="preserve">Реализована пошаговая визуализация процесса эволюции: график изменения </w:t>
+      </w:r>
+      <w:r>
+        <w:rPr/>
+        <w:t>наименьшей</w:t>
+      </w:r>
+      <w:r>
+        <w:rPr/>
+        <w:t xml:space="preserve"> и средней стоимости популяции по поколениям в относительных координатах (отношение к целевому значению), с отображением как точного оптимума, так и верхней оценки жадного алгоритма для наглядного сравнения качества решения. Реализована визуализация оптимального порядка умножения в виде дерева слияний с использованием графической сцены Qt.</w:t>
+      </w:r>
+    </w:p>
+    <w:p>
+      <w:pPr>
+        <w:pStyle w:val="BodyText"/>
+        <w:rPr/>
+      </w:pPr>
+      <w:r>
+        <w:rPr/>
+        <w:t>По результатам проекта подготовлен отчёт, иллюстрирующий постановку задачи, архитектуру решения и результаты его реализации.</w:t>
       </w:r>
     </w:p>
     <w:p>
@@ -3705,8 +2965,8 @@
           <w:rFonts w:cs="Times New Roman"/>
         </w:rPr>
       </w:pPr>
-      <w:bookmarkStart w:id="11" w:name="_Toc230206156"/>
-      <w:bookmarkStart w:id="12" w:name="_Toc73173388"/>
+      <w:bookmarkStart w:id="11" w:name="_Toc73173388"/>
+      <w:bookmarkStart w:id="12" w:name="_Toc230206156"/>
       <w:r>
         <w:rPr>
           <w:rFonts w:cs="Times New Roman"/>
@@ -3755,15 +3015,7 @@
       </w:pPr>
       <w:r>
         <w:rPr/>
-        <w:t>Генетический алгоритм минимизации числа скалярных умножений при перемножении цепочки матриц // github.com URL: https://github.com/kravtsov07/team-work/ (дата обращения: 1</w:t>
-      </w:r>
-      <w:r>
-        <w:rPr/>
-        <w:t>4</w:t>
-      </w:r>
-      <w:r>
-        <w:rPr/>
-        <w:t>.07.2026).</w:t>
+        <w:t>Генетический алгоритм минимизации числа скалярных умножений при перемножении цепочки матриц // github.com URL: https://github.com/kravtsov07/team-work/ (дата обращения: 14.07.2026).</w:t>
       </w:r>
     </w:p>
     <w:p>
@@ -3835,7 +3087,7 @@
         <w:rPr/>
         <w:drawing>
           <wp:inline distT="0" distB="0" distL="0" distR="0">
-            <wp:extent cx="5467350" cy="6400800"/>
+            <wp:extent cx="5311775" cy="2837180"/>
             <wp:effectExtent l="0" t="0" r="0" b="0"/>
             <wp:docPr id="1" name="Image2"/>
             <wp:cNvGraphicFramePr>
@@ -3859,7 +3111,7 @@
                   <pic:spPr bwMode="auto">
                     <a:xfrm>
                       <a:off x="0" y="0"/>
-                      <a:ext cx="5467350" cy="6400800"/>
+                      <a:ext cx="5311775" cy="2837180"/>
                     </a:xfrm>
                     <a:prstGeom prst="rect">
                       <a:avLst/>
@@ -3880,7 +3132,7 @@
       </w:pPr>
       <w:r>
         <w:rPr/>
-        <w:t>Рисунок 1 — Диаграмма классов связки GUI и backend</w:t>
+        <w:t>Рисунок 1 — Диаграмма классов визуализации</w:t>
       </w:r>
     </w:p>
     <w:p>
@@ -3894,7 +3146,7 @@
         <w:rPr/>
         <w:drawing>
           <wp:inline distT="0" distB="0" distL="0" distR="0">
-            <wp:extent cx="5940425" cy="5076825"/>
+            <wp:extent cx="4486275" cy="1533525"/>
             <wp:effectExtent l="0" t="0" r="0" b="0"/>
             <wp:docPr id="2" name="Image1"/>
             <wp:cNvGraphicFramePr>
@@ -3918,7 +3170,7 @@
                   <pic:spPr bwMode="auto">
                     <a:xfrm>
                       <a:off x="0" y="0"/>
-                      <a:ext cx="5940425" cy="5076825"/>
+                      <a:ext cx="4486275" cy="1533525"/>
                     </a:xfrm>
                     <a:prstGeom prst="rect">
                       <a:avLst/>
@@ -3935,24 +3187,191 @@
     <w:p>
       <w:pPr>
         <w:pStyle w:val="Style19"/>
-        <w:rPr>
-          <w:rFonts w:cs="Cambria"/>
-          <w:b/>
-          <w:bCs/>
-          <w:caps/>
-          <w:kern w:val="2"/>
-          <w:highlight w:val="lightGray"/>
-        </w:rPr>
+        <w:rPr/>
       </w:pPr>
       <w:r>
         <w:rPr/>
         <w:t>Рисунок 2 — Диаграмма классов backend</w:t>
       </w:r>
     </w:p>
+    <w:p>
+      <w:pPr>
+        <w:pStyle w:val="Normal"/>
+        <w:jc w:val="center"/>
+        <w:rPr/>
+      </w:pPr>
+      <w:r>
+        <w:rPr/>
+        <w:drawing>
+          <wp:inline distT="0" distB="0" distL="0" distR="0">
+            <wp:extent cx="5179060" cy="1985645"/>
+            <wp:effectExtent l="0" t="0" r="0" b="0"/>
+            <wp:docPr id="3" name="Image3"/>
+            <wp:cNvGraphicFramePr>
+              <a:graphicFrameLocks xmlns:a="http://schemas.openxmlformats.org/drawingml/2006/main" noChangeAspect="1"/>
+            </wp:cNvGraphicFramePr>
+            <a:graphic xmlns:a="http://schemas.openxmlformats.org/drawingml/2006/main">
+              <a:graphicData uri="http://schemas.openxmlformats.org/drawingml/2006/picture">
+                <pic:pic xmlns:pic="http://schemas.openxmlformats.org/drawingml/2006/picture">
+                  <pic:nvPicPr>
+                    <pic:cNvPr id="3" name="Image3"/>
+                    <pic:cNvPicPr>
+                      <a:picLocks noChangeAspect="1" noChangeArrowheads="1"/>
+                    </pic:cNvPicPr>
+                  </pic:nvPicPr>
+                  <pic:blipFill>
+                    <a:blip r:embed="rId4"/>
+                    <a:stretch>
+                      <a:fillRect/>
+                    </a:stretch>
+                  </pic:blipFill>
+                  <pic:spPr bwMode="auto">
+                    <a:xfrm>
+                      <a:off x="0" y="0"/>
+                      <a:ext cx="5179060" cy="1985645"/>
+                    </a:xfrm>
+                    <a:prstGeom prst="rect">
+                      <a:avLst/>
+                    </a:prstGeom>
+                    <a:noFill/>
+                  </pic:spPr>
+                </pic:pic>
+              </a:graphicData>
+            </a:graphic>
+          </wp:inline>
+        </w:drawing>
+      </w:r>
+    </w:p>
+    <w:p>
+      <w:pPr>
+        <w:pStyle w:val="Style19"/>
+        <w:rPr/>
+      </w:pPr>
+      <w:r>
+        <w:rPr/>
+        <w:t>Рисунок 3 — Диаграмма классов ввода данных и параметров</w:t>
+      </w:r>
+    </w:p>
+    <w:p>
+      <w:pPr>
+        <w:pStyle w:val="Normal"/>
+        <w:jc w:val="center"/>
+        <w:rPr/>
+      </w:pPr>
+      <w:r>
+        <w:rPr/>
+        <w:drawing>
+          <wp:inline distT="0" distB="0" distL="0" distR="0">
+            <wp:extent cx="5523230" cy="2963545"/>
+            <wp:effectExtent l="0" t="0" r="0" b="0"/>
+            <wp:docPr id="4" name="Image4"/>
+            <wp:cNvGraphicFramePr>
+              <a:graphicFrameLocks xmlns:a="http://schemas.openxmlformats.org/drawingml/2006/main" noChangeAspect="1"/>
+            </wp:cNvGraphicFramePr>
+            <a:graphic xmlns:a="http://schemas.openxmlformats.org/drawingml/2006/main">
+              <a:graphicData uri="http://schemas.openxmlformats.org/drawingml/2006/picture">
+                <pic:pic xmlns:pic="http://schemas.openxmlformats.org/drawingml/2006/picture">
+                  <pic:nvPicPr>
+                    <pic:cNvPr id="4" name="Image4"/>
+                    <pic:cNvPicPr>
+                      <a:picLocks noChangeAspect="1" noChangeArrowheads="1"/>
+                    </pic:cNvPicPr>
+                  </pic:nvPicPr>
+                  <pic:blipFill>
+                    <a:blip r:embed="rId5"/>
+                    <a:stretch>
+                      <a:fillRect/>
+                    </a:stretch>
+                  </pic:blipFill>
+                  <pic:spPr bwMode="auto">
+                    <a:xfrm>
+                      <a:off x="0" y="0"/>
+                      <a:ext cx="5523230" cy="2963545"/>
+                    </a:xfrm>
+                    <a:prstGeom prst="rect">
+                      <a:avLst/>
+                    </a:prstGeom>
+                    <a:noFill/>
+                  </pic:spPr>
+                </pic:pic>
+              </a:graphicData>
+            </a:graphic>
+          </wp:inline>
+        </w:drawing>
+      </w:r>
+    </w:p>
+    <w:p>
+      <w:pPr>
+        <w:pStyle w:val="Style19"/>
+        <w:rPr/>
+      </w:pPr>
+      <w:r>
+        <w:rPr/>
+        <w:t>Рисунок 4 — Диаграмма классов главного окна</w:t>
+      </w:r>
+    </w:p>
+    <w:p>
+      <w:pPr>
+        <w:pStyle w:val="Normal"/>
+        <w:jc w:val="center"/>
+        <w:rPr/>
+      </w:pPr>
+      <w:r>
+        <w:rPr/>
+        <w:drawing>
+          <wp:inline distT="0" distB="0" distL="0" distR="0">
+            <wp:extent cx="5723255" cy="2568575"/>
+            <wp:effectExtent l="0" t="0" r="0" b="0"/>
+            <wp:docPr id="5" name="Image5"/>
+            <wp:cNvGraphicFramePr>
+              <a:graphicFrameLocks xmlns:a="http://schemas.openxmlformats.org/drawingml/2006/main" noChangeAspect="1"/>
+            </wp:cNvGraphicFramePr>
+            <a:graphic xmlns:a="http://schemas.openxmlformats.org/drawingml/2006/main">
+              <a:graphicData uri="http://schemas.openxmlformats.org/drawingml/2006/picture">
+                <pic:pic xmlns:pic="http://schemas.openxmlformats.org/drawingml/2006/picture">
+                  <pic:nvPicPr>
+                    <pic:cNvPr id="5" name="Image5"/>
+                    <pic:cNvPicPr>
+                      <a:picLocks noChangeAspect="1" noChangeArrowheads="1"/>
+                    </pic:cNvPicPr>
+                  </pic:nvPicPr>
+                  <pic:blipFill>
+                    <a:blip r:embed="rId6"/>
+                    <a:stretch>
+                      <a:fillRect/>
+                    </a:stretch>
+                  </pic:blipFill>
+                  <pic:spPr bwMode="auto">
+                    <a:xfrm>
+                      <a:off x="0" y="0"/>
+                      <a:ext cx="5723255" cy="2568575"/>
+                    </a:xfrm>
+                    <a:prstGeom prst="rect">
+                      <a:avLst/>
+                    </a:prstGeom>
+                    <a:noFill/>
+                  </pic:spPr>
+                </pic:pic>
+              </a:graphicData>
+            </a:graphic>
+          </wp:inline>
+        </w:drawing>
+      </w:r>
+    </w:p>
+    <w:p>
+      <w:pPr>
+        <w:pStyle w:val="Style19"/>
+        <w:rPr/>
+      </w:pPr>
+      <w:r>
+        <w:rPr/>
+        <w:t>Рисунок 5 — Общая диаграмма классов программы</w:t>
+      </w:r>
+    </w:p>
     <w:sectPr>
-      <w:footerReference w:type="even" r:id="rId4"/>
-      <w:footerReference w:type="default" r:id="rId5"/>
-      <w:footerReference w:type="first" r:id="rId6"/>
+      <w:footerReference w:type="even" r:id="rId7"/>
+      <w:footerReference w:type="default" r:id="rId8"/>
+      <w:footerReference w:type="first" r:id="rId9"/>
       <w:type w:val="nextPage"/>
       <w:pgSz w:w="11906" w:h="16838"/>
       <w:pgMar w:left="1701" w:right="850" w:gutter="0" w:header="0" w:top="1134" w:footer="708" w:bottom="1134"/>
@@ -4025,7 +3444,7 @@
       <w:rPr>
         <w:rStyle w:val="PageNumber"/>
       </w:rPr>
-      <w:t>16</w:t>
+      <w:t>19</w:t>
     </w:r>
     <w:r>
       <w:rPr>
@@ -4580,14 +3999,133 @@
   <w:abstractNum w:abstractNumId="5">
     <w:lvl w:ilvl="0">
       <w:start w:val="1"/>
+      <w:numFmt w:val="decimal"/>
+      <w:lvlText w:val="%1."/>
+      <w:lvlJc w:val="start"/>
+      <w:pPr>
+        <w:tabs>
+          <w:tab w:val="num" w:pos="0"/>
+        </w:tabs>
+        <w:ind w:start="1429" w:hanging="360"/>
+      </w:pPr>
+      <w:rPr/>
+    </w:lvl>
+    <w:lvl w:ilvl="1">
+      <w:start w:val="1"/>
+      <w:numFmt w:val="lowerLetter"/>
+      <w:lvlText w:val="%2."/>
+      <w:lvlJc w:val="start"/>
+      <w:pPr>
+        <w:tabs>
+          <w:tab w:val="num" w:pos="0"/>
+        </w:tabs>
+        <w:ind w:start="2149" w:hanging="360"/>
+      </w:pPr>
+      <w:rPr/>
+    </w:lvl>
+    <w:lvl w:ilvl="2">
+      <w:start w:val="1"/>
+      <w:numFmt w:val="lowerRoman"/>
+      <w:lvlText w:val="%3."/>
+      <w:lvlJc w:val="end"/>
+      <w:pPr>
+        <w:tabs>
+          <w:tab w:val="num" w:pos="0"/>
+        </w:tabs>
+        <w:ind w:start="2869" w:hanging="180"/>
+      </w:pPr>
+      <w:rPr/>
+    </w:lvl>
+    <w:lvl w:ilvl="3">
+      <w:start w:val="1"/>
+      <w:numFmt w:val="decimal"/>
+      <w:lvlText w:val="%4."/>
+      <w:lvlJc w:val="start"/>
+      <w:pPr>
+        <w:tabs>
+          <w:tab w:val="num" w:pos="0"/>
+        </w:tabs>
+        <w:ind w:start="3589" w:hanging="360"/>
+      </w:pPr>
+      <w:rPr/>
+    </w:lvl>
+    <w:lvl w:ilvl="4">
+      <w:start w:val="1"/>
+      <w:numFmt w:val="lowerLetter"/>
+      <w:lvlText w:val="%5."/>
+      <w:lvlJc w:val="start"/>
+      <w:pPr>
+        <w:tabs>
+          <w:tab w:val="num" w:pos="0"/>
+        </w:tabs>
+        <w:ind w:start="4309" w:hanging="360"/>
+      </w:pPr>
+      <w:rPr/>
+    </w:lvl>
+    <w:lvl w:ilvl="5">
+      <w:start w:val="1"/>
+      <w:numFmt w:val="lowerRoman"/>
+      <w:lvlText w:val="%6."/>
+      <w:lvlJc w:val="end"/>
+      <w:pPr>
+        <w:tabs>
+          <w:tab w:val="num" w:pos="0"/>
+        </w:tabs>
+        <w:ind w:start="5029" w:hanging="180"/>
+      </w:pPr>
+      <w:rPr/>
+    </w:lvl>
+    <w:lvl w:ilvl="6">
+      <w:start w:val="1"/>
+      <w:numFmt w:val="decimal"/>
+      <w:lvlText w:val="%7."/>
+      <w:lvlJc w:val="start"/>
+      <w:pPr>
+        <w:tabs>
+          <w:tab w:val="num" w:pos="0"/>
+        </w:tabs>
+        <w:ind w:start="5749" w:hanging="360"/>
+      </w:pPr>
+      <w:rPr/>
+    </w:lvl>
+    <w:lvl w:ilvl="7">
+      <w:start w:val="1"/>
+      <w:numFmt w:val="lowerLetter"/>
+      <w:lvlText w:val="%8."/>
+      <w:lvlJc w:val="start"/>
+      <w:pPr>
+        <w:tabs>
+          <w:tab w:val="num" w:pos="0"/>
+        </w:tabs>
+        <w:ind w:start="6469" w:hanging="360"/>
+      </w:pPr>
+      <w:rPr/>
+    </w:lvl>
+    <w:lvl w:ilvl="8">
+      <w:start w:val="1"/>
+      <w:numFmt w:val="lowerRoman"/>
+      <w:lvlText w:val="%9."/>
+      <w:lvlJc w:val="end"/>
+      <w:pPr>
+        <w:tabs>
+          <w:tab w:val="num" w:pos="0"/>
+        </w:tabs>
+        <w:ind w:start="7189" w:hanging="180"/>
+      </w:pPr>
+      <w:rPr/>
+    </w:lvl>
+  </w:abstractNum>
+  <w:abstractNum w:abstractNumId="6">
+    <w:lvl w:ilvl="0">
+      <w:start w:val="1"/>
       <w:numFmt w:val="bullet"/>
       <w:lvlText w:val=""/>
       <w:lvlJc w:val="start"/>
       <w:pPr>
         <w:tabs>
-          <w:tab w:val="num" w:pos="0"/>
-        </w:tabs>
-        <w:ind w:start="1429" w:hanging="360"/>
+          <w:tab w:val="num" w:pos="720"/>
+        </w:tabs>
+        <w:ind w:start="720" w:hanging="360"/>
       </w:pPr>
       <w:rPr>
         <w:rFonts w:ascii="Symbol" w:hAnsi="Symbol" w:cs="Symbol" w:hint="default"/>
@@ -4596,31 +4134,31 @@
     <w:lvl w:ilvl="1">
       <w:start w:val="1"/>
       <w:numFmt w:val="bullet"/>
-      <w:lvlText w:val="o"/>
-      <w:lvlJc w:val="start"/>
-      <w:pPr>
-        <w:tabs>
-          <w:tab w:val="num" w:pos="0"/>
-        </w:tabs>
-        <w:ind w:start="2149" w:hanging="360"/>
+      <w:lvlText w:val="◦"/>
+      <w:lvlJc w:val="start"/>
+      <w:pPr>
+        <w:tabs>
+          <w:tab w:val="num" w:pos="1080"/>
+        </w:tabs>
+        <w:ind w:start="1080" w:hanging="360"/>
       </w:pPr>
       <w:rPr>
-        <w:rFonts w:ascii="Courier New" w:hAnsi="Courier New" w:cs="Courier New" w:hint="default"/>
+        <w:rFonts w:ascii="OpenSymbol" w:hAnsi="OpenSymbol" w:cs="OpenSymbol" w:hint="default"/>
       </w:rPr>
     </w:lvl>
     <w:lvl w:ilvl="2">
       <w:start w:val="1"/>
       <w:numFmt w:val="bullet"/>
-      <w:lvlText w:val=""/>
-      <w:lvlJc w:val="start"/>
-      <w:pPr>
-        <w:tabs>
-          <w:tab w:val="num" w:pos="0"/>
-        </w:tabs>
-        <w:ind w:start="2869" w:hanging="360"/>
+      <w:lvlText w:val="▪"/>
+      <w:lvlJc w:val="start"/>
+      <w:pPr>
+        <w:tabs>
+          <w:tab w:val="num" w:pos="1440"/>
+        </w:tabs>
+        <w:ind w:start="1440" w:hanging="360"/>
       </w:pPr>
       <w:rPr>
-        <w:rFonts w:ascii="Wingdings" w:hAnsi="Wingdings" w:cs="Wingdings" w:hint="default"/>
+        <w:rFonts w:ascii="OpenSymbol" w:hAnsi="OpenSymbol" w:cs="OpenSymbol" w:hint="default"/>
       </w:rPr>
     </w:lvl>
     <w:lvl w:ilvl="3">
@@ -4630,9 +4168,9 @@
       <w:lvlJc w:val="start"/>
       <w:pPr>
         <w:tabs>
-          <w:tab w:val="num" w:pos="0"/>
-        </w:tabs>
-        <w:ind w:start="3589" w:hanging="360"/>
+          <w:tab w:val="num" w:pos="1800"/>
+        </w:tabs>
+        <w:ind w:start="1800" w:hanging="360"/>
       </w:pPr>
       <w:rPr>
         <w:rFonts w:ascii="Symbol" w:hAnsi="Symbol" w:cs="Symbol" w:hint="default"/>
@@ -4641,31 +4179,31 @@
     <w:lvl w:ilvl="4">
       <w:start w:val="1"/>
       <w:numFmt w:val="bullet"/>
-      <w:lvlText w:val="o"/>
-      <w:lvlJc w:val="start"/>
-      <w:pPr>
-        <w:tabs>
-          <w:tab w:val="num" w:pos="0"/>
-        </w:tabs>
-        <w:ind w:start="4309" w:hanging="360"/>
+      <w:lvlText w:val="◦"/>
+      <w:lvlJc w:val="start"/>
+      <w:pPr>
+        <w:tabs>
+          <w:tab w:val="num" w:pos="2160"/>
+        </w:tabs>
+        <w:ind w:start="2160" w:hanging="360"/>
       </w:pPr>
       <w:rPr>
-        <w:rFonts w:ascii="Courier New" w:hAnsi="Courier New" w:cs="Courier New" w:hint="default"/>
+        <w:rFonts w:ascii="OpenSymbol" w:hAnsi="OpenSymbol" w:cs="OpenSymbol" w:hint="default"/>
       </w:rPr>
     </w:lvl>
     <w:lvl w:ilvl="5">
       <w:start w:val="1"/>
       <w:numFmt w:val="bullet"/>
-      <w:lvlText w:val=""/>
-      <w:lvlJc w:val="start"/>
-      <w:pPr>
-        <w:tabs>
-          <w:tab w:val="num" w:pos="0"/>
-        </w:tabs>
-        <w:ind w:start="5029" w:hanging="360"/>
+      <w:lvlText w:val="▪"/>
+      <w:lvlJc w:val="start"/>
+      <w:pPr>
+        <w:tabs>
+          <w:tab w:val="num" w:pos="2520"/>
+        </w:tabs>
+        <w:ind w:start="2520" w:hanging="360"/>
       </w:pPr>
       <w:rPr>
-        <w:rFonts w:ascii="Wingdings" w:hAnsi="Wingdings" w:cs="Wingdings" w:hint="default"/>
+        <w:rFonts w:ascii="OpenSymbol" w:hAnsi="OpenSymbol" w:cs="OpenSymbol" w:hint="default"/>
       </w:rPr>
     </w:lvl>
     <w:lvl w:ilvl="6">
@@ -4675,9 +4213,9 @@
       <w:lvlJc w:val="start"/>
       <w:pPr>
         <w:tabs>
-          <w:tab w:val="num" w:pos="0"/>
-        </w:tabs>
-        <w:ind w:start="5749" w:hanging="360"/>
+          <w:tab w:val="num" w:pos="2880"/>
+        </w:tabs>
+        <w:ind w:start="2880" w:hanging="360"/>
       </w:pPr>
       <w:rPr>
         <w:rFonts w:ascii="Symbol" w:hAnsi="Symbol" w:cs="Symbol" w:hint="default"/>
@@ -4686,151 +4224,32 @@
     <w:lvl w:ilvl="7">
       <w:start w:val="1"/>
       <w:numFmt w:val="bullet"/>
-      <w:lvlText w:val="o"/>
-      <w:lvlJc w:val="start"/>
-      <w:pPr>
-        <w:tabs>
-          <w:tab w:val="num" w:pos="0"/>
-        </w:tabs>
-        <w:ind w:start="6469" w:hanging="360"/>
+      <w:lvlText w:val="◦"/>
+      <w:lvlJc w:val="start"/>
+      <w:pPr>
+        <w:tabs>
+          <w:tab w:val="num" w:pos="3240"/>
+        </w:tabs>
+        <w:ind w:start="3240" w:hanging="360"/>
       </w:pPr>
       <w:rPr>
-        <w:rFonts w:ascii="Courier New" w:hAnsi="Courier New" w:cs="Courier New" w:hint="default"/>
+        <w:rFonts w:ascii="OpenSymbol" w:hAnsi="OpenSymbol" w:cs="OpenSymbol" w:hint="default"/>
       </w:rPr>
     </w:lvl>
     <w:lvl w:ilvl="8">
       <w:start w:val="1"/>
       <w:numFmt w:val="bullet"/>
-      <w:lvlText w:val=""/>
-      <w:lvlJc w:val="start"/>
-      <w:pPr>
-        <w:tabs>
-          <w:tab w:val="num" w:pos="0"/>
-        </w:tabs>
-        <w:ind w:start="7189" w:hanging="360"/>
+      <w:lvlText w:val="▪"/>
+      <w:lvlJc w:val="start"/>
+      <w:pPr>
+        <w:tabs>
+          <w:tab w:val="num" w:pos="3600"/>
+        </w:tabs>
+        <w:ind w:start="3600" w:hanging="360"/>
       </w:pPr>
       <w:rPr>
-        <w:rFonts w:ascii="Wingdings" w:hAnsi="Wingdings" w:cs="Wingdings" w:hint="default"/>
+        <w:rFonts w:ascii="OpenSymbol" w:hAnsi="OpenSymbol" w:cs="OpenSymbol" w:hint="default"/>
       </w:rPr>
-    </w:lvl>
-  </w:abstractNum>
-  <w:abstractNum w:abstractNumId="6">
-    <w:lvl w:ilvl="0">
-      <w:start w:val="1"/>
-      <w:numFmt w:val="decimal"/>
-      <w:lvlText w:val="%1."/>
-      <w:lvlJc w:val="start"/>
-      <w:pPr>
-        <w:tabs>
-          <w:tab w:val="num" w:pos="0"/>
-        </w:tabs>
-        <w:ind w:start="1429" w:hanging="360"/>
-      </w:pPr>
-      <w:rPr/>
-    </w:lvl>
-    <w:lvl w:ilvl="1">
-      <w:start w:val="1"/>
-      <w:numFmt w:val="lowerLetter"/>
-      <w:lvlText w:val="%2."/>
-      <w:lvlJc w:val="start"/>
-      <w:pPr>
-        <w:tabs>
-          <w:tab w:val="num" w:pos="0"/>
-        </w:tabs>
-        <w:ind w:start="2149" w:hanging="360"/>
-      </w:pPr>
-      <w:rPr/>
-    </w:lvl>
-    <w:lvl w:ilvl="2">
-      <w:start w:val="1"/>
-      <w:numFmt w:val="lowerRoman"/>
-      <w:lvlText w:val="%3."/>
-      <w:lvlJc w:val="end"/>
-      <w:pPr>
-        <w:tabs>
-          <w:tab w:val="num" w:pos="0"/>
-        </w:tabs>
-        <w:ind w:start="2869" w:hanging="180"/>
-      </w:pPr>
-      <w:rPr/>
-    </w:lvl>
-    <w:lvl w:ilvl="3">
-      <w:start w:val="1"/>
-      <w:numFmt w:val="decimal"/>
-      <w:lvlText w:val="%4."/>
-      <w:lvlJc w:val="start"/>
-      <w:pPr>
-        <w:tabs>
-          <w:tab w:val="num" w:pos="0"/>
-        </w:tabs>
-        <w:ind w:start="3589" w:hanging="360"/>
-      </w:pPr>
-      <w:rPr/>
-    </w:lvl>
-    <w:lvl w:ilvl="4">
-      <w:start w:val="1"/>
-      <w:numFmt w:val="lowerLetter"/>
-      <w:lvlText w:val="%5."/>
-      <w:lvlJc w:val="start"/>
-      <w:pPr>
-        <w:tabs>
-          <w:tab w:val="num" w:pos="0"/>
-        </w:tabs>
-        <w:ind w:start="4309" w:hanging="360"/>
-      </w:pPr>
-      <w:rPr/>
-    </w:lvl>
-    <w:lvl w:ilvl="5">
-      <w:start w:val="1"/>
-      <w:numFmt w:val="lowerRoman"/>
-      <w:lvlText w:val="%6."/>
-      <w:lvlJc w:val="end"/>
-      <w:pPr>
-        <w:tabs>
-          <w:tab w:val="num" w:pos="0"/>
-        </w:tabs>
-        <w:ind w:start="5029" w:hanging="180"/>
-      </w:pPr>
-      <w:rPr/>
-    </w:lvl>
-    <w:lvl w:ilvl="6">
-      <w:start w:val="1"/>
-      <w:numFmt w:val="decimal"/>
-      <w:lvlText w:val="%7."/>
-      <w:lvlJc w:val="start"/>
-      <w:pPr>
-        <w:tabs>
-          <w:tab w:val="num" w:pos="0"/>
-        </w:tabs>
-        <w:ind w:start="5749" w:hanging="360"/>
-      </w:pPr>
-      <w:rPr/>
-    </w:lvl>
-    <w:lvl w:ilvl="7">
-      <w:start w:val="1"/>
-      <w:numFmt w:val="lowerLetter"/>
-      <w:lvlText w:val="%8."/>
-      <w:lvlJc w:val="start"/>
-      <w:pPr>
-        <w:tabs>
-          <w:tab w:val="num" w:pos="0"/>
-        </w:tabs>
-        <w:ind w:start="6469" w:hanging="360"/>
-      </w:pPr>
-      <w:rPr/>
-    </w:lvl>
-    <w:lvl w:ilvl="8">
-      <w:start w:val="1"/>
-      <w:numFmt w:val="lowerRoman"/>
-      <w:lvlText w:val="%9."/>
-      <w:lvlJc w:val="end"/>
-      <w:pPr>
-        <w:tabs>
-          <w:tab w:val="num" w:pos="0"/>
-        </w:tabs>
-        <w:ind w:start="7189" w:hanging="180"/>
-      </w:pPr>
-      <w:rPr/>
     </w:lvl>
   </w:abstractNum>
   <w:abstractNum w:abstractNumId="7">
@@ -4841,9 +4260,9 @@
       <w:lvlJc w:val="start"/>
       <w:pPr>
         <w:tabs>
-          <w:tab w:val="num" w:pos="709"/>
-        </w:tabs>
-        <w:ind w:start="709" w:hanging="283"/>
+          <w:tab w:val="num" w:pos="720"/>
+        </w:tabs>
+        <w:ind w:start="720" w:hanging="360"/>
       </w:pPr>
       <w:rPr>
         <w:rFonts w:ascii="Symbol" w:hAnsi="Symbol" w:cs="Symbol" w:hint="default"/>
@@ -4852,392 +4271,392 @@
     <w:lvl w:ilvl="1">
       <w:start w:val="1"/>
       <w:numFmt w:val="bullet"/>
+      <w:lvlText w:val="◦"/>
+      <w:lvlJc w:val="start"/>
+      <w:pPr>
+        <w:tabs>
+          <w:tab w:val="num" w:pos="1080"/>
+        </w:tabs>
+        <w:ind w:start="1080" w:hanging="360"/>
+      </w:pPr>
+      <w:rPr>
+        <w:rFonts w:ascii="OpenSymbol" w:hAnsi="OpenSymbol" w:cs="OpenSymbol" w:hint="default"/>
+      </w:rPr>
+    </w:lvl>
+    <w:lvl w:ilvl="2">
+      <w:start w:val="1"/>
+      <w:numFmt w:val="bullet"/>
+      <w:lvlText w:val="▪"/>
+      <w:lvlJc w:val="start"/>
+      <w:pPr>
+        <w:tabs>
+          <w:tab w:val="num" w:pos="1440"/>
+        </w:tabs>
+        <w:ind w:start="1440" w:hanging="360"/>
+      </w:pPr>
+      <w:rPr>
+        <w:rFonts w:ascii="OpenSymbol" w:hAnsi="OpenSymbol" w:cs="OpenSymbol" w:hint="default"/>
+      </w:rPr>
+    </w:lvl>
+    <w:lvl w:ilvl="3">
+      <w:start w:val="1"/>
+      <w:numFmt w:val="bullet"/>
       <w:lvlText w:val=""/>
       <w:lvlJc w:val="start"/>
       <w:pPr>
         <w:tabs>
-          <w:tab w:val="num" w:pos="1418"/>
-        </w:tabs>
-        <w:ind w:start="1418" w:hanging="283"/>
+          <w:tab w:val="num" w:pos="1800"/>
+        </w:tabs>
+        <w:ind w:start="1800" w:hanging="360"/>
       </w:pPr>
       <w:rPr>
         <w:rFonts w:ascii="Symbol" w:hAnsi="Symbol" w:cs="Symbol" w:hint="default"/>
       </w:rPr>
     </w:lvl>
-    <w:lvl w:ilvl="2">
+    <w:lvl w:ilvl="4">
+      <w:start w:val="1"/>
+      <w:numFmt w:val="bullet"/>
+      <w:lvlText w:val="◦"/>
+      <w:lvlJc w:val="start"/>
+      <w:pPr>
+        <w:tabs>
+          <w:tab w:val="num" w:pos="2160"/>
+        </w:tabs>
+        <w:ind w:start="2160" w:hanging="360"/>
+      </w:pPr>
+      <w:rPr>
+        <w:rFonts w:ascii="OpenSymbol" w:hAnsi="OpenSymbol" w:cs="OpenSymbol" w:hint="default"/>
+      </w:rPr>
+    </w:lvl>
+    <w:lvl w:ilvl="5">
+      <w:start w:val="1"/>
+      <w:numFmt w:val="bullet"/>
+      <w:lvlText w:val="▪"/>
+      <w:lvlJc w:val="start"/>
+      <w:pPr>
+        <w:tabs>
+          <w:tab w:val="num" w:pos="2520"/>
+        </w:tabs>
+        <w:ind w:start="2520" w:hanging="360"/>
+      </w:pPr>
+      <w:rPr>
+        <w:rFonts w:ascii="OpenSymbol" w:hAnsi="OpenSymbol" w:cs="OpenSymbol" w:hint="default"/>
+      </w:rPr>
+    </w:lvl>
+    <w:lvl w:ilvl="6">
       <w:start w:val="1"/>
       <w:numFmt w:val="bullet"/>
       <w:lvlText w:val=""/>
       <w:lvlJc w:val="start"/>
       <w:pPr>
         <w:tabs>
-          <w:tab w:val="num" w:pos="2127"/>
-        </w:tabs>
-        <w:ind w:start="2127" w:hanging="283"/>
+          <w:tab w:val="num" w:pos="2880"/>
+        </w:tabs>
+        <w:ind w:start="2880" w:hanging="360"/>
       </w:pPr>
       <w:rPr>
         <w:rFonts w:ascii="Symbol" w:hAnsi="Symbol" w:cs="Symbol" w:hint="default"/>
       </w:rPr>
     </w:lvl>
-    <w:lvl w:ilvl="3">
+    <w:lvl w:ilvl="7">
+      <w:start w:val="1"/>
+      <w:numFmt w:val="bullet"/>
+      <w:lvlText w:val="◦"/>
+      <w:lvlJc w:val="start"/>
+      <w:pPr>
+        <w:tabs>
+          <w:tab w:val="num" w:pos="3240"/>
+        </w:tabs>
+        <w:ind w:start="3240" w:hanging="360"/>
+      </w:pPr>
+      <w:rPr>
+        <w:rFonts w:ascii="OpenSymbol" w:hAnsi="OpenSymbol" w:cs="OpenSymbol" w:hint="default"/>
+      </w:rPr>
+    </w:lvl>
+    <w:lvl w:ilvl="8">
+      <w:start w:val="1"/>
+      <w:numFmt w:val="bullet"/>
+      <w:lvlText w:val="▪"/>
+      <w:lvlJc w:val="start"/>
+      <w:pPr>
+        <w:tabs>
+          <w:tab w:val="num" w:pos="3600"/>
+        </w:tabs>
+        <w:ind w:start="3600" w:hanging="360"/>
+      </w:pPr>
+      <w:rPr>
+        <w:rFonts w:ascii="OpenSymbol" w:hAnsi="OpenSymbol" w:cs="OpenSymbol" w:hint="default"/>
+      </w:rPr>
+    </w:lvl>
+  </w:abstractNum>
+  <w:abstractNum w:abstractNumId="8">
+    <w:lvl w:ilvl="0">
       <w:start w:val="1"/>
       <w:numFmt w:val="bullet"/>
       <w:lvlText w:val=""/>
       <w:lvlJc w:val="start"/>
       <w:pPr>
         <w:tabs>
-          <w:tab w:val="num" w:pos="2836"/>
-        </w:tabs>
-        <w:ind w:start="2836" w:hanging="283"/>
+          <w:tab w:val="num" w:pos="720"/>
+        </w:tabs>
+        <w:ind w:start="720" w:hanging="360"/>
       </w:pPr>
       <w:rPr>
         <w:rFonts w:ascii="Symbol" w:hAnsi="Symbol" w:cs="Symbol" w:hint="default"/>
       </w:rPr>
     </w:lvl>
-    <w:lvl w:ilvl="4">
+    <w:lvl w:ilvl="1">
+      <w:start w:val="1"/>
+      <w:numFmt w:val="bullet"/>
+      <w:lvlText w:val="◦"/>
+      <w:lvlJc w:val="start"/>
+      <w:pPr>
+        <w:tabs>
+          <w:tab w:val="num" w:pos="1080"/>
+        </w:tabs>
+        <w:ind w:start="1080" w:hanging="360"/>
+      </w:pPr>
+      <w:rPr>
+        <w:rFonts w:ascii="OpenSymbol" w:hAnsi="OpenSymbol" w:cs="OpenSymbol" w:hint="default"/>
+      </w:rPr>
+    </w:lvl>
+    <w:lvl w:ilvl="2">
+      <w:start w:val="1"/>
+      <w:numFmt w:val="bullet"/>
+      <w:lvlText w:val="▪"/>
+      <w:lvlJc w:val="start"/>
+      <w:pPr>
+        <w:tabs>
+          <w:tab w:val="num" w:pos="1440"/>
+        </w:tabs>
+        <w:ind w:start="1440" w:hanging="360"/>
+      </w:pPr>
+      <w:rPr>
+        <w:rFonts w:ascii="OpenSymbol" w:hAnsi="OpenSymbol" w:cs="OpenSymbol" w:hint="default"/>
+      </w:rPr>
+    </w:lvl>
+    <w:lvl w:ilvl="3">
       <w:start w:val="1"/>
       <w:numFmt w:val="bullet"/>
       <w:lvlText w:val=""/>
       <w:lvlJc w:val="start"/>
       <w:pPr>
         <w:tabs>
-          <w:tab w:val="num" w:pos="3545"/>
-        </w:tabs>
-        <w:ind w:start="3545" w:hanging="283"/>
+          <w:tab w:val="num" w:pos="1800"/>
+        </w:tabs>
+        <w:ind w:start="1800" w:hanging="360"/>
       </w:pPr>
       <w:rPr>
         <w:rFonts w:ascii="Symbol" w:hAnsi="Symbol" w:cs="Symbol" w:hint="default"/>
       </w:rPr>
     </w:lvl>
+    <w:lvl w:ilvl="4">
+      <w:start w:val="1"/>
+      <w:numFmt w:val="bullet"/>
+      <w:lvlText w:val="◦"/>
+      <w:lvlJc w:val="start"/>
+      <w:pPr>
+        <w:tabs>
+          <w:tab w:val="num" w:pos="2160"/>
+        </w:tabs>
+        <w:ind w:start="2160" w:hanging="360"/>
+      </w:pPr>
+      <w:rPr>
+        <w:rFonts w:ascii="OpenSymbol" w:hAnsi="OpenSymbol" w:cs="OpenSymbol" w:hint="default"/>
+      </w:rPr>
+    </w:lvl>
     <w:lvl w:ilvl="5">
+      <w:start w:val="1"/>
+      <w:numFmt w:val="bullet"/>
+      <w:lvlText w:val="▪"/>
+      <w:lvlJc w:val="start"/>
+      <w:pPr>
+        <w:tabs>
+          <w:tab w:val="num" w:pos="2520"/>
+        </w:tabs>
+        <w:ind w:start="2520" w:hanging="360"/>
+      </w:pPr>
+      <w:rPr>
+        <w:rFonts w:ascii="OpenSymbol" w:hAnsi="OpenSymbol" w:cs="OpenSymbol" w:hint="default"/>
+      </w:rPr>
+    </w:lvl>
+    <w:lvl w:ilvl="6">
       <w:start w:val="1"/>
       <w:numFmt w:val="bullet"/>
       <w:lvlText w:val=""/>
       <w:lvlJc w:val="start"/>
       <w:pPr>
         <w:tabs>
-          <w:tab w:val="num" w:pos="4254"/>
-        </w:tabs>
-        <w:ind w:start="4254" w:hanging="283"/>
+          <w:tab w:val="num" w:pos="2880"/>
+        </w:tabs>
+        <w:ind w:start="2880" w:hanging="360"/>
       </w:pPr>
       <w:rPr>
         <w:rFonts w:ascii="Symbol" w:hAnsi="Symbol" w:cs="Symbol" w:hint="default"/>
       </w:rPr>
     </w:lvl>
-    <w:lvl w:ilvl="6">
+    <w:lvl w:ilvl="7">
+      <w:start w:val="1"/>
+      <w:numFmt w:val="bullet"/>
+      <w:lvlText w:val="◦"/>
+      <w:lvlJc w:val="start"/>
+      <w:pPr>
+        <w:tabs>
+          <w:tab w:val="num" w:pos="3240"/>
+        </w:tabs>
+        <w:ind w:start="3240" w:hanging="360"/>
+      </w:pPr>
+      <w:rPr>
+        <w:rFonts w:ascii="OpenSymbol" w:hAnsi="OpenSymbol" w:cs="OpenSymbol" w:hint="default"/>
+      </w:rPr>
+    </w:lvl>
+    <w:lvl w:ilvl="8">
+      <w:start w:val="1"/>
+      <w:numFmt w:val="bullet"/>
+      <w:lvlText w:val="▪"/>
+      <w:lvlJc w:val="start"/>
+      <w:pPr>
+        <w:tabs>
+          <w:tab w:val="num" w:pos="3600"/>
+        </w:tabs>
+        <w:ind w:start="3600" w:hanging="360"/>
+      </w:pPr>
+      <w:rPr>
+        <w:rFonts w:ascii="OpenSymbol" w:hAnsi="OpenSymbol" w:cs="OpenSymbol" w:hint="default"/>
+      </w:rPr>
+    </w:lvl>
+  </w:abstractNum>
+  <w:abstractNum w:abstractNumId="9">
+    <w:lvl w:ilvl="0">
       <w:start w:val="1"/>
       <w:numFmt w:val="bullet"/>
       <w:lvlText w:val=""/>
       <w:lvlJc w:val="start"/>
       <w:pPr>
         <w:tabs>
-          <w:tab w:val="num" w:pos="4963"/>
-        </w:tabs>
-        <w:ind w:start="4963" w:hanging="283"/>
+          <w:tab w:val="num" w:pos="720"/>
+        </w:tabs>
+        <w:ind w:start="720" w:hanging="360"/>
       </w:pPr>
       <w:rPr>
         <w:rFonts w:ascii="Symbol" w:hAnsi="Symbol" w:cs="Symbol" w:hint="default"/>
       </w:rPr>
     </w:lvl>
-    <w:lvl w:ilvl="7">
+    <w:lvl w:ilvl="1">
+      <w:start w:val="1"/>
+      <w:numFmt w:val="bullet"/>
+      <w:lvlText w:val="◦"/>
+      <w:lvlJc w:val="start"/>
+      <w:pPr>
+        <w:tabs>
+          <w:tab w:val="num" w:pos="1080"/>
+        </w:tabs>
+        <w:ind w:start="1080" w:hanging="360"/>
+      </w:pPr>
+      <w:rPr>
+        <w:rFonts w:ascii="OpenSymbol" w:hAnsi="OpenSymbol" w:cs="OpenSymbol" w:hint="default"/>
+      </w:rPr>
+    </w:lvl>
+    <w:lvl w:ilvl="2">
+      <w:start w:val="1"/>
+      <w:numFmt w:val="bullet"/>
+      <w:lvlText w:val="▪"/>
+      <w:lvlJc w:val="start"/>
+      <w:pPr>
+        <w:tabs>
+          <w:tab w:val="num" w:pos="1440"/>
+        </w:tabs>
+        <w:ind w:start="1440" w:hanging="360"/>
+      </w:pPr>
+      <w:rPr>
+        <w:rFonts w:ascii="OpenSymbol" w:hAnsi="OpenSymbol" w:cs="OpenSymbol" w:hint="default"/>
+      </w:rPr>
+    </w:lvl>
+    <w:lvl w:ilvl="3">
       <w:start w:val="1"/>
       <w:numFmt w:val="bullet"/>
       <w:lvlText w:val=""/>
       <w:lvlJc w:val="start"/>
       <w:pPr>
         <w:tabs>
-          <w:tab w:val="num" w:pos="5672"/>
-        </w:tabs>
-        <w:ind w:start="5672" w:hanging="283"/>
+          <w:tab w:val="num" w:pos="1800"/>
+        </w:tabs>
+        <w:ind w:start="1800" w:hanging="360"/>
       </w:pPr>
       <w:rPr>
         <w:rFonts w:ascii="Symbol" w:hAnsi="Symbol" w:cs="Symbol" w:hint="default"/>
       </w:rPr>
     </w:lvl>
-    <w:lvl w:ilvl="8">
+    <w:lvl w:ilvl="4">
+      <w:start w:val="1"/>
+      <w:numFmt w:val="bullet"/>
+      <w:lvlText w:val="◦"/>
+      <w:lvlJc w:val="start"/>
+      <w:pPr>
+        <w:tabs>
+          <w:tab w:val="num" w:pos="2160"/>
+        </w:tabs>
+        <w:ind w:start="2160" w:hanging="360"/>
+      </w:pPr>
+      <w:rPr>
+        <w:rFonts w:ascii="OpenSymbol" w:hAnsi="OpenSymbol" w:cs="OpenSymbol" w:hint="default"/>
+      </w:rPr>
+    </w:lvl>
+    <w:lvl w:ilvl="5">
+      <w:start w:val="1"/>
+      <w:numFmt w:val="bullet"/>
+      <w:lvlText w:val="▪"/>
+      <w:lvlJc w:val="start"/>
+      <w:pPr>
+        <w:tabs>
+          <w:tab w:val="num" w:pos="2520"/>
+        </w:tabs>
+        <w:ind w:start="2520" w:hanging="360"/>
+      </w:pPr>
+      <w:rPr>
+        <w:rFonts w:ascii="OpenSymbol" w:hAnsi="OpenSymbol" w:cs="OpenSymbol" w:hint="default"/>
+      </w:rPr>
+    </w:lvl>
+    <w:lvl w:ilvl="6">
       <w:start w:val="1"/>
       <w:numFmt w:val="bullet"/>
       <w:lvlText w:val=""/>
       <w:lvlJc w:val="start"/>
       <w:pPr>
         <w:tabs>
-          <w:tab w:val="num" w:pos="6381"/>
-        </w:tabs>
-        <w:ind w:start="6381" w:hanging="283"/>
+          <w:tab w:val="num" w:pos="2880"/>
+        </w:tabs>
+        <w:ind w:start="2880" w:hanging="360"/>
       </w:pPr>
       <w:rPr>
         <w:rFonts w:ascii="Symbol" w:hAnsi="Symbol" w:cs="Symbol" w:hint="default"/>
       </w:rPr>
     </w:lvl>
-  </w:abstractNum>
-  <w:abstractNum w:abstractNumId="8">
-    <w:lvl w:ilvl="0">
-      <w:start w:val="1"/>
-      <w:numFmt w:val="bullet"/>
-      <w:lvlText w:val=""/>
-      <w:lvlJc w:val="start"/>
-      <w:pPr>
-        <w:tabs>
-          <w:tab w:val="num" w:pos="709"/>
-        </w:tabs>
-        <w:ind w:start="709" w:hanging="283"/>
-      </w:pPr>
-      <w:rPr>
-        <w:rFonts w:ascii="Symbol" w:hAnsi="Symbol" w:cs="Symbol" w:hint="default"/>
-      </w:rPr>
-    </w:lvl>
-    <w:lvl w:ilvl="1">
-      <w:start w:val="1"/>
-      <w:numFmt w:val="bullet"/>
-      <w:lvlText w:val=""/>
-      <w:lvlJc w:val="start"/>
-      <w:pPr>
-        <w:tabs>
-          <w:tab w:val="num" w:pos="1418"/>
-        </w:tabs>
-        <w:ind w:start="1418" w:hanging="283"/>
-      </w:pPr>
-      <w:rPr>
-        <w:rFonts w:ascii="Symbol" w:hAnsi="Symbol" w:cs="Symbol" w:hint="default"/>
-      </w:rPr>
-    </w:lvl>
-    <w:lvl w:ilvl="2">
-      <w:start w:val="1"/>
-      <w:numFmt w:val="bullet"/>
-      <w:lvlText w:val=""/>
-      <w:lvlJc w:val="start"/>
-      <w:pPr>
-        <w:tabs>
-          <w:tab w:val="num" w:pos="2127"/>
-        </w:tabs>
-        <w:ind w:start="2127" w:hanging="283"/>
-      </w:pPr>
-      <w:rPr>
-        <w:rFonts w:ascii="Symbol" w:hAnsi="Symbol" w:cs="Symbol" w:hint="default"/>
-      </w:rPr>
-    </w:lvl>
-    <w:lvl w:ilvl="3">
-      <w:start w:val="1"/>
-      <w:numFmt w:val="bullet"/>
-      <w:lvlText w:val=""/>
-      <w:lvlJc w:val="start"/>
-      <w:pPr>
-        <w:tabs>
-          <w:tab w:val="num" w:pos="2836"/>
-        </w:tabs>
-        <w:ind w:start="2836" w:hanging="283"/>
-      </w:pPr>
-      <w:rPr>
-        <w:rFonts w:ascii="Symbol" w:hAnsi="Symbol" w:cs="Symbol" w:hint="default"/>
-      </w:rPr>
-    </w:lvl>
-    <w:lvl w:ilvl="4">
-      <w:start w:val="1"/>
-      <w:numFmt w:val="bullet"/>
-      <w:lvlText w:val=""/>
-      <w:lvlJc w:val="start"/>
-      <w:pPr>
-        <w:tabs>
-          <w:tab w:val="num" w:pos="3545"/>
-        </w:tabs>
-        <w:ind w:start="3545" w:hanging="283"/>
-      </w:pPr>
-      <w:rPr>
-        <w:rFonts w:ascii="Symbol" w:hAnsi="Symbol" w:cs="Symbol" w:hint="default"/>
-      </w:rPr>
-    </w:lvl>
-    <w:lvl w:ilvl="5">
-      <w:start w:val="1"/>
-      <w:numFmt w:val="bullet"/>
-      <w:lvlText w:val=""/>
-      <w:lvlJc w:val="start"/>
-      <w:pPr>
-        <w:tabs>
-          <w:tab w:val="num" w:pos="4254"/>
-        </w:tabs>
-        <w:ind w:start="4254" w:hanging="283"/>
-      </w:pPr>
-      <w:rPr>
-        <w:rFonts w:ascii="Symbol" w:hAnsi="Symbol" w:cs="Symbol" w:hint="default"/>
-      </w:rPr>
-    </w:lvl>
-    <w:lvl w:ilvl="6">
-      <w:start w:val="1"/>
-      <w:numFmt w:val="bullet"/>
-      <w:lvlText w:val=""/>
-      <w:lvlJc w:val="start"/>
-      <w:pPr>
-        <w:tabs>
-          <w:tab w:val="num" w:pos="4963"/>
-        </w:tabs>
-        <w:ind w:start="4963" w:hanging="283"/>
-      </w:pPr>
-      <w:rPr>
-        <w:rFonts w:ascii="Symbol" w:hAnsi="Symbol" w:cs="Symbol" w:hint="default"/>
-      </w:rPr>
-    </w:lvl>
     <w:lvl w:ilvl="7">
-      <w:start w:val="1"/>
-      <w:numFmt w:val="bullet"/>
-      <w:lvlText w:val=""/>
-      <w:lvlJc w:val="start"/>
-      <w:pPr>
-        <w:tabs>
-          <w:tab w:val="num" w:pos="5672"/>
-        </w:tabs>
-        <w:ind w:start="5672" w:hanging="283"/>
-      </w:pPr>
-      <w:rPr>
-        <w:rFonts w:ascii="Symbol" w:hAnsi="Symbol" w:cs="Symbol" w:hint="default"/>
-      </w:rPr>
-    </w:lvl>
-    <w:lvl w:ilvl="8">
-      <w:start w:val="1"/>
-      <w:numFmt w:val="bullet"/>
-      <w:lvlText w:val=""/>
-      <w:lvlJc w:val="start"/>
-      <w:pPr>
-        <w:tabs>
-          <w:tab w:val="num" w:pos="6381"/>
-        </w:tabs>
-        <w:ind w:start="6381" w:hanging="283"/>
-      </w:pPr>
-      <w:rPr>
-        <w:rFonts w:ascii="Symbol" w:hAnsi="Symbol" w:cs="Symbol" w:hint="default"/>
-      </w:rPr>
-    </w:lvl>
-  </w:abstractNum>
-  <w:abstractNum w:abstractNumId="9">
-    <w:lvl w:ilvl="0">
-      <w:start w:val="1"/>
-      <w:numFmt w:val="bullet"/>
-      <w:lvlText w:val=""/>
-      <w:lvlJc w:val="start"/>
-      <w:pPr>
-        <w:tabs>
-          <w:tab w:val="num" w:pos="1921"/>
-        </w:tabs>
-        <w:ind w:start="1921" w:hanging="360"/>
-      </w:pPr>
-      <w:rPr>
-        <w:rFonts w:ascii="Symbol" w:hAnsi="Symbol" w:cs="Symbol" w:hint="default"/>
-      </w:rPr>
-    </w:lvl>
-    <w:lvl w:ilvl="1">
       <w:start w:val="1"/>
       <w:numFmt w:val="bullet"/>
       <w:lvlText w:val="◦"/>
       <w:lvlJc w:val="start"/>
       <w:pPr>
         <w:tabs>
-          <w:tab w:val="num" w:pos="2281"/>
-        </w:tabs>
-        <w:ind w:start="2281" w:hanging="360"/>
+          <w:tab w:val="num" w:pos="3240"/>
+        </w:tabs>
+        <w:ind w:start="3240" w:hanging="360"/>
       </w:pPr>
       <w:rPr>
         <w:rFonts w:ascii="OpenSymbol" w:hAnsi="OpenSymbol" w:cs="OpenSymbol" w:hint="default"/>
       </w:rPr>
     </w:lvl>
-    <w:lvl w:ilvl="2">
+    <w:lvl w:ilvl="8">
       <w:start w:val="1"/>
       <w:numFmt w:val="bullet"/>
       <w:lvlText w:val="▪"/>
       <w:lvlJc w:val="start"/>
       <w:pPr>
         <w:tabs>
-          <w:tab w:val="num" w:pos="2641"/>
-        </w:tabs>
-        <w:ind w:start="2641" w:hanging="360"/>
-      </w:pPr>
-      <w:rPr>
-        <w:rFonts w:ascii="OpenSymbol" w:hAnsi="OpenSymbol" w:cs="OpenSymbol" w:hint="default"/>
-      </w:rPr>
-    </w:lvl>
-    <w:lvl w:ilvl="3">
-      <w:start w:val="1"/>
-      <w:numFmt w:val="bullet"/>
-      <w:lvlText w:val=""/>
-      <w:lvlJc w:val="start"/>
-      <w:pPr>
-        <w:tabs>
-          <w:tab w:val="num" w:pos="3001"/>
-        </w:tabs>
-        <w:ind w:start="3001" w:hanging="360"/>
-      </w:pPr>
-      <w:rPr>
-        <w:rFonts w:ascii="Symbol" w:hAnsi="Symbol" w:cs="Symbol" w:hint="default"/>
-      </w:rPr>
-    </w:lvl>
-    <w:lvl w:ilvl="4">
-      <w:start w:val="1"/>
-      <w:numFmt w:val="bullet"/>
-      <w:lvlText w:val="◦"/>
-      <w:lvlJc w:val="start"/>
-      <w:pPr>
-        <w:tabs>
-          <w:tab w:val="num" w:pos="3361"/>
-        </w:tabs>
-        <w:ind w:start="3361" w:hanging="360"/>
-      </w:pPr>
-      <w:rPr>
-        <w:rFonts w:ascii="OpenSymbol" w:hAnsi="OpenSymbol" w:cs="OpenSymbol" w:hint="default"/>
-      </w:rPr>
-    </w:lvl>
-    <w:lvl w:ilvl="5">
-      <w:start w:val="1"/>
-      <w:numFmt w:val="bullet"/>
-      <w:lvlText w:val="▪"/>
-      <w:lvlJc w:val="start"/>
-      <w:pPr>
-        <w:tabs>
-          <w:tab w:val="num" w:pos="3721"/>
-        </w:tabs>
-        <w:ind w:start="3721" w:hanging="360"/>
-      </w:pPr>
-      <w:rPr>
-        <w:rFonts w:ascii="OpenSymbol" w:hAnsi="OpenSymbol" w:cs="OpenSymbol" w:hint="default"/>
-      </w:rPr>
-    </w:lvl>
-    <w:lvl w:ilvl="6">
-      <w:start w:val="1"/>
-      <w:numFmt w:val="bullet"/>
-      <w:lvlText w:val=""/>
-      <w:lvlJc w:val="start"/>
-      <w:pPr>
-        <w:tabs>
-          <w:tab w:val="num" w:pos="4081"/>
-        </w:tabs>
-        <w:ind w:start="4081" w:hanging="360"/>
-      </w:pPr>
-      <w:rPr>
-        <w:rFonts w:ascii="Symbol" w:hAnsi="Symbol" w:cs="Symbol" w:hint="default"/>
-      </w:rPr>
-    </w:lvl>
-    <w:lvl w:ilvl="7">
-      <w:start w:val="1"/>
-      <w:numFmt w:val="bullet"/>
-      <w:lvlText w:val="◦"/>
-      <w:lvlJc w:val="start"/>
-      <w:pPr>
-        <w:tabs>
-          <w:tab w:val="num" w:pos="4441"/>
-        </w:tabs>
-        <w:ind w:start="4441" w:hanging="360"/>
-      </w:pPr>
-      <w:rPr>
-        <w:rFonts w:ascii="OpenSymbol" w:hAnsi="OpenSymbol" w:cs="OpenSymbol" w:hint="default"/>
-      </w:rPr>
-    </w:lvl>
-    <w:lvl w:ilvl="8">
-      <w:start w:val="1"/>
-      <w:numFmt w:val="bullet"/>
-      <w:lvlText w:val="▪"/>
-      <w:lvlJc w:val="start"/>
-      <w:pPr>
-        <w:tabs>
-          <w:tab w:val="num" w:pos="4801"/>
-        </w:tabs>
-        <w:ind w:start="4801" w:hanging="360"/>
+          <w:tab w:val="num" w:pos="3600"/>
+        </w:tabs>
+        <w:ind w:start="3600" w:hanging="360"/>
       </w:pPr>
       <w:rPr>
         <w:rFonts w:ascii="OpenSymbol" w:hAnsi="OpenSymbol" w:cs="OpenSymbol" w:hint="default"/>
@@ -6228,6 +5647,18 @@
       <w:rFonts w:ascii="Liberation Mono" w:hAnsi="Liberation Mono" w:eastAsia="Noto Sans Mono CJK SC" w:cs="Liberation Mono"/>
     </w:rPr>
   </w:style>
+  <w:style w:type="character" w:styleId="Bullets">
+    <w:name w:val="Bullets"/>
+    <w:qFormat/>
+    <w:rPr>
+      <w:rFonts w:ascii="OpenSymbol" w:hAnsi="OpenSymbol" w:eastAsia="OpenSymbol" w:cs="OpenSymbol"/>
+    </w:rPr>
+  </w:style>
+  <w:style w:type="character" w:styleId="NumberingSymbols">
+    <w:name w:val="Numbering Symbols"/>
+    <w:qFormat/>
+    <w:rPr/>
+  </w:style>
   <w:style w:type="character" w:styleId="Bulletsuser">
     <w:name w:val="Bullets (user)"/>
     <w:qFormat/>
@@ -6235,16 +5666,12 @@
       <w:rFonts w:ascii="OpenSymbol" w:hAnsi="OpenSymbol" w:eastAsia="OpenSymbol" w:cs="OpenSymbol"/>
     </w:rPr>
   </w:style>
-  <w:style w:type="character" w:styleId="NumberingSymbols">
-    <w:name w:val="Numbering Symbols"/>
-    <w:qFormat/>
-    <w:rPr/>
-  </w:style>
-  <w:style w:type="character" w:styleId="Bullets">
-    <w:name w:val="Bullets"/>
+  <w:style w:type="character" w:styleId="Emphasis">
+    <w:name w:val="Emphasis"/>
     <w:qFormat/>
     <w:rPr>
-      <w:rFonts w:ascii="OpenSymbol" w:hAnsi="OpenSymbol" w:eastAsia="OpenSymbol" w:cs="OpenSymbol"/>
+      <w:i/>
+      <w:iCs/>
     </w:rPr>
   </w:style>
   <w:style w:type="paragraph" w:styleId="Heading">

--- a/УЧПРАКТИКА_4345_ГАВРИЛОВ_ЕВ.docx
+++ b/УЧПРАКТИКА_4345_ГАВРИЛОВ_ЕВ.docx
@@ -2319,15 +2319,7 @@
       </w:pPr>
       <w:r>
         <w:rPr/>
-        <w:t xml:space="preserve">evolution(steps) — при пустой популяции генерирует стартовую популяцию, затем на каждом шаге вычисляет стоимости всех особей, фиксирует наименьшую и среднюю стоимость поколения, сохраняет снимок в history, выполняет селекцию и применяет элитизм — принудительно возвращает в новую популяцию </w:t>
-      </w:r>
-      <w:r>
-        <w:rPr/>
-        <w:t>оптимальную</w:t>
-      </w:r>
-      <w:r>
-        <w:rPr/>
-        <w:t xml:space="preserve"> особь предыдущего поколения на случайную позицию, что гарантирует немонотонное неухудшение найденного решения.</w:t>
+        <w:t>evolution(steps) — при пустой популяции генерирует стартовую популяцию, затем на каждом шаге вычисляет стоимости всех особей, фиксирует наименьшую и среднюю стоимость поколения, сохраняет снимок в history, выполняет селекцию и применяет элитизм — принудительно возвращает в новую популяцию оптимальную особь предыдущего поколения на случайную позицию, что гарантирует немонотонное неухудшение найденного решения.</w:t>
       </w:r>
     </w:p>
     <w:p>
@@ -2410,23 +2402,7 @@
       </w:pPr>
       <w:r>
         <w:rPr/>
-        <w:t xml:space="preserve">Интерфейс получает от пользователя размерности матриц одним из трёх способов (случайная генерация, загрузка из файла, ручной ввод) и параметры алгоритма (размер популяции, число поколений, вероятности мутации и скрещивания). Список пар размерностей приводится к единому списку dimensions функцией pairs_to_dimensions и передаётся в GeneticAlgorithm. Далее объект алгоритма настраивается методом set_params и запускается методом evolution. Результат для отображения формируется методом get_plot_data, который собирает накопленную историю в структуру PlottingData (номера поколений, целевая и жадная оценки, </w:t>
-      </w:r>
-      <w:r>
-        <w:rPr/>
-        <w:t>наименьшая</w:t>
-      </w:r>
-      <w:r>
-        <w:rPr/>
-        <w:t xml:space="preserve">/средняя стоимость по поколениям, порядок умножения </w:t>
-      </w:r>
-      <w:r>
-        <w:rPr/>
-        <w:t>оптимального</w:t>
-      </w:r>
-      <w:r>
-        <w:rPr/>
-        <w:t xml:space="preserve"> решения).</w:t>
+        <w:t>Интерфейс получает от пользователя размерности матриц одним из трёх способов (случайная генерация, загрузка из файла, ручной ввод) и параметры алгоритма (размер популяции, число поколений, вероятности мутации и скрещивания). Список пар размерностей приводится к единому списку dimensions функцией pairs_to_dimensions и передаётся в GeneticAlgorithm. Далее объект алгоритма настраивается методом set_params и запускается методом evolution. Результат для отображения формируется методом get_plot_data, который собирает накопленную историю в структуру PlottingData (номера поколений, целевая и жадная оценки, наименьшая/средняя стоимость по поколениям, порядок умножения оптимального решения).</w:t>
       </w:r>
     </w:p>
     <w:p>
@@ -2480,25 +2456,6 @@
       <w:r>
         <w:rPr/>
         <w:t>Центральный виджет DashboardPage разбит сплиттером на левую и правую панель.</w:t>
-      </w:r>
-    </w:p>
-    <w:p>
-      <w:pPr>
-        <w:pStyle w:val="BodyText"/>
-        <w:rPr>
-          <w:rFonts w:ascii="Times New Roman" w:hAnsi="Times New Roman"/>
-          <w:b/>
-          <w:bCs/>
-        </w:rPr>
-      </w:pPr>
-      <w:r>
-        <w:rPr>
-          <w:b/>
-          <w:bCs/>
-        </w:rPr>
-      </w:r>
-      <w:r>
-        <w:br w:type="page"/>
       </w:r>
     </w:p>
     <w:p>
@@ -2660,15 +2617,7 @@
       </w:pPr>
       <w:r>
         <w:rPr/>
-        <w:t xml:space="preserve">ResultsPanel — сводка результатов (наименьшая стоимость, отношение к целевому значению, номер поколения, на котором достигнут </w:t>
-      </w:r>
-      <w:r>
-        <w:rPr/>
-        <w:t>наименьший</w:t>
-      </w:r>
-      <w:r>
-        <w:rPr/>
-        <w:t xml:space="preserve"> результат, порядок умножения) с возможностью выделения текста и кнопкой «Показать дерево умножения», открывающей диалог визуализации.</w:t>
+        <w:t>ResultsPanel — сводка результатов (наименьшая стоимость, отношение к целевому значению, номер поколения, на котором достигнут наименьший результат, порядок умножения) с возможностью выделения текста и кнопкой «Показать дерево умножения», открывающей диалог визуализации.</w:t>
       </w:r>
     </w:p>
     <w:p>
@@ -2715,15 +2664,7 @@
       </w:pPr>
       <w:r>
         <w:rPr/>
-        <w:t xml:space="preserve">pyqtgraph.PlotWidget строит четыре кривые в относительных координатах «отношение к целевой стоимости» от номера поколения: </w:t>
-      </w:r>
-      <w:r>
-        <w:rPr/>
-        <w:t>наименьшая</w:t>
-      </w:r>
-      <w:r>
-        <w:rPr/>
-        <w:t xml:space="preserve"> стоимость поколения и средняя стоимость поколения (обе — как отношение точного минимума target_cost к текущему значению), горизонтальная линия целевого отношения, равная 1 (соответствует достижению точного минимума), и горизонтальная линия верхней оценки, полученной жадным алгоритмом (target_cost / greedy_cost), что показывает, насколько решение генетического алгоритма приближается к оптимуму и превосходит ли оно жадную эвристику.</w:t>
+        <w:t>pyqtgraph.PlotWidget строит четыре кривые в относительных координатах «отношение к целевой стоимости» от номера поколения: наименьшая стоимость поколения и средняя стоимость поколения (обе — как отношение точного минимума target_cost к текущему значению), горизонтальная линия целевого отношения, равная 1 (соответствует достижению точного минимума), и горизонтальная линия верхней оценки, полученной жадным алгоритмом (target_cost / greedy_cost), что показывает, насколько решение генетического алгоритма приближается к оптимуму и превосходит ли оно жадную эвристику.</w:t>
       </w:r>
     </w:p>
     <w:p>
@@ -2913,15 +2854,7 @@
       </w:pPr>
       <w:r>
         <w:rPr/>
-        <w:t xml:space="preserve">Реализована пошаговая визуализация процесса эволюции: график изменения </w:t>
-      </w:r>
-      <w:r>
-        <w:rPr/>
-        <w:t>наименьшей</w:t>
-      </w:r>
-      <w:r>
-        <w:rPr/>
-        <w:t xml:space="preserve"> и средней стоимости популяции по поколениям в относительных координатах (отношение к целевому значению), с отображением как точного оптимума, так и верхней оценки жадного алгоритма для наглядного сравнения качества решения. Реализована визуализация оптимального порядка умножения в виде дерева слияний с использованием графической сцены Qt.</w:t>
+        <w:t>Реализована пошаговая визуализация процесса эволюции: график изменения наименьшей и средней стоимости популяции по поколениям в относительных координатах (отношение к целевому значению), с отображением как точного оптимума, так и верхней оценки жадного алгоритма для наглядного сравнения качества решения. Реализована визуализация оптимального порядка умножения в виде дерева слияний с использованием графической сцены Qt.</w:t>
       </w:r>
     </w:p>
     <w:p>
@@ -2965,8 +2898,8 @@
           <w:rFonts w:cs="Times New Roman"/>
         </w:rPr>
       </w:pPr>
-      <w:bookmarkStart w:id="11" w:name="_Toc73173388"/>
-      <w:bookmarkStart w:id="12" w:name="_Toc230206156"/>
+      <w:bookmarkStart w:id="11" w:name="_Toc230206156"/>
+      <w:bookmarkStart w:id="12" w:name="_Toc73173388"/>
       <w:r>
         <w:rPr>
           <w:rFonts w:cs="Times New Roman"/>
@@ -3444,7 +3377,7 @@
       <w:rPr>
         <w:rStyle w:val="PageNumber"/>
       </w:rPr>
-      <w:t>19</w:t>
+      <w:t>18</w:t>
     </w:r>
     <w:r>
       <w:rPr>
@@ -5647,8 +5580,8 @@
       <w:rFonts w:ascii="Liberation Mono" w:hAnsi="Liberation Mono" w:eastAsia="Noto Sans Mono CJK SC" w:cs="Liberation Mono"/>
     </w:rPr>
   </w:style>
-  <w:style w:type="character" w:styleId="Bullets">
-    <w:name w:val="Bullets"/>
+  <w:style w:type="character" w:styleId="Bulletsuser">
+    <w:name w:val="Bullets (user)"/>
     <w:qFormat/>
     <w:rPr>
       <w:rFonts w:ascii="OpenSymbol" w:hAnsi="OpenSymbol" w:eastAsia="OpenSymbol" w:cs="OpenSymbol"/>
@@ -5659,8 +5592,8 @@
     <w:qFormat/>
     <w:rPr/>
   </w:style>
-  <w:style w:type="character" w:styleId="Bulletsuser">
-    <w:name w:val="Bullets (user)"/>
+  <w:style w:type="character" w:styleId="Bullets">
+    <w:name w:val="Bullets"/>
     <w:qFormat/>
     <w:rPr>
       <w:rFonts w:ascii="OpenSymbol" w:hAnsi="OpenSymbol" w:eastAsia="OpenSymbol" w:cs="OpenSymbol"/>

--- a/УЧПРАКТИКА_4345_ГАВРИЛОВ_ЕВ.docx
+++ b/УЧПРАКТИКА_4345_ГАВРИЛОВ_ЕВ.docx
@@ -2130,7 +2130,7 @@
               </w:rPr>
               <w:t>2 РЕЗУЛЬТАТЫ РАБОТЫ</w:t>
               <w:tab/>
-              <w:t>7</w:t>
+              <w:t>8</w:t>
             </w:r>
           </w:hyperlink>
         </w:p>
@@ -2151,7 +2151,7 @@
               </w:rPr>
               <w:t>2.1. Генетический алгоритм</w:t>
               <w:tab/>
-              <w:t>7</w:t>
+              <w:t>8</w:t>
             </w:r>
           </w:hyperlink>
         </w:p>
@@ -2172,7 +2172,7 @@
               </w:rPr>
               <w:t>2.2. Выбор технологий, распределение ролей</w:t>
               <w:tab/>
-              <w:t>8</w:t>
+              <w:t>9</w:t>
             </w:r>
           </w:hyperlink>
         </w:p>
@@ -2193,7 +2193,7 @@
               </w:rPr>
               <w:t>2.3. Реализация генетического алгоритма</w:t>
               <w:tab/>
-              <w:t>8</w:t>
+              <w:t>10</w:t>
             </w:r>
           </w:hyperlink>
         </w:p>
@@ -2214,7 +2214,7 @@
               </w:rPr>
               <w:t>2.4. Реализация GUI</w:t>
               <w:tab/>
-              <w:t>10</w:t>
+              <w:t>11</w:t>
             </w:r>
           </w:hyperlink>
         </w:p>
@@ -2235,7 +2235,7 @@
               </w:rPr>
               <w:t>2.5. Визуализация работы алгоритма</w:t>
               <w:tab/>
-              <w:t>12</w:t>
+              <w:t>13</w:t>
             </w:r>
           </w:hyperlink>
         </w:p>
@@ -2256,7 +2256,7 @@
               </w:rPr>
               <w:t>3 ИСПОЛЬЗУЕМЫЕ ТЕХНОЛОГИИ</w:t>
               <w:tab/>
-              <w:t>14</w:t>
+              <w:t>15</w:t>
             </w:r>
           </w:hyperlink>
         </w:p>
@@ -2277,7 +2277,7 @@
               </w:rPr>
               <w:t>4 ОТЗЫВ РУКОВОДИТЕЛЯ</w:t>
               <w:tab/>
-              <w:t>15</w:t>
+              <w:t>16</w:t>
             </w:r>
           </w:hyperlink>
         </w:p>
@@ -2298,7 +2298,7 @@
               </w:rPr>
               <w:t>ЗАКЛЮЧЕНИЕ</w:t>
               <w:tab/>
-              <w:t>16</w:t>
+              <w:t>17</w:t>
             </w:r>
           </w:hyperlink>
         </w:p>
@@ -2514,15 +2514,7 @@
       </w:pPr>
       <w:r>
         <w:rPr/>
-        <w:t xml:space="preserve">Изучить математическую постановку задачи перемножения матриц и принципы работы генетических алгоритмов </w:t>
-      </w:r>
-      <w:r>
-        <w:rPr/>
-        <w:t>(выполнил: Степан Кравцов, как ответственный за реализацию алгоритма)</w:t>
-      </w:r>
-      <w:r>
-        <w:rPr/>
-        <w:t>.</w:t>
+        <w:t>Изучить математическую постановку задачи перемножения матриц и принципы работы генетических алгоритмов (выполнил: Степан Кравцов, как ответственный за реализацию алгоритма).</w:t>
       </w:r>
     </w:p>
     <w:p>
@@ -2537,23 +2529,7 @@
       </w:pPr>
       <w:r>
         <w:rPr/>
-        <w:t xml:space="preserve">Выбрать язык программирования, </w:t>
-      </w:r>
-      <w:r>
-        <w:rPr/>
-        <w:t>библиотеку графического интерфейса и прочие используемые технологии,</w:t>
-      </w:r>
-      <w:r>
-        <w:rPr/>
-        <w:t xml:space="preserve"> сформировать бригаду, распределить роли </w:t>
-      </w:r>
-      <w:r>
-        <w:rPr/>
-        <w:t>(выполнил: Дмитрий Бабий как лидер команды проекта)</w:t>
-      </w:r>
-      <w:r>
-        <w:rPr/>
-        <w:t>.</w:t>
+        <w:t>Выбрать язык программирования, библиотеку графического интерфейса и прочие используемые технологии, сформировать бригаду, распределить роли (выполнил: Дмитрий Бабий как лидер команды проекта).</w:t>
       </w:r>
     </w:p>
     <w:p>
@@ -2568,15 +2544,7 @@
       </w:pPr>
       <w:r>
         <w:rPr/>
-        <w:t xml:space="preserve">Реализовать вычислительное ядро (функция качества, кодирование решений, операторы селекции, кроссовера и мутации) без использования готовых библиотек ГА </w:t>
-      </w:r>
-      <w:r>
-        <w:rPr/>
-        <w:t>(выполнил: Степан Кравцов, как ответственный за реализацию алгоритма)</w:t>
-      </w:r>
-      <w:r>
-        <w:rPr/>
-        <w:t>.</w:t>
+        <w:t>Реализовать вычислительное ядро (функция качества, кодирование решений, операторы селекции, кроссовера и мутации) без использования готовых библиотек ГА (выполнил: Степан Кравцов, как ответственный за реализацию алгоритма).</w:t>
       </w:r>
     </w:p>
     <w:p>
@@ -2591,11 +2559,7 @@
       </w:pPr>
       <w:r>
         <w:rPr/>
-        <w:t xml:space="preserve">Разработать GUI с возможностью ввода данных вручную, загрузки из файла и случайной генерации, обеспечить настройку параметров алгоритма пользователем, возможность пропуска шагов и перехода к конечному результату и откат назад </w:t>
-      </w:r>
-      <w:r>
-        <w:rPr/>
-        <w:t>(выполнили: Гаврилов Евгений, как ответственный за реализацию графического интерфейса, Дмитрий Бабий, как ответственный за визуализацию работы алгоритма).</w:t>
+        <w:t>Разработать GUI с возможностью ввода данных вручную, загрузки из файла и случайной генерации, обеспечить настройку параметров алгоритма пользователем, возможность пропуска шагов и перехода к конечному результату и откат назад (выполнили: Гаврилов Евгений, как ответственный за реализацию графического интерфейса, Дмитрий Бабий, как ответственный за визуализацию работы алгоритма).</w:t>
       </w:r>
     </w:p>
     <w:p>
@@ -2615,15 +2579,7 @@
       <w:bookmarkEnd w:id="6"/>
       <w:r>
         <w:rPr/>
-        <w:t xml:space="preserve"> </w:t>
-      </w:r>
-      <w:r>
-        <w:rPr/>
-        <w:t>(выполнил: Дмитрий Бабий, как ответственный за визуализацию работы алгоритма)</w:t>
-      </w:r>
-      <w:r>
-        <w:rPr/>
-        <w:t>.</w:t>
+        <w:t xml:space="preserve"> (выполнил: Дмитрий Бабий, как ответственный за визуализацию работы алгоритма).</w:t>
       </w:r>
     </w:p>
     <w:p>
@@ -2638,31 +2594,7 @@
       </w:pPr>
       <w:r>
         <w:rPr/>
-        <w:t xml:space="preserve">Подготовить отчет </w:t>
-      </w:r>
-      <w:r>
-        <w:rPr/>
-        <w:t xml:space="preserve">по </w:t>
-      </w:r>
-      <w:r>
-        <w:rPr/>
-        <w:t>проделанной работ</w:t>
-      </w:r>
-      <w:r>
-        <w:rPr/>
-        <w:t>е</w:t>
-      </w:r>
-      <w:r>
-        <w:rPr/>
-        <w:t xml:space="preserve"> </w:t>
-      </w:r>
-      <w:r>
-        <w:rPr/>
-        <w:t>(выполнил: Гаврилов Евгений, Дмитрий Бабий, (в т.ч. диаграмма классов, как ответственный за визуализацию), Степан Кравцов, каждый член команды выполнил отчет по части, за которую отвечает, и коллективно — то, что касается организационной части)</w:t>
-      </w:r>
-      <w:r>
-        <w:rPr/>
-        <w:t>.</w:t>
+        <w:t>Подготовить отчет по проделанной работе (выполнил: Гаврилов Евгений, Дмитрий Бабий, (в т.ч. диаграмма классов, как ответственный за визуализацию), Степан Кравцов, каждый член команды выполнил отчет по части, за которую отвечает, и коллективно — то, что касается организационной части).</w:t>
       </w:r>
       <w:r>
         <w:br w:type="page"/>
@@ -2895,7 +2827,15 @@
       <w:r>
         <w:rPr/>
         <w:tab/>
-        <w:t>Для написания программы выбран язык Python3, поскольку с этим инструментом знакомы все члены команды и для него существует большое количество библиотек для создания графического интерфейса. Для GUI выбрана библиотека PySide6, так как она является портом библиотеки Qt на Python3, наиболее портируема среди аналогов и подробно документирована.</w:t>
+        <w:t xml:space="preserve">Для написания программы выбран язык Python3, поскольку с этим инструментом знакомы все члены команды и для него существует большое количество библиотек для создания графического интерфейса. Для GUI выбрана библиотека PySide6, так как она является портом библиотеки Qt на Python3, наиболее портируема среди аналогов и подробно документирована </w:t>
+      </w:r>
+      <w:r>
+        <w:rPr/>
+        <w:t>[4,5]</w:t>
+      </w:r>
+      <w:r>
+        <w:rPr/>
+        <w:t>.</w:t>
       </w:r>
     </w:p>
     <w:p>
@@ -2966,6 +2906,7 @@
     <w:p>
       <w:pPr>
         <w:pStyle w:val="Heading3"/>
+        <w:spacing w:before="0" w:after="0"/>
         <w:ind w:hanging="0" w:start="0"/>
         <w:rPr/>
       </w:pPr>
@@ -3505,6 +3446,7 @@
     <w:p>
       <w:pPr>
         <w:pStyle w:val="BodyText"/>
+        <w:spacing w:before="0" w:after="0"/>
         <w:rPr>
           <w:b/>
           <w:bCs/>
@@ -3655,15 +3597,7 @@
       </w:pPr>
       <w:r>
         <w:rPr/>
-        <w:t xml:space="preserve">Выбран </w:t>
-      </w:r>
-      <w:r>
-        <w:rPr/>
-        <w:t>ЯП</w:t>
-      </w:r>
-      <w:r>
-        <w:rPr/>
-        <w:t xml:space="preserve"> Python 3 и библиотека PySide6 для реализации графического интерфейса. Сформирована бригада, распределены роли.</w:t>
+        <w:t>Выбран ЯП Python 3 и библиотека PySide6 для реализации графического интерфейса. Сформирована бригада, распределены роли.</w:t>
       </w:r>
     </w:p>
     <w:p>
@@ -3713,8 +3647,8 @@
         </w:rPr>
       </w:pPr>
       <w:bookmarkStart w:id="24" w:name="__RefHeading___Toc1095_2196652226"/>
-      <w:bookmarkStart w:id="25" w:name="_Toc73173388"/>
-      <w:bookmarkStart w:id="26" w:name="_Toc230206156"/>
+      <w:bookmarkStart w:id="25" w:name="_Toc230206156"/>
+      <w:bookmarkStart w:id="26" w:name="_Toc73173388"/>
       <w:bookmarkEnd w:id="24"/>
       <w:r>
         <w:rPr>
@@ -3764,7 +3698,43 @@
       </w:pPr>
       <w:r>
         <w:rPr/>
-        <w:t>Генетический алгоритм минимизации числа скалярных умножений при перемножении цепочки матриц // github.com URL: https://github.com/kravtsov07/team-work/ (дата обращения: 14.07.2026).</w:t>
+        <w:t>Генетический алгоритм минимизации числа скалярных умножений при перемножении цепочки матриц // github.com URL: https://github.com/kravtsov07/team-work/ (дата обращения: 1</w:t>
+      </w:r>
+      <w:r>
+        <w:rPr/>
+        <w:t>5</w:t>
+      </w:r>
+      <w:r>
+        <w:rPr/>
+        <w:t>.07.2026).</w:t>
+      </w:r>
+    </w:p>
+    <w:p>
+      <w:pPr>
+        <w:pStyle w:val="BodyText"/>
+        <w:numPr>
+          <w:ilvl w:val="0"/>
+          <w:numId w:val="3"/>
+        </w:numPr>
+        <w:rPr/>
+      </w:pPr>
+      <w:r>
+        <w:rPr/>
+        <w:t>Qt Documentation URL: https://doc.qt.io/ (дата обращения: 15.07.2026).</w:t>
+      </w:r>
+    </w:p>
+    <w:p>
+      <w:pPr>
+        <w:pStyle w:val="BodyText"/>
+        <w:numPr>
+          <w:ilvl w:val="0"/>
+          <w:numId w:val="3"/>
+        </w:numPr>
+        <w:rPr/>
+      </w:pPr>
+      <w:r>
+        <w:rPr/>
+        <w:t>PySide documentation URL: https://pyside.readthedocs.io/en/latest/ (дата обращения: 15.07.2026).</w:t>
       </w:r>
     </w:p>
     <w:p>
@@ -6398,8 +6368,8 @@
       <w:rFonts w:ascii="Liberation Mono" w:hAnsi="Liberation Mono" w:eastAsia="Noto Sans Mono CJK SC" w:cs="Liberation Mono"/>
     </w:rPr>
   </w:style>
-  <w:style w:type="character" w:styleId="Bullets">
-    <w:name w:val="Bullets"/>
+  <w:style w:type="character" w:styleId="Bulletsuser">
+    <w:name w:val="Bullets (user)"/>
     <w:qFormat/>
     <w:rPr>
       <w:rFonts w:ascii="OpenSymbol" w:hAnsi="OpenSymbol" w:eastAsia="OpenSymbol" w:cs="OpenSymbol"/>
@@ -6410,8 +6380,8 @@
     <w:qFormat/>
     <w:rPr/>
   </w:style>
-  <w:style w:type="character" w:styleId="Bulletsuser">
-    <w:name w:val="Bullets (user)"/>
+  <w:style w:type="character" w:styleId="Bullets">
+    <w:name w:val="Bullets"/>
     <w:qFormat/>
     <w:rPr>
       <w:rFonts w:ascii="OpenSymbol" w:hAnsi="OpenSymbol" w:eastAsia="OpenSymbol" w:cs="OpenSymbol"/>

--- a/УЧПРАКТИКА_4345_ГАВРИЛОВ_ЕВ.docx
+++ b/УЧПРАКТИКА_4345_ГАВРИЛОВ_ЕВ.docx
@@ -2039,16 +2039,17 @@
             </w:rPr>
             <w:fldChar w:fldCharType="separate"/>
           </w:r>
-          <w:hyperlink w:anchor="__RefHeading___Toc1069_2196652226" w:tooltip="ВВЕДЕНИЕ">
-            <w:r>
-              <w:rPr>
-                <w:rStyle w:val="IndexLink"/>
-              </w:rPr>
-              <w:t>ВВЕДЕНИЕ</w:t>
-              <w:tab/>
-              <w:t>5</w:t>
-            </w:r>
-          </w:hyperlink>
+          <w:r>
+            <w:rPr>
+              <w:rStyle w:val="IndexLink"/>
+            </w:rPr>
+            <w:t>ВВЕДЕНИЕ</w:t>
+          </w:r>
+          <w:r>
+            <w:rPr/>
+            <w:tab/>
+            <w:t>5</w:t>
+          </w:r>
         </w:p>
         <w:p>
           <w:pPr>
@@ -2060,16 +2061,12 @@
             </w:tabs>
             <w:rPr/>
           </w:pPr>
-          <w:hyperlink w:anchor="__RefHeading___Toc1071_2196652226" w:tooltip="1 ПОСТАНОВКА ЗАДАЧИ">
-            <w:r>
-              <w:rPr>
-                <w:rStyle w:val="IndexLink"/>
-              </w:rPr>
-              <w:t>1 ПОСТАНОВКА ЗАДАЧИ</w:t>
-              <w:tab/>
-              <w:t>6</w:t>
-            </w:r>
-          </w:hyperlink>
+          <w:r>
+            <w:rPr/>
+            <w:t>1 ПОСТАНОВКА ЗАДАЧИ</w:t>
+            <w:tab/>
+            <w:t>6</w:t>
+          </w:r>
         </w:p>
         <w:p>
           <w:pPr>
@@ -2081,16 +2078,12 @@
             </w:tabs>
             <w:rPr/>
           </w:pPr>
-          <w:hyperlink w:anchor="__RefHeading___Toc1073_2196652226" w:tooltip="1.1. Предметная область">
-            <w:r>
-              <w:rPr>
-                <w:rStyle w:val="IndexLink"/>
-              </w:rPr>
-              <w:t>1.1. Предметная область</w:t>
-              <w:tab/>
-              <w:t>6</w:t>
-            </w:r>
-          </w:hyperlink>
+          <w:r>
+            <w:rPr/>
+            <w:t>1.1. Предметная область</w:t>
+            <w:tab/>
+            <w:t>6</w:t>
+          </w:r>
         </w:p>
         <w:p>
           <w:pPr>
@@ -2102,16 +2095,12 @@
             </w:tabs>
             <w:rPr/>
           </w:pPr>
-          <w:hyperlink w:anchor="__RefHeading___Toc1075_2196652226" w:tooltip="1.2. Задачи практики">
-            <w:r>
-              <w:rPr>
-                <w:rStyle w:val="IndexLink"/>
-              </w:rPr>
-              <w:t>1.2. Задачи практики</w:t>
-              <w:tab/>
-              <w:t>6</w:t>
-            </w:r>
-          </w:hyperlink>
+          <w:r>
+            <w:rPr/>
+            <w:t>1.2. Задачи практики</w:t>
+            <w:tab/>
+            <w:t>6</w:t>
+          </w:r>
         </w:p>
         <w:p>
           <w:pPr>
@@ -2123,16 +2112,12 @@
             </w:tabs>
             <w:rPr/>
           </w:pPr>
-          <w:hyperlink w:anchor="__RefHeading___Toc1077_2196652226" w:tooltip="2 РЕЗУЛЬТАТЫ РАБОТЫ">
-            <w:r>
-              <w:rPr>
-                <w:rStyle w:val="IndexLink"/>
-              </w:rPr>
-              <w:t>2 РЕЗУЛЬТАТЫ РАБОТЫ</w:t>
-              <w:tab/>
-              <w:t>8</w:t>
-            </w:r>
-          </w:hyperlink>
+          <w:r>
+            <w:rPr/>
+            <w:t>2 РЕЗУЛЬТАТЫ РАБОТЫ</w:t>
+            <w:tab/>
+            <w:t>8</w:t>
+          </w:r>
         </w:p>
         <w:p>
           <w:pPr>
@@ -2144,16 +2129,12 @@
             </w:tabs>
             <w:rPr/>
           </w:pPr>
-          <w:hyperlink w:anchor="__RefHeading___Toc1079_2196652226" w:tooltip="2.1. Генетический алгоритм">
-            <w:r>
-              <w:rPr>
-                <w:rStyle w:val="IndexLink"/>
-              </w:rPr>
-              <w:t>2.1. Генетический алгоритм</w:t>
-              <w:tab/>
-              <w:t>8</w:t>
-            </w:r>
-          </w:hyperlink>
+          <w:r>
+            <w:rPr/>
+            <w:t>2.1. Генетический алгоритм</w:t>
+            <w:tab/>
+            <w:t>8</w:t>
+          </w:r>
         </w:p>
         <w:p>
           <w:pPr>
@@ -2165,16 +2146,12 @@
             </w:tabs>
             <w:rPr/>
           </w:pPr>
-          <w:hyperlink w:anchor="__RefHeading___Toc1081_2196652226" w:tooltip="2.2. Выбор технологий, распределение ролей">
-            <w:r>
-              <w:rPr>
-                <w:rStyle w:val="IndexLink"/>
-              </w:rPr>
-              <w:t>2.2. Выбор технологий, распределение ролей</w:t>
-              <w:tab/>
-              <w:t>9</w:t>
-            </w:r>
-          </w:hyperlink>
+          <w:r>
+            <w:rPr/>
+            <w:t>2.2. Выбор технологий, распределение ролей</w:t>
+            <w:tab/>
+            <w:t>9</w:t>
+          </w:r>
         </w:p>
         <w:p>
           <w:pPr>
@@ -2186,16 +2163,12 @@
             </w:tabs>
             <w:rPr/>
           </w:pPr>
-          <w:hyperlink w:anchor="__RefHeading___Toc1083_2196652226" w:tooltip="2.3. Реализация генетического алгоритма">
-            <w:r>
-              <w:rPr>
-                <w:rStyle w:val="IndexLink"/>
-              </w:rPr>
-              <w:t>2.3. Реализация генетического алгоритма</w:t>
-              <w:tab/>
-              <w:t>10</w:t>
-            </w:r>
-          </w:hyperlink>
+          <w:r>
+            <w:rPr/>
+            <w:t>2.3. Реализация генетического алгоритма</w:t>
+            <w:tab/>
+            <w:t>10</w:t>
+          </w:r>
         </w:p>
         <w:p>
           <w:pPr>
@@ -2207,16 +2180,12 @@
             </w:tabs>
             <w:rPr/>
           </w:pPr>
-          <w:hyperlink w:anchor="__RefHeading___Toc1085_2196652226" w:tooltip="2.4. Реализация GUI">
-            <w:r>
-              <w:rPr>
-                <w:rStyle w:val="IndexLink"/>
-              </w:rPr>
-              <w:t>2.4. Реализация GUI</w:t>
-              <w:tab/>
-              <w:t>11</w:t>
-            </w:r>
-          </w:hyperlink>
+          <w:r>
+            <w:rPr/>
+            <w:t>2.4. Реализация GUI</w:t>
+            <w:tab/>
+            <w:t>11</w:t>
+          </w:r>
         </w:p>
         <w:p>
           <w:pPr>
@@ -2228,16 +2197,12 @@
             </w:tabs>
             <w:rPr/>
           </w:pPr>
-          <w:hyperlink w:anchor="__RefHeading___Toc1087_2196652226" w:tooltip="2.5. Визуализация работы алгоритма">
-            <w:r>
-              <w:rPr>
-                <w:rStyle w:val="IndexLink"/>
-              </w:rPr>
-              <w:t>2.5. Визуализация работы алгоритма</w:t>
-              <w:tab/>
-              <w:t>13</w:t>
-            </w:r>
-          </w:hyperlink>
+          <w:r>
+            <w:rPr/>
+            <w:t>2.5. Визуализация работы алгоритма</w:t>
+            <w:tab/>
+            <w:t>13</w:t>
+          </w:r>
         </w:p>
         <w:p>
           <w:pPr>
@@ -2249,16 +2214,12 @@
             </w:tabs>
             <w:rPr/>
           </w:pPr>
-          <w:hyperlink w:anchor="__RefHeading___Toc1089_2196652226" w:tooltip="3 ИСПОЛЬЗУЕМЫЕ ТЕХНОЛОГИИ">
-            <w:r>
-              <w:rPr>
-                <w:rStyle w:val="IndexLink"/>
-              </w:rPr>
-              <w:t>3 ИСПОЛЬЗУЕМЫЕ ТЕХНОЛОГИИ</w:t>
-              <w:tab/>
-              <w:t>15</w:t>
-            </w:r>
-          </w:hyperlink>
+          <w:r>
+            <w:rPr/>
+            <w:t>3 ИСПОЛЬЗУЕМЫЕ ТЕХНОЛОГИИ</w:t>
+            <w:tab/>
+            <w:t>15</w:t>
+          </w:r>
         </w:p>
         <w:p>
           <w:pPr>
@@ -2270,16 +2231,12 @@
             </w:tabs>
             <w:rPr/>
           </w:pPr>
-          <w:hyperlink w:anchor="__RefHeading___Toc1091_2196652226" w:tooltip="4 ОТЗЫВ РУКОВОДИТЕЛЯ">
-            <w:r>
-              <w:rPr>
-                <w:rStyle w:val="IndexLink"/>
-              </w:rPr>
-              <w:t>4 ОТЗЫВ РУКОВОДИТЕЛЯ</w:t>
-              <w:tab/>
-              <w:t>16</w:t>
-            </w:r>
-          </w:hyperlink>
+          <w:r>
+            <w:rPr/>
+            <w:t>4 ОТЗЫВ РУКОВОДИТЕЛЯ</w:t>
+            <w:tab/>
+            <w:t>16</w:t>
+          </w:r>
         </w:p>
         <w:p>
           <w:pPr>
@@ -2291,16 +2248,12 @@
             </w:tabs>
             <w:rPr/>
           </w:pPr>
-          <w:hyperlink w:anchor="__RefHeading___Toc1093_2196652226" w:tooltip="ЗАКЛЮЧЕНИЕ">
-            <w:r>
-              <w:rPr>
-                <w:rStyle w:val="IndexLink"/>
-              </w:rPr>
-              <w:t>ЗАКЛЮЧЕНИЕ</w:t>
-              <w:tab/>
-              <w:t>17</w:t>
-            </w:r>
-          </w:hyperlink>
+          <w:r>
+            <w:rPr/>
+            <w:t>ЗАКЛЮЧЕНИЕ</w:t>
+            <w:tab/>
+            <w:t>17</w:t>
+          </w:r>
         </w:p>
         <w:p>
           <w:pPr>
@@ -2312,16 +2265,12 @@
             </w:tabs>
             <w:rPr/>
           </w:pPr>
-          <w:hyperlink w:anchor="__RefHeading___Toc1095_2196652226" w:tooltip="СПИСОК ИСПОЛЬЗОВАННЫХ ИСТОЧНИКОВ">
-            <w:r>
-              <w:rPr>
-                <w:rStyle w:val="IndexLink"/>
-              </w:rPr>
-              <w:t>СПИСОК ИСПОЛЬЗОВАННЫХ ИСТОЧНИКОВ</w:t>
-              <w:tab/>
-              <w:t>18</w:t>
-            </w:r>
-          </w:hyperlink>
+          <w:r>
+            <w:rPr/>
+            <w:t>СПИСОК ИСПОЛЬЗОВАННЫХ ИСТОЧНИКОВ</w:t>
+            <w:tab/>
+            <w:t>18</w:t>
+          </w:r>
         </w:p>
         <w:p>
           <w:pPr>
@@ -2333,20 +2282,14 @@
             </w:tabs>
             <w:rPr/>
           </w:pPr>
-          <w:hyperlink w:anchor="__RefHeading___Toc1097_2196652226" w:tooltip="ПРИЛОЖЕНИЕ А Диаграмма классов">
-            <w:r>
-              <w:rPr>
-                <w:rStyle w:val="IndexLink"/>
-              </w:rPr>
-              <w:t>ПРИЛОЖЕНИЕ А Диаграмма классов</w:t>
-              <w:tab/>
-              <w:t>19</w:t>
-            </w:r>
-          </w:hyperlink>
           <w:r>
-            <w:rPr>
-              <w:rStyle w:val="IndexLink"/>
-            </w:rPr>
+            <w:rPr/>
+            <w:t>ПРИЛОЖЕНИЕ А Диаграмма классов</w:t>
+            <w:tab/>
+            <w:t>19</w:t>
+          </w:r>
+          <w:r>
+            <w:rPr/>
             <w:fldChar w:fldCharType="end"/>
           </w:r>
         </w:p>
@@ -2827,15 +2770,23 @@
       <w:r>
         <w:rPr/>
         <w:tab/>
-        <w:t xml:space="preserve">Для написания программы выбран язык Python3, поскольку с этим инструментом знакомы все члены команды и для него существует большое количество библиотек для создания графического интерфейса. Для GUI выбрана библиотека PySide6, так как она является портом библиотеки Qt на Python3, наиболее портируема среди аналогов и подробно документирована </w:t>
-      </w:r>
-      <w:r>
-        <w:rPr/>
-        <w:t>[4,5]</w:t>
-      </w:r>
-      <w:r>
-        <w:rPr/>
-        <w:t>.</w:t>
+        <w:t>Для написания программы выбран язык Python3, поскольку с этим инструментом знакомы все члены команды и для него существует большое количество библиотек для создания графического интерфейса. Для GUI выбрана библиотека PySide6, так как она является портом библиотеки Qt на Python3, наиболее портируема среди аналогов и подробно документирована [</w:t>
+      </w:r>
+      <w:r>
+        <w:rPr/>
+        <w:t>3</w:t>
+      </w:r>
+      <w:r>
+        <w:rPr/>
+        <w:t>,</w:t>
+      </w:r>
+      <w:r>
+        <w:rPr/>
+        <w:t>4</w:t>
+      </w:r>
+      <w:r>
+        <w:rPr/>
+        <w:t>].</w:t>
       </w:r>
     </w:p>
     <w:p>
@@ -3510,7 +3461,15 @@
       </w:pPr>
       <w:r>
         <w:rPr/>
-        <w:t>В качестве языка проекта использован Python3. В проекте использована стандартная библиотека Python. Для реализации графического интерфейса использована библиотека PySide6. Диаграммы классов построены с помощью plantuml. Разработка программы проведена с использованием системы контроля версий git, репозиторий размещен на сайте github.com [3].</w:t>
+        <w:t>В качестве языка проекта использован Python3. В проекте использована стандартная библиотека Python. Для реализации графического интерфейса использована библиотека PySide6. Диаграммы классов построены с помощью plantuml. Разработка программы проведена с использованием системы контроля версий git, репозиторий размещен на сайте github.com [</w:t>
+      </w:r>
+      <w:r>
+        <w:rPr/>
+        <w:t>5</w:t>
+      </w:r>
+      <w:r>
+        <w:rPr/>
+        <w:t>].</w:t>
       </w:r>
       <w:r>
         <w:br w:type="page"/>
@@ -3647,8 +3606,8 @@
         </w:rPr>
       </w:pPr>
       <w:bookmarkStart w:id="24" w:name="__RefHeading___Toc1095_2196652226"/>
-      <w:bookmarkStart w:id="25" w:name="_Toc230206156"/>
-      <w:bookmarkStart w:id="26" w:name="_Toc73173388"/>
+      <w:bookmarkStart w:id="25" w:name="_Toc73173388"/>
+      <w:bookmarkStart w:id="26" w:name="_Toc230206156"/>
       <w:bookmarkEnd w:id="24"/>
       <w:r>
         <w:rPr>
@@ -3698,15 +3657,7 @@
       </w:pPr>
       <w:r>
         <w:rPr/>
-        <w:t>Генетический алгоритм минимизации числа скалярных умножений при перемножении цепочки матриц // github.com URL: https://github.com/kravtsov07/team-work/ (дата обращения: 1</w:t>
-      </w:r>
-      <w:r>
-        <w:rPr/>
-        <w:t>5</w:t>
-      </w:r>
-      <w:r>
-        <w:rPr/>
-        <w:t>.07.2026).</w:t>
+        <w:t>Qt Documentation URL: https://doc.qt.io/ (дата обращения: 15.07.2026).</w:t>
       </w:r>
     </w:p>
     <w:p>
@@ -3720,7 +3671,7 @@
       </w:pPr>
       <w:r>
         <w:rPr/>
-        <w:t>Qt Documentation URL: https://doc.qt.io/ (дата обращения: 15.07.2026).</w:t>
+        <w:t>PySide documentation URL: https://pyside.readthedocs.io/en/latest/ (дата обращения: 15.07.2026).</w:t>
       </w:r>
     </w:p>
     <w:p>
@@ -3734,7 +3685,7 @@
       </w:pPr>
       <w:r>
         <w:rPr/>
-        <w:t>PySide documentation URL: https://pyside.readthedocs.io/en/latest/ (дата обращения: 15.07.2026).</w:t>
+        <w:t>Генетический алгоритм минимизации числа скалярных умножений при перемножении цепочки матриц // github.com URL: https://github.com/kravtsov07/team-work/ (дата обращения: 15.07.2026).</w:t>
       </w:r>
     </w:p>
     <w:p>
@@ -6368,8 +6319,8 @@
       <w:rFonts w:ascii="Liberation Mono" w:hAnsi="Liberation Mono" w:eastAsia="Noto Sans Mono CJK SC" w:cs="Liberation Mono"/>
     </w:rPr>
   </w:style>
-  <w:style w:type="character" w:styleId="Bulletsuser">
-    <w:name w:val="Bullets (user)"/>
+  <w:style w:type="character" w:styleId="Bullets">
+    <w:name w:val="Bullets"/>
     <w:qFormat/>
     <w:rPr>
       <w:rFonts w:ascii="OpenSymbol" w:hAnsi="OpenSymbol" w:eastAsia="OpenSymbol" w:cs="OpenSymbol"/>
@@ -6380,8 +6331,8 @@
     <w:qFormat/>
     <w:rPr/>
   </w:style>
-  <w:style w:type="character" w:styleId="Bullets">
-    <w:name w:val="Bullets"/>
+  <w:style w:type="character" w:styleId="Bulletsuser">
+    <w:name w:val="Bullets (user)"/>
     <w:qFormat/>
     <w:rPr>
       <w:rFonts w:ascii="OpenSymbol" w:hAnsi="OpenSymbol" w:eastAsia="OpenSymbol" w:cs="OpenSymbol"/>

--- a/УЧПРАКТИКА_4345_ГАВРИЛОВ_ЕВ.docx
+++ b/УЧПРАКТИКА_4345_ГАВРИЛОВ_ЕВ.docx
@@ -2721,7 +2721,17 @@
       </w:pPr>
       <w:r>
         <w:rPr/>
-        <w:t>Если N &lt;= 30, тогда целевой функцией является фактическое значение минимального количества операций для перемножения матриц (min_cost) полученное за O(n^3) и является глобальным минимумом, для N = 30, количество операций потраченное на целевую функцию 27000 &lt;&lt; 300000 операций алгоритма с популяцией в 100 особей и 100 поколениями, для меньших N — аналогично. Поэтому оценка оправдана. На практике генетический алгоритм может не достигнуть глобального оптимума, однако в большинстве проведённых экспериментов получаемое решение отличалось от оптимального не более чем на 10-20%.</w:t>
+        <w:t>Если N &lt;= 30, тогда целевой функцией является фактическое значение минимального количества операций для перемножения матриц (min_cost) полученное за O(n</w:t>
+      </w:r>
+      <w:r>
+        <w:rPr>
+          <w:vertAlign w:val="superscript"/>
+        </w:rPr>
+        <w:t>3</w:t>
+      </w:r>
+      <w:r>
+        <w:rPr/>
+        <w:t>) и является глобальным минимумом, для N = 30, количество операций потраченное на целевую функцию 27000 &lt;&lt; 300000 операций алгоритма с популяцией в 100 особей и 100 поколениями, для меньших N — аналогично. Поэтому оценка оправдана. На практике генетический алгоритм может не достигнуть глобального оптимума, однако в большинстве проведённых экспериментов получаемое решение отличалось от оптимального не более чем на 10-20%.</w:t>
       </w:r>
     </w:p>
     <w:p>
@@ -2733,7 +2743,17 @@
       </w:pPr>
       <w:r>
         <w:rPr/>
-        <w:t>Далее, при росте N, из-за сложности O(N^3) количество операций, потраченное на расчет перебором будет стремительно расти, быстрее чем количество операций алгоритма. Поэтому:</w:t>
+        <w:t>Далее, при росте N, из-за сложности O(N</w:t>
+      </w:r>
+      <w:r>
+        <w:rPr>
+          <w:vertAlign w:val="superscript"/>
+        </w:rPr>
+        <w:t>3</w:t>
+      </w:r>
+      <w:r>
+        <w:rPr/>
+        <w:t>) количество операций, потраченное на расчет перебором будет стремительно расти, быстрее чем количество операций алгоритма. Поэтому:</w:t>
       </w:r>
     </w:p>
     <w:p>
@@ -2745,7 +2765,17 @@
       </w:pPr>
       <w:r>
         <w:rPr/>
-        <w:t>Для N&gt;30 точное решение вычислять нецелесообразно. В качестве верхней оценки используется результат жадного алгоритма со сложностью O(n^2). Полученное генетическим алгоритмом решение сравнивается с этой оценкой. Если стоимость решения меньше стоимости, полученной жадным алгоритмом, то генетический алгоритм показал более качественный результат. Отношение стоимости решения генетического алгоритма к верхней оценке используется как показатель качества полученного решения.</w:t>
+        <w:t>Для N&gt;30 точное решение вычислять нецелесообразно. В качестве верхней оценки используется результат жадного алгоритма со сложностью O(n</w:t>
+      </w:r>
+      <w:r>
+        <w:rPr>
+          <w:vertAlign w:val="superscript"/>
+        </w:rPr>
+        <w:t>2</w:t>
+      </w:r>
+      <w:r>
+        <w:rPr/>
+        <w:t>). Полученное генетическим алгоритмом решение сравнивается с этой оценкой. Если стоимость решения меньше стоимости, полученной жадным алгоритмом, то генетический алгоритм показал более качественный результат. Отношение стоимости решения генетического алгоритма к верхней оценке используется как показатель качества полученного решения.</w:t>
       </w:r>
     </w:p>
     <w:p>
@@ -2770,23 +2800,7 @@
       <w:r>
         <w:rPr/>
         <w:tab/>
-        <w:t>Для написания программы выбран язык Python3, поскольку с этим инструментом знакомы все члены команды и для него существует большое количество библиотек для создания графического интерфейса. Для GUI выбрана библиотека PySide6, так как она является портом библиотеки Qt на Python3, наиболее портируема среди аналогов и подробно документирована [</w:t>
-      </w:r>
-      <w:r>
-        <w:rPr/>
-        <w:t>3</w:t>
-      </w:r>
-      <w:r>
-        <w:rPr/>
-        <w:t>,</w:t>
-      </w:r>
-      <w:r>
-        <w:rPr/>
-        <w:t>4</w:t>
-      </w:r>
-      <w:r>
-        <w:rPr/>
-        <w:t>].</w:t>
+        <w:t>Для написания программы выбран язык Python3, поскольку с этим инструментом знакомы все члены команды и для него существует большое количество библиотек для создания графического интерфейса. Для GUI выбрана библиотека PySide6, так как она является портом библиотеки Qt на Python3, наиболее портируема среди аналогов и подробно документирована [3,4].</w:t>
       </w:r>
     </w:p>
     <w:p>
@@ -3140,7 +3154,15 @@
       <w:bookmarkEnd w:id="15"/>
       <w:r>
         <w:rPr/>
-        <w:t xml:space="preserve"> Главное окно MainWindow задаёт заголовок и минимальный размер окна и устанавливает центральным виджетом DashboardPage. Диаграмма классов главного окна приведена на рис. 4.</w:t>
+        <w:t xml:space="preserve"> Главное окно MainWindow задаёт заголовок и минимальный размер окна и устанавливает центральным виджетом DashboardPage. Диаграмма классов главного окна приведена на рис. 4 </w:t>
+      </w:r>
+      <w:r>
+        <w:rPr/>
+        <w:t>в Приложении А</w:t>
+      </w:r>
+      <w:r>
+        <w:rPr/>
+        <w:t>.</w:t>
       </w:r>
     </w:p>
     <w:p>
@@ -3251,7 +3273,15 @@
       </w:pPr>
       <w:r>
         <w:rPr/>
-        <w:t>Диаграмма классов ввода приведена на рис. 3.</w:t>
+        <w:t xml:space="preserve">Диаграмма классов ввода приведена на рис. 3 </w:t>
+      </w:r>
+      <w:r>
+        <w:rPr/>
+        <w:t>в Приложении А</w:t>
+      </w:r>
+      <w:r>
+        <w:rPr/>
+        <w:t>.</w:t>
       </w:r>
     </w:p>
     <w:p>
@@ -3337,7 +3367,15 @@
       </w:pPr>
       <w:r>
         <w:rPr/>
-        <w:t>Разработаны две формы визуализации результатов работы алгоритма: график сходимости и дерево найденного порядка перемножения цепочки матриц. Диаграмма классов визуализации приведена на рис. 1.</w:t>
+        <w:t xml:space="preserve">Разработаны две формы визуализации результатов работы алгоритма: график сходимости и дерево найденного порядка перемножения цепочки матриц. Диаграмма классов визуализации приведена на рис. 1 </w:t>
+      </w:r>
+      <w:r>
+        <w:rPr/>
+        <w:t>в Приложении А</w:t>
+      </w:r>
+      <w:r>
+        <w:rPr/>
+        <w:t>.</w:t>
       </w:r>
     </w:p>
     <w:p>
@@ -3375,10 +3413,14 @@
         <w:rPr/>
         <w:t>С помощью механизма навигации реализовано пошаговое представление алгоритма: каждое переключение шага вызывает соответствующий метод GeneticAlgorithm (go_first_generate, go_prev_generate, go_next_generate, go_last_generate) и перерисовывает график и панель результатов актуальными данными из get_plot_data.</w:t>
       </w:r>
-    </w:p>
-    <w:p>
-      <w:pPr>
-        <w:pStyle w:val="BodyText"/>
+      <w:r>
+        <w:br w:type="page"/>
+      </w:r>
+    </w:p>
+    <w:p>
+      <w:pPr>
+        <w:pStyle w:val="BodyText"/>
+        <w:spacing w:before="0" w:after="0"/>
         <w:rPr>
           <w:b/>
           <w:bCs/>
@@ -3389,25 +3431,6 @@
           <w:b/>
           <w:bCs/>
         </w:rPr>
-      </w:r>
-      <w:r>
-        <w:br w:type="page"/>
-      </w:r>
-    </w:p>
-    <w:p>
-      <w:pPr>
-        <w:pStyle w:val="BodyText"/>
-        <w:spacing w:before="0" w:after="0"/>
-        <w:rPr>
-          <w:b/>
-          <w:bCs/>
-        </w:rPr>
-      </w:pPr>
-      <w:r>
-        <w:rPr>
-          <w:b/>
-          <w:bCs/>
-        </w:rPr>
         <w:t>Визуализация порядка умножения</w:t>
       </w:r>
     </w:p>
@@ -3428,7 +3451,15 @@
       </w:pPr>
       <w:r>
         <w:rPr/>
-        <w:t>Диаграмма классов реализованной программы приведена на рис. 5.</w:t>
+        <w:t xml:space="preserve">Диаграмма классов реализованной программы приведена на рис. 5 </w:t>
+      </w:r>
+      <w:r>
+        <w:rPr/>
+        <w:t>в Приложении А</w:t>
+      </w:r>
+      <w:r>
+        <w:rPr/>
+        <w:t>.</w:t>
       </w:r>
       <w:r>
         <w:br w:type="page"/>
@@ -3461,15 +3492,7 @@
       </w:pPr>
       <w:r>
         <w:rPr/>
-        <w:t>В качестве языка проекта использован Python3. В проекте использована стандартная библиотека Python. Для реализации графического интерфейса использована библиотека PySide6. Диаграммы классов построены с помощью plantuml. Разработка программы проведена с использованием системы контроля версий git, репозиторий размещен на сайте github.com [</w:t>
-      </w:r>
-      <w:r>
-        <w:rPr/>
-        <w:t>5</w:t>
-      </w:r>
-      <w:r>
-        <w:rPr/>
-        <w:t>].</w:t>
+        <w:t>В качестве языка проекта использован Python3. В проекте использована стандартная библиотека Python. Для реализации графического интерфейса использована библиотека PySide6. Диаграммы классов построены с помощью plantuml. Разработка программы проведена с использованием системы контроля версий git, репозиторий размещен на сайте github.com [5].</w:t>
       </w:r>
       <w:r>
         <w:br w:type="page"/>
@@ -3606,8 +3629,8 @@
         </w:rPr>
       </w:pPr>
       <w:bookmarkStart w:id="24" w:name="__RefHeading___Toc1095_2196652226"/>
-      <w:bookmarkStart w:id="25" w:name="_Toc73173388"/>
-      <w:bookmarkStart w:id="26" w:name="_Toc230206156"/>
+      <w:bookmarkStart w:id="25" w:name="_Toc230206156"/>
+      <w:bookmarkStart w:id="26" w:name="_Toc73173388"/>
       <w:bookmarkEnd w:id="24"/>
       <w:r>
         <w:rPr>
@@ -6319,8 +6342,8 @@
       <w:rFonts w:ascii="Liberation Mono" w:hAnsi="Liberation Mono" w:eastAsia="Noto Sans Mono CJK SC" w:cs="Liberation Mono"/>
     </w:rPr>
   </w:style>
-  <w:style w:type="character" w:styleId="Bullets">
-    <w:name w:val="Bullets"/>
+  <w:style w:type="character" w:styleId="Bulletsuser">
+    <w:name w:val="Bullets (user)"/>
     <w:qFormat/>
     <w:rPr>
       <w:rFonts w:ascii="OpenSymbol" w:hAnsi="OpenSymbol" w:eastAsia="OpenSymbol" w:cs="OpenSymbol"/>
@@ -6331,8 +6354,8 @@
     <w:qFormat/>
     <w:rPr/>
   </w:style>
-  <w:style w:type="character" w:styleId="Bulletsuser">
-    <w:name w:val="Bullets (user)"/>
+  <w:style w:type="character" w:styleId="Bullets">
+    <w:name w:val="Bullets"/>
     <w:qFormat/>
     <w:rPr>
       <w:rFonts w:ascii="OpenSymbol" w:hAnsi="OpenSymbol" w:eastAsia="OpenSymbol" w:cs="OpenSymbol"/>

--- a/УЧПРАКТИКА_4345_ГАВРИЛОВ_ЕВ.docx
+++ b/УЧПРАКТИКА_4345_ГАВРИЛОВ_ЕВ.docx
@@ -3121,7 +3121,23 @@
       </w:pPr>
       <w:r>
         <w:rPr/>
-        <w:t>Структура компонентов алгоритма и связи алгоритма с графическим интерфейсом изображены на рис. 1 и рис. 2 в Приложении А.</w:t>
+        <w:t xml:space="preserve">Структура компонентов алгоритма и связи алгоритма с графическим интерфейсом изображены на рис. </w:t>
+      </w:r>
+      <w:r>
+        <w:rPr/>
+        <w:t>2</w:t>
+      </w:r>
+      <w:r>
+        <w:rPr/>
+        <w:t xml:space="preserve"> и рис. </w:t>
+      </w:r>
+      <w:r>
+        <w:rPr/>
+        <w:t>3</w:t>
+      </w:r>
+      <w:r>
+        <w:rPr/>
+        <w:t xml:space="preserve"> в Приложении А.</w:t>
       </w:r>
       <w:bookmarkStart w:id="15" w:name="_Toc230206152"/>
     </w:p>
@@ -3154,15 +3170,15 @@
       <w:bookmarkEnd w:id="15"/>
       <w:r>
         <w:rPr/>
-        <w:t xml:space="preserve"> Главное окно MainWindow задаёт заголовок и минимальный размер окна и устанавливает центральным виджетом DashboardPage. Диаграмма классов главного окна приведена на рис. 4 </w:t>
-      </w:r>
-      <w:r>
-        <w:rPr/>
-        <w:t>в Приложении А</w:t>
-      </w:r>
-      <w:r>
-        <w:rPr/>
-        <w:t>.</w:t>
+        <w:t xml:space="preserve"> Главное окно MainWindow задаёт заголовок и минимальный размер окна и устанавливает центральным виджетом DashboardPage. Диаграмма классов главного окна приведена на рис. </w:t>
+      </w:r>
+      <w:r>
+        <w:rPr/>
+        <w:t>5</w:t>
+      </w:r>
+      <w:r>
+        <w:rPr/>
+        <w:t xml:space="preserve"> в Приложении А.</w:t>
       </w:r>
     </w:p>
     <w:p>
@@ -3273,15 +3289,15 @@
       </w:pPr>
       <w:r>
         <w:rPr/>
-        <w:t xml:space="preserve">Диаграмма классов ввода приведена на рис. 3 </w:t>
-      </w:r>
-      <w:r>
-        <w:rPr/>
-        <w:t>в Приложении А</w:t>
-      </w:r>
-      <w:r>
-        <w:rPr/>
-        <w:t>.</w:t>
+        <w:t xml:space="preserve">Диаграмма классов ввода приведена на рис. </w:t>
+      </w:r>
+      <w:r>
+        <w:rPr/>
+        <w:t>4</w:t>
+      </w:r>
+      <w:r>
+        <w:rPr/>
+        <w:t xml:space="preserve"> в Приложении А.</w:t>
       </w:r>
     </w:p>
     <w:p>
@@ -3367,15 +3383,15 @@
       </w:pPr>
       <w:r>
         <w:rPr/>
-        <w:t xml:space="preserve">Разработаны две формы визуализации результатов работы алгоритма: график сходимости и дерево найденного порядка перемножения цепочки матриц. Диаграмма классов визуализации приведена на рис. 1 </w:t>
-      </w:r>
-      <w:r>
-        <w:rPr/>
-        <w:t>в Приложении А</w:t>
-      </w:r>
-      <w:r>
-        <w:rPr/>
-        <w:t>.</w:t>
+        <w:t xml:space="preserve">Разработаны две формы визуализации результатов работы алгоритма: график сходимости и дерево найденного порядка перемножения цепочки матриц. Диаграмма классов визуализации приведена на рис. </w:t>
+      </w:r>
+      <w:r>
+        <w:rPr/>
+        <w:t>2</w:t>
+      </w:r>
+      <w:r>
+        <w:rPr/>
+        <w:t xml:space="preserve"> в Приложении А.</w:t>
       </w:r>
     </w:p>
     <w:p>
@@ -3451,15 +3467,15 @@
       </w:pPr>
       <w:r>
         <w:rPr/>
-        <w:t xml:space="preserve">Диаграмма классов реализованной программы приведена на рис. 5 </w:t>
-      </w:r>
-      <w:r>
-        <w:rPr/>
-        <w:t>в Приложении А</w:t>
-      </w:r>
-      <w:r>
-        <w:rPr/>
-        <w:t>.</w:t>
+        <w:t xml:space="preserve">Диаграмма классов реализованной программы приведена на рис. </w:t>
+      </w:r>
+      <w:r>
+        <w:rPr/>
+        <w:t>6</w:t>
+      </w:r>
+      <w:r>
+        <w:rPr/>
+        <w:t xml:space="preserve"> в Приложении А.</w:t>
       </w:r>
       <w:r>
         <w:br w:type="page"/>
@@ -3525,6 +3541,75 @@
       <w:r>
         <w:rPr/>
         <w:t>По результатам работы учебная практика оценена на 5.</w:t>
+      </w:r>
+    </w:p>
+    <w:p>
+      <w:pPr>
+        <w:pStyle w:val="BodyText"/>
+        <w:rPr/>
+      </w:pPr>
+      <w:r>
+        <w:rPr/>
+        <w:t>Отзыв руководителя с оценкой (см. рис. 1).</w:t>
+      </w:r>
+    </w:p>
+    <w:p>
+      <w:pPr>
+        <w:pStyle w:val="BodyText"/>
+        <w:ind w:hanging="0" w:start="0"/>
+        <w:jc w:val="center"/>
+        <w:rPr/>
+      </w:pPr>
+      <w:r>
+        <w:rPr/>
+        <w:drawing>
+          <wp:inline distT="0" distB="0" distL="0" distR="0">
+            <wp:extent cx="4344670" cy="6144895"/>
+            <wp:effectExtent l="0" t="0" r="0" b="0"/>
+            <wp:docPr id="1" name="Image6"/>
+            <wp:cNvGraphicFramePr>
+              <a:graphicFrameLocks xmlns:a="http://schemas.openxmlformats.org/drawingml/2006/main" noChangeAspect="1"/>
+            </wp:cNvGraphicFramePr>
+            <a:graphic xmlns:a="http://schemas.openxmlformats.org/drawingml/2006/main">
+              <a:graphicData uri="http://schemas.openxmlformats.org/drawingml/2006/picture">
+                <pic:pic xmlns:pic="http://schemas.openxmlformats.org/drawingml/2006/picture">
+                  <pic:nvPicPr>
+                    <pic:cNvPr id="1" name="Image6"/>
+                    <pic:cNvPicPr>
+                      <a:picLocks noChangeAspect="1" noChangeArrowheads="1"/>
+                    </pic:cNvPicPr>
+                  </pic:nvPicPr>
+                  <pic:blipFill>
+                    <a:blip r:embed="rId2"/>
+                    <a:stretch>
+                      <a:fillRect/>
+                    </a:stretch>
+                  </pic:blipFill>
+                  <pic:spPr bwMode="auto">
+                    <a:xfrm>
+                      <a:off x="0" y="0"/>
+                      <a:ext cx="4344670" cy="6144895"/>
+                    </a:xfrm>
+                    <a:prstGeom prst="rect">
+                      <a:avLst/>
+                    </a:prstGeom>
+                    <a:noFill/>
+                  </pic:spPr>
+                </pic:pic>
+              </a:graphicData>
+            </a:graphic>
+          </wp:inline>
+        </w:drawing>
+      </w:r>
+    </w:p>
+    <w:p>
+      <w:pPr>
+        <w:pStyle w:val="Style19"/>
+        <w:rPr/>
+      </w:pPr>
+      <w:r>
+        <w:rPr/>
+        <w:t>Рисунок 1 — Отзыв руководителя</w:t>
       </w:r>
       <w:r>
         <w:br w:type="page"/>
@@ -3629,8 +3714,8 @@
         </w:rPr>
       </w:pPr>
       <w:bookmarkStart w:id="24" w:name="__RefHeading___Toc1095_2196652226"/>
-      <w:bookmarkStart w:id="25" w:name="_Toc230206156"/>
-      <w:bookmarkStart w:id="26" w:name="_Toc73173388"/>
+      <w:bookmarkStart w:id="25" w:name="_Toc73173388"/>
+      <w:bookmarkStart w:id="26" w:name="_Toc230206156"/>
       <w:bookmarkEnd w:id="24"/>
       <w:r>
         <w:rPr>
@@ -3784,7 +3869,7 @@
           <wp:inline distT="0" distB="0" distL="0" distR="0">
             <wp:extent cx="5311775" cy="2837180"/>
             <wp:effectExtent l="0" t="0" r="0" b="0"/>
-            <wp:docPr id="1" name="Image2"/>
+            <wp:docPr id="2" name="Image2"/>
             <wp:cNvGraphicFramePr>
               <a:graphicFrameLocks xmlns:a="http://schemas.openxmlformats.org/drawingml/2006/main" noChangeAspect="1"/>
             </wp:cNvGraphicFramePr>
@@ -3792,13 +3877,13 @@
               <a:graphicData uri="http://schemas.openxmlformats.org/drawingml/2006/picture">
                 <pic:pic xmlns:pic="http://schemas.openxmlformats.org/drawingml/2006/picture">
                   <pic:nvPicPr>
-                    <pic:cNvPr id="1" name="Image2"/>
+                    <pic:cNvPr id="2" name="Image2"/>
                     <pic:cNvPicPr>
                       <a:picLocks noChangeAspect="1" noChangeArrowheads="1"/>
                     </pic:cNvPicPr>
                   </pic:nvPicPr>
                   <pic:blipFill>
-                    <a:blip r:embed="rId2"/>
+                    <a:blip r:embed="rId3"/>
                     <a:stretch>
                       <a:fillRect/>
                     </a:stretch>
@@ -3827,7 +3912,15 @@
       </w:pPr>
       <w:r>
         <w:rPr/>
-        <w:t>Рисунок 1 — Диаграмма классов визуализации</w:t>
+        <w:t xml:space="preserve">Рисунок </w:t>
+      </w:r>
+      <w:r>
+        <w:rPr/>
+        <w:t>2</w:t>
+      </w:r>
+      <w:r>
+        <w:rPr/>
+        <w:t xml:space="preserve"> — Диаграмма классов визуализации</w:t>
       </w:r>
     </w:p>
     <w:p>
@@ -3843,7 +3936,7 @@
           <wp:inline distT="0" distB="0" distL="0" distR="0">
             <wp:extent cx="4486275" cy="1533525"/>
             <wp:effectExtent l="0" t="0" r="0" b="0"/>
-            <wp:docPr id="2" name="Image1"/>
+            <wp:docPr id="3" name="Image1"/>
             <wp:cNvGraphicFramePr>
               <a:graphicFrameLocks xmlns:a="http://schemas.openxmlformats.org/drawingml/2006/main" noChangeAspect="1"/>
             </wp:cNvGraphicFramePr>
@@ -3851,13 +3944,13 @@
               <a:graphicData uri="http://schemas.openxmlformats.org/drawingml/2006/picture">
                 <pic:pic xmlns:pic="http://schemas.openxmlformats.org/drawingml/2006/picture">
                   <pic:nvPicPr>
-                    <pic:cNvPr id="2" name="Image1"/>
+                    <pic:cNvPr id="3" name="Image1"/>
                     <pic:cNvPicPr>
                       <a:picLocks noChangeAspect="1" noChangeArrowheads="1"/>
                     </pic:cNvPicPr>
                   </pic:nvPicPr>
                   <pic:blipFill>
-                    <a:blip r:embed="rId3"/>
+                    <a:blip r:embed="rId4"/>
                     <a:stretch>
                       <a:fillRect/>
                     </a:stretch>
@@ -3886,7 +3979,15 @@
       </w:pPr>
       <w:r>
         <w:rPr/>
-        <w:t>Рисунок 2 — Диаграмма классов backend</w:t>
+        <w:t xml:space="preserve">Рисунок </w:t>
+      </w:r>
+      <w:r>
+        <w:rPr/>
+        <w:t>3</w:t>
+      </w:r>
+      <w:r>
+        <w:rPr/>
+        <w:t xml:space="preserve"> — Диаграмма классов backend</w:t>
       </w:r>
     </w:p>
     <w:p>
@@ -3901,7 +4002,7 @@
           <wp:inline distT="0" distB="0" distL="0" distR="0">
             <wp:extent cx="5179060" cy="1985645"/>
             <wp:effectExtent l="0" t="0" r="0" b="0"/>
-            <wp:docPr id="3" name="Image3"/>
+            <wp:docPr id="4" name="Image3"/>
             <wp:cNvGraphicFramePr>
               <a:graphicFrameLocks xmlns:a="http://schemas.openxmlformats.org/drawingml/2006/main" noChangeAspect="1"/>
             </wp:cNvGraphicFramePr>
@@ -3909,13 +4010,13 @@
               <a:graphicData uri="http://schemas.openxmlformats.org/drawingml/2006/picture">
                 <pic:pic xmlns:pic="http://schemas.openxmlformats.org/drawingml/2006/picture">
                   <pic:nvPicPr>
-                    <pic:cNvPr id="3" name="Image3"/>
+                    <pic:cNvPr id="4" name="Image3"/>
                     <pic:cNvPicPr>
                       <a:picLocks noChangeAspect="1" noChangeArrowheads="1"/>
                     </pic:cNvPicPr>
                   </pic:nvPicPr>
                   <pic:blipFill>
-                    <a:blip r:embed="rId4"/>
+                    <a:blip r:embed="rId5"/>
                     <a:stretch>
                       <a:fillRect/>
                     </a:stretch>
@@ -3944,7 +4045,15 @@
       </w:pPr>
       <w:r>
         <w:rPr/>
-        <w:t>Рисунок 3 — Диаграмма классов ввода данных и параметров</w:t>
+        <w:t xml:space="preserve">Рисунок </w:t>
+      </w:r>
+      <w:r>
+        <w:rPr/>
+        <w:t>4</w:t>
+      </w:r>
+      <w:r>
+        <w:rPr/>
+        <w:t xml:space="preserve"> — Диаграмма классов ввода данных и параметров</w:t>
       </w:r>
     </w:p>
     <w:p>
@@ -3959,7 +4068,7 @@
           <wp:inline distT="0" distB="0" distL="0" distR="0">
             <wp:extent cx="5523230" cy="2963545"/>
             <wp:effectExtent l="0" t="0" r="0" b="0"/>
-            <wp:docPr id="4" name="Image4"/>
+            <wp:docPr id="5" name="Image4"/>
             <wp:cNvGraphicFramePr>
               <a:graphicFrameLocks xmlns:a="http://schemas.openxmlformats.org/drawingml/2006/main" noChangeAspect="1"/>
             </wp:cNvGraphicFramePr>
@@ -3967,13 +4076,13 @@
               <a:graphicData uri="http://schemas.openxmlformats.org/drawingml/2006/picture">
                 <pic:pic xmlns:pic="http://schemas.openxmlformats.org/drawingml/2006/picture">
                   <pic:nvPicPr>
-                    <pic:cNvPr id="4" name="Image4"/>
+                    <pic:cNvPr id="5" name="Image4"/>
                     <pic:cNvPicPr>
                       <a:picLocks noChangeAspect="1" noChangeArrowheads="1"/>
                     </pic:cNvPicPr>
                   </pic:nvPicPr>
                   <pic:blipFill>
-                    <a:blip r:embed="rId5"/>
+                    <a:blip r:embed="rId6"/>
                     <a:stretch>
                       <a:fillRect/>
                     </a:stretch>
@@ -4002,7 +4111,15 @@
       </w:pPr>
       <w:r>
         <w:rPr/>
-        <w:t>Рисунок 4 — Диаграмма классов главного окна</w:t>
+        <w:t xml:space="preserve">Рисунок </w:t>
+      </w:r>
+      <w:r>
+        <w:rPr/>
+        <w:t>5</w:t>
+      </w:r>
+      <w:r>
+        <w:rPr/>
+        <w:t xml:space="preserve"> — Диаграмма классов главного окна</w:t>
       </w:r>
     </w:p>
     <w:p>
@@ -4017,7 +4134,7 @@
           <wp:inline distT="0" distB="0" distL="0" distR="0">
             <wp:extent cx="5723255" cy="2568575"/>
             <wp:effectExtent l="0" t="0" r="0" b="0"/>
-            <wp:docPr id="5" name="Image5"/>
+            <wp:docPr id="6" name="Image5"/>
             <wp:cNvGraphicFramePr>
               <a:graphicFrameLocks xmlns:a="http://schemas.openxmlformats.org/drawingml/2006/main" noChangeAspect="1"/>
             </wp:cNvGraphicFramePr>
@@ -4025,13 +4142,13 @@
               <a:graphicData uri="http://schemas.openxmlformats.org/drawingml/2006/picture">
                 <pic:pic xmlns:pic="http://schemas.openxmlformats.org/drawingml/2006/picture">
                   <pic:nvPicPr>
-                    <pic:cNvPr id="5" name="Image5"/>
+                    <pic:cNvPr id="6" name="Image5"/>
                     <pic:cNvPicPr>
                       <a:picLocks noChangeAspect="1" noChangeArrowheads="1"/>
                     </pic:cNvPicPr>
                   </pic:nvPicPr>
                   <pic:blipFill>
-                    <a:blip r:embed="rId6"/>
+                    <a:blip r:embed="rId7"/>
                     <a:stretch>
                       <a:fillRect/>
                     </a:stretch>
@@ -4060,13 +4177,21 @@
       </w:pPr>
       <w:r>
         <w:rPr/>
-        <w:t>Рисунок 5 — Общая диаграмма классов программы</w:t>
+        <w:t xml:space="preserve">Рисунок </w:t>
+      </w:r>
+      <w:r>
+        <w:rPr/>
+        <w:t>6</w:t>
+      </w:r>
+      <w:r>
+        <w:rPr/>
+        <w:t xml:space="preserve"> — Общая диаграмма классов программы</w:t>
       </w:r>
     </w:p>
     <w:sectPr>
-      <w:footerReference w:type="even" r:id="rId7"/>
-      <w:footerReference w:type="default" r:id="rId8"/>
-      <w:footerReference w:type="first" r:id="rId9"/>
+      <w:footerReference w:type="even" r:id="rId8"/>
+      <w:footerReference w:type="default" r:id="rId9"/>
+      <w:footerReference w:type="first" r:id="rId10"/>
       <w:type w:val="nextPage"/>
       <w:pgSz w:w="11906" w:h="16838"/>
       <w:pgMar w:left="1701" w:right="850" w:gutter="0" w:header="0" w:top="1134" w:footer="708" w:bottom="1134"/>
@@ -6342,8 +6467,8 @@
       <w:rFonts w:ascii="Liberation Mono" w:hAnsi="Liberation Mono" w:eastAsia="Noto Sans Mono CJK SC" w:cs="Liberation Mono"/>
     </w:rPr>
   </w:style>
-  <w:style w:type="character" w:styleId="Bulletsuser">
-    <w:name w:val="Bullets (user)"/>
+  <w:style w:type="character" w:styleId="Bullets">
+    <w:name w:val="Bullets"/>
     <w:qFormat/>
     <w:rPr>
       <w:rFonts w:ascii="OpenSymbol" w:hAnsi="OpenSymbol" w:eastAsia="OpenSymbol" w:cs="OpenSymbol"/>
@@ -6354,8 +6479,8 @@
     <w:qFormat/>
     <w:rPr/>
   </w:style>
-  <w:style w:type="character" w:styleId="Bullets">
-    <w:name w:val="Bullets"/>
+  <w:style w:type="character" w:styleId="Bulletsuser">
+    <w:name w:val="Bullets (user)"/>
     <w:qFormat/>
     <w:rPr>
       <w:rFonts w:ascii="OpenSymbol" w:hAnsi="OpenSymbol" w:eastAsia="OpenSymbol" w:cs="OpenSymbol"/>
